--- a/Documentation/Analysis/Modeling/Functional Models/Org Staff/org staff use case description.docx
+++ b/Documentation/Analysis/Modeling/Functional Models/Org Staff/org staff use case description.docx
@@ -1,6 +1,6 @@
 
 <file path=word/document.xml><?xml version="1.0" encoding="utf-8"?>
-<w:document xmlns:wpc="http://schemas.microsoft.com/office/word/2010/wordprocessingCanvas" xmlns:cx="http://schemas.microsoft.com/office/drawing/2014/chartex" xmlns:cx1="http://schemas.microsoft.com/office/drawing/2015/9/8/chartex" xmlns:cx2="http://schemas.microsoft.com/office/drawing/2015/10/21/chartex" xmlns:cx3="http://schemas.microsoft.com/office/drawing/2016/5/9/chartex" xmlns:cx4="http://schemas.microsoft.com/office/drawing/2016/5/10/chartex" xmlns:cx5="http://schemas.microsoft.com/office/drawing/2016/5/11/chartex" xmlns:cx6="http://schemas.microsoft.com/office/drawing/2016/5/12/chartex" xmlns:cx7="http://schemas.microsoft.com/office/drawing/2016/5/13/chartex" xmlns:cx8="http://schemas.microsoft.com/office/drawing/2016/5/14/chartex" xmlns:mc="http://schemas.openxmlformats.org/markup-compatibility/2006" xmlns:aink="http://schemas.microsoft.com/office/drawing/2016/ink" xmlns:am3d="http://schemas.microsoft.com/office/drawing/2017/model3d" xmlns:o="urn:schemas-microsoft-com:office:office" xmlns:oel="http://schemas.microsoft.com/office/2019/extlst" xmlns:r="http://schemas.openxmlformats.org/officeDocument/2006/relationships" xmlns:m="http://schemas.openxmlformats.org/officeDocument/2006/math" xmlns:v="urn:schemas-microsoft-com:vml" xmlns:wp14="http://schemas.microsoft.com/office/word/2010/wordprocessingDrawing" xmlns:wp="http://schemas.openxmlformats.org/drawingml/2006/wordprocessingDrawing" xmlns:w10="urn:schemas-microsoft-com:office:word" xmlns:w="http://schemas.openxmlformats.org/wordprocessingml/2006/main" xmlns:w14="http://schemas.microsoft.com/office/word/2010/wordml" xmlns:w15="http://schemas.microsoft.com/office/word/2012/wordml" xmlns:w16cex="http://schemas.microsoft.com/office/word/2018/wordml/cex" xmlns:w16cid="http://schemas.microsoft.com/office/word/2016/wordml/cid" xmlns:w16="http://schemas.microsoft.com/office/word/2018/wordml" xmlns:w16du="http://schemas.microsoft.com/office/word/2023/wordml/word16du" xmlns:w16sdtdh="http://schemas.microsoft.com/office/word/2020/wordml/sdtdatahash" xmlns:w16sdtfl="http://schemas.microsoft.com/office/word/2024/wordml/sdtformatlock" xmlns:w16se="http://schemas.microsoft.com/office/word/2015/wordml/symex" xmlns:wpg="http://schemas.microsoft.com/office/word/2010/wordprocessingGroup" xmlns:wpi="http://schemas.microsoft.com/office/word/2010/wordprocessingInk" xmlns:wne="http://schemas.microsoft.com/office/word/2006/wordml" xmlns:wps="http://schemas.microsoft.com/office/word/2010/wordprocessingShape" mc:Ignorable="w14 w15 w16se w16cid w16 w16cex w16sdtdh w16sdtfl w16du wp14">
+<w:document xmlns:wpc="http://schemas.microsoft.com/office/word/2010/wordprocessingCanvas" xmlns:cx="http://schemas.microsoft.com/office/drawing/2014/chartex" xmlns:cx1="http://schemas.microsoft.com/office/drawing/2015/9/8/chartex" xmlns:cx2="http://schemas.microsoft.com/office/drawing/2015/10/21/chartex" xmlns:cx3="http://schemas.microsoft.com/office/drawing/2016/5/9/chartex" xmlns:cx4="http://schemas.microsoft.com/office/drawing/2016/5/10/chartex" xmlns:cx5="http://schemas.microsoft.com/office/drawing/2016/5/11/chartex" xmlns:cx6="http://schemas.microsoft.com/office/drawing/2016/5/12/chartex" xmlns:cx7="http://schemas.microsoft.com/office/drawing/2016/5/13/chartex" xmlns:cx8="http://schemas.microsoft.com/office/drawing/2016/5/14/chartex" xmlns:mc="http://schemas.openxmlformats.org/markup-compatibility/2006" xmlns:aink="http://schemas.microsoft.com/office/drawing/2016/ink" xmlns:am3d="http://schemas.microsoft.com/office/drawing/2017/model3d" xmlns:o="urn:schemas-microsoft-com:office:office" xmlns:oel="http://schemas.microsoft.com/office/2019/extlst" xmlns:r="http://schemas.openxmlformats.org/officeDocument/2006/relationships" xmlns:m="http://schemas.openxmlformats.org/officeDocument/2006/math" xmlns:v="urn:schemas-microsoft-com:vml" xmlns:wp14="http://schemas.microsoft.com/office/word/2010/wordprocessingDrawing" xmlns:wp="http://schemas.openxmlformats.org/drawingml/2006/wordprocessingDrawing" xmlns:w10="urn:schemas-microsoft-com:office:word" xmlns:w="http://schemas.openxmlformats.org/wordprocessingml/2006/main" xmlns:w14="http://schemas.microsoft.com/office/word/2010/wordml" xmlns:w15="http://schemas.microsoft.com/office/word/2012/wordml" xmlns:w16cex="http://schemas.microsoft.com/office/word/2018/wordml/cex" xmlns:w16cid="http://schemas.microsoft.com/office/word/2016/wordml/cid" xmlns:w16="http://schemas.microsoft.com/office/word/2018/wordml" xmlns:w16sdtdh="http://schemas.microsoft.com/office/word/2020/wordml/sdtdatahash" xmlns:w16se="http://schemas.microsoft.com/office/word/2015/wordml/symex" xmlns:wpg="http://schemas.microsoft.com/office/word/2010/wordprocessingGroup" xmlns:wpi="http://schemas.microsoft.com/office/word/2010/wordprocessingInk" xmlns:wne="http://schemas.microsoft.com/office/word/2006/wordml" xmlns:wps="http://schemas.microsoft.com/office/word/2010/wordprocessingShape" mc:Ignorable="w14 w15 w16se w16cid w16 w16cex w16sdtdh wp14">
   <w:body>
     <w:tbl>
       <w:tblPr>
@@ -11,13 +11,13 @@
         <w:tblLook w:val="04A0" w:firstRow="1" w:lastRow="0" w:firstColumn="1" w:lastColumn="0" w:noHBand="0" w:noVBand="1"/>
       </w:tblPr>
       <w:tblGrid>
-        <w:gridCol w:w="627"/>
-        <w:gridCol w:w="2708"/>
-        <w:gridCol w:w="2790"/>
-        <w:gridCol w:w="484"/>
-        <w:gridCol w:w="1858"/>
-        <w:gridCol w:w="734"/>
-        <w:gridCol w:w="2224"/>
+        <w:gridCol w:w="670"/>
+        <w:gridCol w:w="2697"/>
+        <w:gridCol w:w="2778"/>
+        <w:gridCol w:w="481"/>
+        <w:gridCol w:w="1852"/>
+        <w:gridCol w:w="731"/>
+        <w:gridCol w:w="2216"/>
       </w:tblGrid>
       <w:tr>
         <w:trPr>
@@ -33,7 +33,7 @@
             <w:pPr>
               <w:bidi/>
               <w:rPr>
-                <w:rFonts w:cs="Mj_Casablanca Light"/>
+                <w:rFonts w:ascii="Vazirmatn" w:hAnsi="Vazirmatn" w:cs="Vazirmatn"/>
                 <w:sz w:val="22"/>
                 <w:szCs w:val="22"/>
                 <w:rtl/>
@@ -42,51 +42,29 @@
             </w:pPr>
             <w:r>
               <w:rPr>
-                <w:rFonts w:cs="Mj_Casablanca Light" w:hint="cs"/>
+                <w:rFonts w:ascii="Vazirmatn" w:hAnsi="Vazirmatn" w:cs="Vazirmatn"/>
                 <w:color w:val="0070C0"/>
                 <w:sz w:val="22"/>
                 <w:szCs w:val="22"/>
                 <w:rtl/>
                 <w:lang w:bidi="fa-IR"/>
               </w:rPr>
-              <w:t xml:space="preserve">نام مورد </w:t>
-            </w:r>
-            <w:r>
-              <w:rPr>
-                <w:rFonts w:ascii="Arial" w:hAnsi="Arial" w:cs="Arial" w:hint="cs"/>
+              <w:t xml:space="preserve">نام مورد – كاربرد </w:t>
+            </w:r>
+            <w:r>
+              <w:rPr>
+                <w:rFonts w:ascii="Vazirmatn" w:hAnsi="Vazirmatn" w:cs="Vazirmatn"/>
                 <w:color w:val="0070C0"/>
                 <w:sz w:val="22"/>
                 <w:szCs w:val="22"/>
                 <w:rtl/>
                 <w:lang w:bidi="fa-IR"/>
               </w:rPr>
-              <w:t>–</w:t>
-            </w:r>
-            <w:r>
-              <w:rPr>
-                <w:rFonts w:cs="Mj_Casablanca Light" w:hint="cs"/>
-                <w:color w:val="0070C0"/>
-                <w:sz w:val="22"/>
-                <w:szCs w:val="22"/>
-                <w:rtl/>
-                <w:lang w:bidi="fa-IR"/>
-              </w:rPr>
-              <w:t xml:space="preserve"> كاربرد </w:t>
-            </w:r>
-            <w:r>
-              <w:rPr>
-                <w:rFonts w:cs="Mj_Casablanca Light" w:hint="cs"/>
-                <w:color w:val="0070C0"/>
-                <w:sz w:val="22"/>
-                <w:szCs w:val="22"/>
-                <w:rtl/>
-                <w:lang w:bidi="fa-IR"/>
-              </w:rPr>
               <w:t xml:space="preserve">: </w:t>
             </w:r>
             <w:r>
               <w:rPr>
-                <w:rFonts w:cs="Mj_Casablanca Light" w:hint="cs"/>
+                <w:rFonts w:ascii="Vazirmatn" w:hAnsi="Vazirmatn" w:cs="Vazirmatn"/>
                 <w:sz w:val="22"/>
                 <w:szCs w:val="22"/>
                 <w:rtl/>
@@ -106,14 +84,14 @@
             <w:pPr>
               <w:bidi/>
               <w:rPr>
-                <w:rFonts w:cs="Mj_Casablanca Light"/>
-                <w:sz w:val="22"/>
-                <w:szCs w:val="22"/>
-              </w:rPr>
-            </w:pPr>
-            <w:r>
-              <w:rPr>
-                <w:rFonts w:cs="Mj_Casablanca Light" w:hint="cs"/>
+                <w:rFonts w:ascii="Vazirmatn" w:hAnsi="Vazirmatn" w:cs="Vazirmatn"/>
+                <w:sz w:val="22"/>
+                <w:szCs w:val="22"/>
+              </w:rPr>
+            </w:pPr>
+            <w:r>
+              <w:rPr>
+                <w:rFonts w:ascii="Vazirmatn" w:hAnsi="Vazirmatn" w:cs="Vazirmatn"/>
                 <w:color w:val="0070C0"/>
                 <w:sz w:val="22"/>
                 <w:szCs w:val="22"/>
@@ -123,7 +101,7 @@
             </w:r>
             <w:r>
               <w:rPr>
-                <w:rFonts w:cs="Mj_Casablanca Light" w:hint="cs"/>
+                <w:rFonts w:ascii="Vazirmatn" w:hAnsi="Vazirmatn" w:cs="Vazirmatn"/>
                 <w:color w:val="0070C0"/>
                 <w:sz w:val="22"/>
                 <w:szCs w:val="22"/>
@@ -133,7 +111,7 @@
             </w:r>
             <w:r>
               <w:rPr>
-                <w:rFonts w:cs="Mj_Casablanca Light"/>
+                <w:rFonts w:ascii="Vazirmatn" w:hAnsi="Vazirmatn" w:cs="Vazirmatn"/>
                 <w:sz w:val="22"/>
                 <w:szCs w:val="22"/>
               </w:rPr>
@@ -150,7 +128,7 @@
             <w:pPr>
               <w:bidi/>
               <w:rPr>
-                <w:rFonts w:cs="Mj_Casablanca Light"/>
+                <w:rFonts w:ascii="Vazirmatn" w:hAnsi="Vazirmatn" w:cs="Vazirmatn"/>
                 <w:color w:val="0070C0"/>
                 <w:sz w:val="22"/>
                 <w:szCs w:val="22"/>
@@ -160,7 +138,7 @@
             </w:pPr>
             <w:r>
               <w:rPr>
-                <w:rFonts w:cs="Mj_Casablanca Light" w:hint="cs"/>
+                <w:rFonts w:ascii="Vazirmatn" w:hAnsi="Vazirmatn" w:cs="Vazirmatn"/>
                 <w:color w:val="0070C0"/>
                 <w:sz w:val="22"/>
                 <w:szCs w:val="22"/>
@@ -170,7 +148,7 @@
             </w:r>
             <w:r>
               <w:rPr>
-                <w:rFonts w:cs="Mj_Casablanca Light" w:hint="cs"/>
+                <w:rFonts w:ascii="Vazirmatn" w:hAnsi="Vazirmatn" w:cs="Vazirmatn"/>
                 <w:sz w:val="22"/>
                 <w:szCs w:val="22"/>
                 <w:rtl/>
@@ -195,16 +173,16 @@
             <w:pPr>
               <w:bidi/>
               <w:rPr>
-                <w:rFonts w:cs="Mj_Casablanca Light"/>
-                <w:color w:val="0070C0"/>
-                <w:sz w:val="22"/>
-                <w:szCs w:val="22"/>
-                <w:rtl/>
-              </w:rPr>
-            </w:pPr>
-            <w:r>
-              <w:rPr>
-                <w:rFonts w:cs="Mj_Casablanca Light" w:hint="cs"/>
+                <w:rFonts w:ascii="Vazirmatn" w:hAnsi="Vazirmatn" w:cs="Vazirmatn"/>
+                <w:color w:val="0070C0"/>
+                <w:sz w:val="22"/>
+                <w:szCs w:val="22"/>
+                <w:rtl/>
+              </w:rPr>
+            </w:pPr>
+            <w:r>
+              <w:rPr>
+                <w:rFonts w:ascii="Vazirmatn" w:hAnsi="Vazirmatn" w:cs="Vazirmatn"/>
                 <w:color w:val="0070C0"/>
                 <w:sz w:val="22"/>
                 <w:szCs w:val="22"/>
@@ -214,7 +192,7 @@
             </w:r>
             <w:r>
               <w:rPr>
-                <w:rFonts w:cs="Mj_Casablanca Light" w:hint="cs"/>
+                <w:rFonts w:ascii="Vazirmatn" w:hAnsi="Vazirmatn" w:cs="Vazirmatn"/>
                 <w:sz w:val="22"/>
                 <w:szCs w:val="22"/>
                 <w:rtl/>
@@ -223,7 +201,7 @@
             </w:r>
             <w:r>
               <w:rPr>
-                <w:rFonts w:cs="Mj_Casablanca Light" w:hint="cs"/>
+                <w:rFonts w:ascii="Vazirmatn" w:hAnsi="Vazirmatn" w:cs="Vazirmatn"/>
                 <w:sz w:val="22"/>
                 <w:szCs w:val="22"/>
                 <w:rtl/>
@@ -242,46 +220,26 @@
             <w:pPr>
               <w:bidi/>
               <w:rPr>
-                <w:rFonts w:cs="Mj_Casablanca Light"/>
-                <w:color w:val="0070C0"/>
-                <w:sz w:val="22"/>
-                <w:szCs w:val="22"/>
-                <w:rtl/>
-              </w:rPr>
-            </w:pPr>
-            <w:r>
-              <w:rPr>
-                <w:rFonts w:cs="Mj_Casablanca Light" w:hint="cs"/>
-                <w:color w:val="0070C0"/>
-                <w:sz w:val="22"/>
-                <w:szCs w:val="22"/>
-                <w:rtl/>
-              </w:rPr>
-              <w:t xml:space="preserve">نوع مورد </w:t>
-            </w:r>
-            <w:r>
-              <w:rPr>
-                <w:rFonts w:ascii="Arial" w:hAnsi="Arial" w:cs="Arial" w:hint="cs"/>
-                <w:color w:val="0070C0"/>
-                <w:sz w:val="22"/>
-                <w:szCs w:val="22"/>
-                <w:rtl/>
-              </w:rPr>
-              <w:t>–</w:t>
-            </w:r>
-            <w:r>
-              <w:rPr>
-                <w:rFonts w:cs="Mj_Casablanca Light" w:hint="cs"/>
-                <w:color w:val="0070C0"/>
-                <w:sz w:val="22"/>
-                <w:szCs w:val="22"/>
-                <w:rtl/>
-              </w:rPr>
-              <w:t xml:space="preserve"> كاربردي :</w:t>
-            </w:r>
-            <w:r>
-              <w:rPr>
-                <w:rFonts w:cs="Mj_Casablanca Light" w:hint="cs"/>
+                <w:rFonts w:ascii="Vazirmatn" w:hAnsi="Vazirmatn" w:cs="Vazirmatn"/>
+                <w:color w:val="0070C0"/>
+                <w:sz w:val="22"/>
+                <w:szCs w:val="22"/>
+                <w:rtl/>
+              </w:rPr>
+            </w:pPr>
+            <w:r>
+              <w:rPr>
+                <w:rFonts w:ascii="Vazirmatn" w:hAnsi="Vazirmatn" w:cs="Vazirmatn"/>
+                <w:color w:val="0070C0"/>
+                <w:sz w:val="22"/>
+                <w:szCs w:val="22"/>
+                <w:rtl/>
+              </w:rPr>
+              <w:t>نوع مورد – كاربردي :</w:t>
+            </w:r>
+            <w:r>
+              <w:rPr>
+                <w:rFonts w:ascii="Vazirmatn" w:hAnsi="Vazirmatn" w:cs="Vazirmatn"/>
                 <w:color w:val="0070C0"/>
                 <w:sz w:val="22"/>
                 <w:szCs w:val="22"/>
@@ -291,7 +249,7 @@
             </w:r>
             <w:r>
               <w:rPr>
-                <w:rFonts w:cs="Mj_Casablanca Light" w:hint="cs"/>
+                <w:rFonts w:ascii="Vazirmatn" w:hAnsi="Vazirmatn" w:cs="Vazirmatn"/>
                 <w:sz w:val="22"/>
                 <w:szCs w:val="22"/>
                 <w:rtl/>
@@ -314,16 +272,16 @@
             <w:pPr>
               <w:bidi/>
               <w:rPr>
-                <w:rFonts w:cs="Mj_Casablanca Light"/>
-                <w:color w:val="0070C0"/>
-                <w:sz w:val="22"/>
-                <w:szCs w:val="22"/>
-                <w:rtl/>
-              </w:rPr>
-            </w:pPr>
-            <w:r>
-              <w:rPr>
-                <w:rFonts w:cs="Mj_Casablanca Light" w:hint="cs"/>
+                <w:rFonts w:ascii="Vazirmatn" w:hAnsi="Vazirmatn" w:cs="Vazirmatn"/>
+                <w:color w:val="0070C0"/>
+                <w:sz w:val="22"/>
+                <w:szCs w:val="22"/>
+                <w:rtl/>
+              </w:rPr>
+            </w:pPr>
+            <w:r>
+              <w:rPr>
+                <w:rFonts w:ascii="Vazirmatn" w:hAnsi="Vazirmatn" w:cs="Vazirmatn"/>
                 <w:color w:val="0070C0"/>
                 <w:sz w:val="22"/>
                 <w:szCs w:val="22"/>
@@ -337,39 +295,21 @@
               <w:bidi/>
               <w:ind w:left="360"/>
               <w:rPr>
-                <w:rFonts w:cs="Mj_Casablanca Light"/>
-                <w:color w:val="0070C0"/>
-                <w:sz w:val="22"/>
-                <w:szCs w:val="22"/>
-                <w:rtl/>
-              </w:rPr>
-            </w:pPr>
-            <w:r>
-              <w:rPr>
-                <w:rFonts w:cs="Mj_Casablanca Light" w:hint="cs"/>
-                <w:sz w:val="22"/>
-                <w:szCs w:val="22"/>
-                <w:rtl/>
-              </w:rPr>
-              <w:t xml:space="preserve">كارمندان حضوري </w:t>
-            </w:r>
-            <w:r>
-              <w:rPr>
-                <w:rFonts w:ascii="Arial" w:hAnsi="Arial" w:cs="Arial" w:hint="cs"/>
-                <w:sz w:val="22"/>
-                <w:szCs w:val="22"/>
-                <w:rtl/>
-              </w:rPr>
-              <w:t>–</w:t>
-            </w:r>
-            <w:r>
-              <w:rPr>
-                <w:rFonts w:cs="Mj_Casablanca Light" w:hint="cs"/>
-                <w:sz w:val="22"/>
-                <w:szCs w:val="22"/>
-                <w:rtl/>
-              </w:rPr>
-              <w:t xml:space="preserve"> مي توانند با نام كاربري و رمز عبور يا نام كاربري و ارسال رمز از طريق پيامك وارد شوند</w:t>
+                <w:rFonts w:ascii="Vazirmatn" w:hAnsi="Vazirmatn" w:cs="Vazirmatn"/>
+                <w:color w:val="0070C0"/>
+                <w:sz w:val="22"/>
+                <w:szCs w:val="22"/>
+                <w:rtl/>
+              </w:rPr>
+            </w:pPr>
+            <w:r>
+              <w:rPr>
+                <w:rFonts w:ascii="Vazirmatn" w:hAnsi="Vazirmatn" w:cs="Vazirmatn"/>
+                <w:sz w:val="22"/>
+                <w:szCs w:val="22"/>
+                <w:rtl/>
+              </w:rPr>
+              <w:t>كارمندان حضوري – مي توانند با نام كاربري و رمز عبور يا نام كاربري و ارسال رمز از طريق پيامك وارد شوند</w:t>
             </w:r>
           </w:p>
         </w:tc>
@@ -387,16 +327,16 @@
             <w:pPr>
               <w:bidi/>
               <w:rPr>
-                <w:rFonts w:cs="Mj_Casablanca Light"/>
-                <w:color w:val="0070C0"/>
-                <w:sz w:val="22"/>
-                <w:szCs w:val="22"/>
-                <w:rtl/>
-              </w:rPr>
-            </w:pPr>
-            <w:r>
-              <w:rPr>
-                <w:rFonts w:cs="Mj_Casablanca Light" w:hint="cs"/>
+                <w:rFonts w:ascii="Vazirmatn" w:hAnsi="Vazirmatn" w:cs="Vazirmatn"/>
+                <w:color w:val="0070C0"/>
+                <w:sz w:val="22"/>
+                <w:szCs w:val="22"/>
+                <w:rtl/>
+              </w:rPr>
+            </w:pPr>
+            <w:r>
+              <w:rPr>
+                <w:rFonts w:ascii="Vazirmatn" w:hAnsi="Vazirmatn" w:cs="Vazirmatn"/>
                 <w:color w:val="0070C0"/>
                 <w:sz w:val="22"/>
                 <w:szCs w:val="22"/>
@@ -410,16 +350,16 @@
               <w:bidi/>
               <w:ind w:left="784" w:hanging="424"/>
               <w:rPr>
-                <w:rFonts w:cs="Mj_Casablanca Light"/>
-                <w:color w:val="0070C0"/>
-                <w:sz w:val="22"/>
-                <w:szCs w:val="22"/>
-                <w:rtl/>
-              </w:rPr>
-            </w:pPr>
-            <w:r>
-              <w:rPr>
-                <w:rFonts w:cs="Mj_Casablanca Light" w:hint="cs"/>
+                <w:rFonts w:ascii="Vazirmatn" w:hAnsi="Vazirmatn" w:cs="Vazirmatn"/>
+                <w:color w:val="0070C0"/>
+                <w:sz w:val="22"/>
+                <w:szCs w:val="22"/>
+                <w:rtl/>
+              </w:rPr>
+            </w:pPr>
+            <w:r>
+              <w:rPr>
+                <w:rFonts w:ascii="Vazirmatn" w:hAnsi="Vazirmatn" w:cs="Vazirmatn"/>
                 <w:sz w:val="22"/>
                 <w:szCs w:val="22"/>
                 <w:rtl/>
@@ -443,15 +383,15 @@
             <w:pPr>
               <w:bidi/>
               <w:rPr>
-                <w:rFonts w:cs="Mj_Casablanca Light"/>
-                <w:sz w:val="22"/>
-                <w:szCs w:val="22"/>
-                <w:rtl/>
-              </w:rPr>
-            </w:pPr>
-            <w:r>
-              <w:rPr>
-                <w:rFonts w:cs="Mj_Casablanca Light" w:hint="cs"/>
+                <w:rFonts w:ascii="Vazirmatn" w:hAnsi="Vazirmatn" w:cs="Vazirmatn"/>
+                <w:sz w:val="22"/>
+                <w:szCs w:val="22"/>
+                <w:rtl/>
+              </w:rPr>
+            </w:pPr>
+            <w:r>
+              <w:rPr>
+                <w:rFonts w:ascii="Vazirmatn" w:hAnsi="Vazirmatn" w:cs="Vazirmatn"/>
                 <w:color w:val="0070C0"/>
                 <w:sz w:val="22"/>
                 <w:szCs w:val="22"/>
@@ -461,7 +401,7 @@
             </w:r>
             <w:r>
               <w:rPr>
-                <w:rFonts w:cs="Mj_Casablanca Light" w:hint="cs"/>
+                <w:rFonts w:ascii="Vazirmatn" w:hAnsi="Vazirmatn" w:cs="Vazirmatn"/>
                 <w:sz w:val="22"/>
                 <w:szCs w:val="22"/>
                 <w:rtl/>
@@ -470,7 +410,7 @@
             </w:r>
             <w:r>
               <w:rPr>
-                <w:rFonts w:cs="Mj_Casablanca Light" w:hint="cs"/>
+                <w:rFonts w:ascii="Vazirmatn" w:hAnsi="Vazirmatn" w:cs="Vazirmatn"/>
                 <w:sz w:val="22"/>
                 <w:szCs w:val="22"/>
                 <w:rtl/>
@@ -489,16 +429,16 @@
             <w:pPr>
               <w:bidi/>
               <w:rPr>
-                <w:rFonts w:cs="Mj_Casablanca Light"/>
-                <w:color w:val="0070C0"/>
-                <w:sz w:val="22"/>
-                <w:szCs w:val="22"/>
-                <w:rtl/>
-              </w:rPr>
-            </w:pPr>
-            <w:r>
-              <w:rPr>
-                <w:rFonts w:cs="Mj_Casablanca Light" w:hint="cs"/>
+                <w:rFonts w:ascii="Vazirmatn" w:hAnsi="Vazirmatn" w:cs="Vazirmatn"/>
+                <w:color w:val="0070C0"/>
+                <w:sz w:val="22"/>
+                <w:szCs w:val="22"/>
+                <w:rtl/>
+              </w:rPr>
+            </w:pPr>
+            <w:r>
+              <w:rPr>
+                <w:rFonts w:ascii="Vazirmatn" w:hAnsi="Vazirmatn" w:cs="Vazirmatn"/>
                 <w:color w:val="0070C0"/>
                 <w:sz w:val="22"/>
                 <w:szCs w:val="22"/>
@@ -508,7 +448,7 @@
             </w:r>
             <w:r>
               <w:rPr>
-                <w:rFonts w:cs="Mj_Casablanca Light" w:hint="cs"/>
+                <w:rFonts w:ascii="Vazirmatn" w:hAnsi="Vazirmatn" w:cs="Vazirmatn"/>
                 <w:sz w:val="22"/>
                 <w:szCs w:val="22"/>
                 <w:rtl/>
@@ -517,7 +457,7 @@
             </w:r>
             <w:r>
               <w:rPr>
-                <w:rFonts w:cs="Mj_Casablanca Light" w:hint="cs"/>
+                <w:rFonts w:ascii="Vazirmatn" w:hAnsi="Vazirmatn" w:cs="Vazirmatn"/>
                 <w:sz w:val="22"/>
                 <w:szCs w:val="22"/>
                 <w:rtl/>
@@ -540,16 +480,16 @@
             <w:pPr>
               <w:bidi/>
               <w:rPr>
-                <w:rFonts w:cs="Mj_Casablanca Light"/>
-                <w:color w:val="0070C0"/>
-                <w:sz w:val="22"/>
-                <w:szCs w:val="22"/>
-                <w:rtl/>
-              </w:rPr>
-            </w:pPr>
-            <w:r>
-              <w:rPr>
-                <w:rFonts w:cs="Mj_Casablanca Light" w:hint="cs"/>
+                <w:rFonts w:ascii="Vazirmatn" w:hAnsi="Vazirmatn" w:cs="Vazirmatn"/>
+                <w:color w:val="0070C0"/>
+                <w:sz w:val="22"/>
+                <w:szCs w:val="22"/>
+                <w:rtl/>
+              </w:rPr>
+            </w:pPr>
+            <w:r>
+              <w:rPr>
+                <w:rFonts w:ascii="Vazirmatn" w:hAnsi="Vazirmatn" w:cs="Vazirmatn"/>
                 <w:color w:val="0070C0"/>
                 <w:sz w:val="22"/>
                 <w:szCs w:val="22"/>
@@ -568,7 +508,7 @@
             <w:pPr>
               <w:bidi/>
               <w:rPr>
-                <w:rFonts w:cs="Mj_Casablanca Light"/>
+                <w:rFonts w:ascii="Vazirmatn" w:hAnsi="Vazirmatn" w:cs="Vazirmatn"/>
                 <w:color w:val="0070C0"/>
                 <w:sz w:val="22"/>
                 <w:szCs w:val="22"/>
@@ -578,7 +518,7 @@
             </w:pPr>
             <w:r>
               <w:rPr>
-                <w:rFonts w:cs="Mj_Casablanca Light" w:hint="cs"/>
+                <w:rFonts w:ascii="Vazirmatn" w:hAnsi="Vazirmatn" w:cs="Vazirmatn"/>
                 <w:color w:val="0070C0"/>
                 <w:sz w:val="22"/>
                 <w:szCs w:val="22"/>
@@ -588,7 +528,7 @@
             </w:r>
             <w:r>
               <w:rPr>
-                <w:rFonts w:cs="Mj_Casablanca Light" w:hint="cs"/>
+                <w:rFonts w:ascii="Vazirmatn" w:hAnsi="Vazirmatn" w:cs="Vazirmatn"/>
                 <w:color w:val="0070C0"/>
                 <w:sz w:val="22"/>
                 <w:szCs w:val="22"/>
@@ -598,7 +538,7 @@
             </w:r>
             <w:r>
               <w:rPr>
-                <w:rFonts w:cs="Mj_Casablanca Light" w:hint="cs"/>
+                <w:rFonts w:ascii="Vazirmatn" w:hAnsi="Vazirmatn" w:cs="Vazirmatn"/>
                 <w:sz w:val="22"/>
                 <w:szCs w:val="22"/>
                 <w:rtl/>
@@ -616,16 +556,16 @@
             <w:pPr>
               <w:bidi/>
               <w:rPr>
-                <w:rFonts w:cs="Mj_Casablanca Light"/>
-                <w:color w:val="0070C0"/>
-                <w:sz w:val="22"/>
-                <w:szCs w:val="22"/>
-                <w:rtl/>
-              </w:rPr>
-            </w:pPr>
-            <w:r>
-              <w:rPr>
-                <w:rFonts w:cs="Mj_Casablanca Light" w:hint="cs"/>
+                <w:rFonts w:ascii="Vazirmatn" w:hAnsi="Vazirmatn" w:cs="Vazirmatn"/>
+                <w:color w:val="0070C0"/>
+                <w:sz w:val="22"/>
+                <w:szCs w:val="22"/>
+                <w:rtl/>
+              </w:rPr>
+            </w:pPr>
+            <w:r>
+              <w:rPr>
+                <w:rFonts w:ascii="Vazirmatn" w:hAnsi="Vazirmatn" w:cs="Vazirmatn"/>
                 <w:color w:val="0070C0"/>
                 <w:sz w:val="22"/>
                 <w:szCs w:val="22"/>
@@ -635,7 +575,7 @@
             </w:r>
             <w:r>
               <w:rPr>
-                <w:rFonts w:cs="Mj_Casablanca Light" w:hint="cs"/>
+                <w:rFonts w:ascii="Vazirmatn" w:hAnsi="Vazirmatn" w:cs="Vazirmatn"/>
                 <w:color w:val="0070C0"/>
                 <w:sz w:val="22"/>
                 <w:szCs w:val="22"/>
@@ -655,16 +595,16 @@
             <w:pPr>
               <w:bidi/>
               <w:rPr>
-                <w:rFonts w:cs="Mj_Casablanca Light"/>
-                <w:color w:val="0070C0"/>
-                <w:sz w:val="22"/>
-                <w:szCs w:val="22"/>
-                <w:rtl/>
-              </w:rPr>
-            </w:pPr>
-            <w:r>
-              <w:rPr>
-                <w:rFonts w:cs="Mj_Casablanca Light" w:hint="cs"/>
+                <w:rFonts w:ascii="Vazirmatn" w:hAnsi="Vazirmatn" w:cs="Vazirmatn"/>
+                <w:color w:val="0070C0"/>
+                <w:sz w:val="22"/>
+                <w:szCs w:val="22"/>
+                <w:rtl/>
+              </w:rPr>
+            </w:pPr>
+            <w:r>
+              <w:rPr>
+                <w:rFonts w:ascii="Vazirmatn" w:hAnsi="Vazirmatn" w:cs="Vazirmatn"/>
                 <w:color w:val="0070C0"/>
                 <w:sz w:val="22"/>
                 <w:szCs w:val="22"/>
@@ -674,7 +614,7 @@
             </w:r>
             <w:r>
               <w:rPr>
-                <w:rFonts w:cs="Mj_Casablanca Light" w:hint="cs"/>
+                <w:rFonts w:ascii="Vazirmatn" w:hAnsi="Vazirmatn" w:cs="Vazirmatn"/>
                 <w:sz w:val="22"/>
                 <w:szCs w:val="22"/>
                 <w:rtl/>
@@ -693,16 +633,16 @@
             <w:pPr>
               <w:bidi/>
               <w:rPr>
-                <w:rFonts w:cs="Mj_Casablanca Light"/>
-                <w:color w:val="0070C0"/>
-                <w:sz w:val="22"/>
-                <w:szCs w:val="22"/>
-                <w:rtl/>
-              </w:rPr>
-            </w:pPr>
-            <w:r>
-              <w:rPr>
-                <w:rFonts w:cs="Mj_Casablanca Light" w:hint="cs"/>
+                <w:rFonts w:ascii="Vazirmatn" w:hAnsi="Vazirmatn" w:cs="Vazirmatn"/>
+                <w:color w:val="0070C0"/>
+                <w:sz w:val="22"/>
+                <w:szCs w:val="22"/>
+                <w:rtl/>
+              </w:rPr>
+            </w:pPr>
+            <w:r>
+              <w:rPr>
+                <w:rFonts w:ascii="Vazirmatn" w:hAnsi="Vazirmatn" w:cs="Vazirmatn"/>
                 <w:color w:val="0070C0"/>
                 <w:sz w:val="22"/>
                 <w:szCs w:val="22"/>
@@ -712,7 +652,7 @@
             </w:r>
             <w:r>
               <w:rPr>
-                <w:rFonts w:cs="Mj_Casablanca Light" w:hint="cs"/>
+                <w:rFonts w:ascii="Vazirmatn" w:hAnsi="Vazirmatn" w:cs="Vazirmatn"/>
                 <w:color w:val="0070C0"/>
                 <w:sz w:val="22"/>
                 <w:szCs w:val="22"/>
@@ -736,16 +676,16 @@
             <w:pPr>
               <w:bidi/>
               <w:rPr>
-                <w:rFonts w:cs="Mj_Casablanca Light"/>
-                <w:color w:val="0070C0"/>
-                <w:sz w:val="22"/>
-                <w:szCs w:val="22"/>
-                <w:rtl/>
-              </w:rPr>
-            </w:pPr>
-            <w:r>
-              <w:rPr>
-                <w:rFonts w:cs="Mj_Casablanca Light" w:hint="cs"/>
+                <w:rFonts w:ascii="Vazirmatn" w:hAnsi="Vazirmatn" w:cs="Vazirmatn"/>
+                <w:color w:val="0070C0"/>
+                <w:sz w:val="22"/>
+                <w:szCs w:val="22"/>
+                <w:rtl/>
+              </w:rPr>
+            </w:pPr>
+            <w:r>
+              <w:rPr>
+                <w:rFonts w:ascii="Vazirmatn" w:hAnsi="Vazirmatn" w:cs="Vazirmatn"/>
                 <w:color w:val="0070C0"/>
                 <w:sz w:val="22"/>
                 <w:szCs w:val="22"/>
@@ -763,14 +703,14 @@
               </w:numPr>
               <w:bidi/>
               <w:rPr>
-                <w:rFonts w:cs="Mj_Casablanca Light"/>
-                <w:sz w:val="22"/>
-                <w:szCs w:val="22"/>
-              </w:rPr>
-            </w:pPr>
-            <w:r>
-              <w:rPr>
-                <w:rFonts w:cs="Mj_Casablanca Light" w:hint="cs"/>
+                <w:rFonts w:ascii="Vazirmatn" w:hAnsi="Vazirmatn" w:cs="Vazirmatn"/>
+                <w:sz w:val="22"/>
+                <w:szCs w:val="22"/>
+              </w:rPr>
+            </w:pPr>
+            <w:r>
+              <w:rPr>
+                <w:rFonts w:ascii="Vazirmatn" w:hAnsi="Vazirmatn" w:cs="Vazirmatn"/>
                 <w:sz w:val="22"/>
                 <w:szCs w:val="22"/>
                 <w:rtl/>
@@ -788,14 +728,14 @@
               </w:numPr>
               <w:bidi/>
               <w:rPr>
-                <w:rFonts w:cs="Mj_Casablanca Light"/>
-                <w:sz w:val="22"/>
-                <w:szCs w:val="22"/>
-              </w:rPr>
-            </w:pPr>
-            <w:r>
-              <w:rPr>
-                <w:rFonts w:cs="Mj_Casablanca Light" w:hint="cs"/>
+                <w:rFonts w:ascii="Vazirmatn" w:hAnsi="Vazirmatn" w:cs="Vazirmatn"/>
+                <w:sz w:val="22"/>
+                <w:szCs w:val="22"/>
+              </w:rPr>
+            </w:pPr>
+            <w:r>
+              <w:rPr>
+                <w:rFonts w:ascii="Vazirmatn" w:hAnsi="Vazirmatn" w:cs="Vazirmatn"/>
                 <w:sz w:val="22"/>
                 <w:szCs w:val="22"/>
                 <w:rtl/>
@@ -813,14 +753,14 @@
               </w:numPr>
               <w:bidi/>
               <w:rPr>
-                <w:rFonts w:cs="Mj_Casablanca Light"/>
-                <w:sz w:val="22"/>
-                <w:szCs w:val="22"/>
-              </w:rPr>
-            </w:pPr>
-            <w:r>
-              <w:rPr>
-                <w:rFonts w:cs="Mj_Casablanca Light" w:hint="cs"/>
+                <w:rFonts w:ascii="Vazirmatn" w:hAnsi="Vazirmatn" w:cs="Vazirmatn"/>
+                <w:sz w:val="22"/>
+                <w:szCs w:val="22"/>
+              </w:rPr>
+            </w:pPr>
+            <w:r>
+              <w:rPr>
+                <w:rFonts w:ascii="Vazirmatn" w:hAnsi="Vazirmatn" w:cs="Vazirmatn"/>
                 <w:sz w:val="22"/>
                 <w:szCs w:val="22"/>
                 <w:rtl/>
@@ -838,14 +778,14 @@
               <w:bidi/>
               <w:ind w:left="964" w:hanging="244"/>
               <w:rPr>
-                <w:rFonts w:cs="Mj_Casablanca Light"/>
-                <w:sz w:val="22"/>
-                <w:szCs w:val="22"/>
-              </w:rPr>
-            </w:pPr>
-            <w:r>
-              <w:rPr>
-                <w:rFonts w:cs="Mj_Casablanca Light" w:hint="cs"/>
+                <w:rFonts w:ascii="Vazirmatn" w:hAnsi="Vazirmatn" w:cs="Vazirmatn"/>
+                <w:sz w:val="22"/>
+                <w:szCs w:val="22"/>
+              </w:rPr>
+            </w:pPr>
+            <w:r>
+              <w:rPr>
+                <w:rFonts w:ascii="Vazirmatn" w:hAnsi="Vazirmatn" w:cs="Vazirmatn"/>
                 <w:sz w:val="22"/>
                 <w:szCs w:val="22"/>
                 <w:rtl/>
@@ -863,14 +803,14 @@
               <w:bidi/>
               <w:ind w:left="1234" w:hanging="270"/>
               <w:rPr>
-                <w:rFonts w:cs="Mj_Casablanca Light"/>
-                <w:sz w:val="22"/>
-                <w:szCs w:val="22"/>
-              </w:rPr>
-            </w:pPr>
-            <w:r>
-              <w:rPr>
-                <w:rFonts w:cs="Mj_Casablanca Light" w:hint="cs"/>
+                <w:rFonts w:ascii="Vazirmatn" w:hAnsi="Vazirmatn" w:cs="Vazirmatn"/>
+                <w:sz w:val="22"/>
+                <w:szCs w:val="22"/>
+              </w:rPr>
+            </w:pPr>
+            <w:r>
+              <w:rPr>
+                <w:rFonts w:ascii="Vazirmatn" w:hAnsi="Vazirmatn" w:cs="Vazirmatn"/>
                 <w:sz w:val="22"/>
                 <w:szCs w:val="22"/>
                 <w:rtl/>
@@ -888,14 +828,14 @@
               <w:bidi/>
               <w:ind w:left="964" w:hanging="270"/>
               <w:rPr>
-                <w:rFonts w:cs="Mj_Casablanca Light"/>
-                <w:sz w:val="22"/>
-                <w:szCs w:val="22"/>
-              </w:rPr>
-            </w:pPr>
-            <w:r>
-              <w:rPr>
-                <w:rFonts w:cs="Mj_Casablanca Light" w:hint="cs"/>
+                <w:rFonts w:ascii="Vazirmatn" w:hAnsi="Vazirmatn" w:cs="Vazirmatn"/>
+                <w:sz w:val="22"/>
+                <w:szCs w:val="22"/>
+              </w:rPr>
+            </w:pPr>
+            <w:r>
+              <w:rPr>
+                <w:rFonts w:ascii="Vazirmatn" w:hAnsi="Vazirmatn" w:cs="Vazirmatn"/>
                 <w:sz w:val="22"/>
                 <w:szCs w:val="22"/>
                 <w:rtl/>
@@ -913,15 +853,15 @@
               <w:bidi/>
               <w:ind w:left="1234" w:hanging="270"/>
               <w:rPr>
-                <w:rFonts w:cs="Mj_Casablanca Light"/>
-                <w:color w:val="0070C0"/>
-                <w:sz w:val="22"/>
-                <w:szCs w:val="22"/>
-              </w:rPr>
-            </w:pPr>
-            <w:r>
-              <w:rPr>
-                <w:rFonts w:cs="Mj_Casablanca Light" w:hint="cs"/>
+                <w:rFonts w:ascii="Vazirmatn" w:hAnsi="Vazirmatn" w:cs="Vazirmatn"/>
+                <w:color w:val="0070C0"/>
+                <w:sz w:val="22"/>
+                <w:szCs w:val="22"/>
+              </w:rPr>
+            </w:pPr>
+            <w:r>
+              <w:rPr>
+                <w:rFonts w:ascii="Vazirmatn" w:hAnsi="Vazirmatn" w:cs="Vazirmatn"/>
                 <w:sz w:val="22"/>
                 <w:szCs w:val="22"/>
                 <w:rtl/>
@@ -944,16 +884,16 @@
             <w:pPr>
               <w:bidi/>
               <w:rPr>
-                <w:rFonts w:cs="Mj_Casablanca Light"/>
-                <w:color w:val="0070C0"/>
-                <w:sz w:val="22"/>
-                <w:szCs w:val="22"/>
-                <w:rtl/>
-              </w:rPr>
-            </w:pPr>
-            <w:r>
-              <w:rPr>
-                <w:rFonts w:cs="Mj_Casablanca Light" w:hint="cs"/>
+                <w:rFonts w:ascii="Vazirmatn" w:hAnsi="Vazirmatn" w:cs="Vazirmatn"/>
+                <w:color w:val="0070C0"/>
+                <w:sz w:val="22"/>
+                <w:szCs w:val="22"/>
+                <w:rtl/>
+              </w:rPr>
+            </w:pPr>
+            <w:r>
+              <w:rPr>
+                <w:rFonts w:ascii="Vazirmatn" w:hAnsi="Vazirmatn" w:cs="Vazirmatn"/>
                 <w:color w:val="0070C0"/>
                 <w:sz w:val="22"/>
                 <w:szCs w:val="22"/>
@@ -973,14 +913,14 @@
               <w:spacing w:after="160" w:line="278" w:lineRule="auto"/>
               <w:ind w:left="694" w:hanging="270"/>
               <w:rPr>
-                <w:rFonts w:cs="Mj_Casablanca Light"/>
-                <w:sz w:val="22"/>
-                <w:szCs w:val="22"/>
-              </w:rPr>
-            </w:pPr>
-            <w:r>
-              <w:rPr>
-                <w:rFonts w:cs="Mj_Casablanca Light" w:hint="cs"/>
+                <w:rFonts w:ascii="Vazirmatn" w:hAnsi="Vazirmatn" w:cs="Vazirmatn"/>
+                <w:sz w:val="22"/>
+                <w:szCs w:val="22"/>
+              </w:rPr>
+            </w:pPr>
+            <w:r>
+              <w:rPr>
+                <w:rFonts w:ascii="Vazirmatn" w:hAnsi="Vazirmatn" w:cs="Vazirmatn"/>
                 <w:sz w:val="22"/>
                 <w:szCs w:val="22"/>
                 <w:rtl/>
@@ -990,7 +930,7 @@
             </w:r>
             <w:r>
               <w:rPr>
-                <w:rFonts w:cs="Mj_Casablanca Light" w:hint="cs"/>
+                <w:rFonts w:ascii="Vazirmatn" w:hAnsi="Vazirmatn" w:cs="Vazirmatn"/>
                 <w:sz w:val="22"/>
                 <w:szCs w:val="22"/>
                 <w:rtl/>
@@ -1010,16 +950,16 @@
               <w:spacing w:after="160" w:line="278" w:lineRule="auto"/>
               <w:ind w:left="964" w:hanging="270"/>
               <w:rPr>
-                <w:rFonts w:cs="Mj_Casablanca Light"/>
-                <w:color w:val="0070C0"/>
-                <w:sz w:val="22"/>
-                <w:szCs w:val="22"/>
-                <w:rtl/>
-              </w:rPr>
-            </w:pPr>
-            <w:r>
-              <w:rPr>
-                <w:rFonts w:cs="Mj_Casablanca Light" w:hint="cs"/>
+                <w:rFonts w:ascii="Vazirmatn" w:hAnsi="Vazirmatn" w:cs="Vazirmatn"/>
+                <w:color w:val="0070C0"/>
+                <w:sz w:val="22"/>
+                <w:szCs w:val="22"/>
+                <w:rtl/>
+              </w:rPr>
+            </w:pPr>
+            <w:r>
+              <w:rPr>
+                <w:rFonts w:ascii="Vazirmatn" w:hAnsi="Vazirmatn" w:cs="Vazirmatn"/>
                 <w:sz w:val="22"/>
                 <w:szCs w:val="22"/>
                 <w:rtl/>
@@ -1028,7 +968,7 @@
             </w:r>
             <w:r>
               <w:rPr>
-                <w:rFonts w:cs="Mj_Casablanca Light" w:hint="cs"/>
+                <w:rFonts w:ascii="Vazirmatn" w:hAnsi="Vazirmatn" w:cs="Vazirmatn"/>
                 <w:sz w:val="22"/>
                 <w:szCs w:val="22"/>
                 <w:rtl/>
@@ -1051,16 +991,16 @@
             <w:pPr>
               <w:bidi/>
               <w:rPr>
-                <w:rFonts w:cs="Mj_Casablanca Light"/>
-                <w:color w:val="0070C0"/>
-                <w:sz w:val="22"/>
-                <w:szCs w:val="22"/>
-                <w:rtl/>
-              </w:rPr>
-            </w:pPr>
-            <w:r>
-              <w:rPr>
-                <w:rFonts w:cs="Mj_Casablanca Light" w:hint="cs"/>
+                <w:rFonts w:ascii="Vazirmatn" w:hAnsi="Vazirmatn" w:cs="Vazirmatn"/>
+                <w:color w:val="0070C0"/>
+                <w:sz w:val="22"/>
+                <w:szCs w:val="22"/>
+                <w:rtl/>
+              </w:rPr>
+            </w:pPr>
+            <w:r>
+              <w:rPr>
+                <w:rFonts w:ascii="Vazirmatn" w:hAnsi="Vazirmatn" w:cs="Vazirmatn"/>
                 <w:color w:val="0070C0"/>
                 <w:sz w:val="22"/>
                 <w:szCs w:val="22"/>
@@ -1076,7 +1016,7 @@
       <w:pPr>
         <w:bidi/>
         <w:rPr>
-          <w:rFonts w:cs="Mj_Casablanca Light"/>
+          <w:rFonts w:ascii="Vazirmatn" w:hAnsi="Vazirmatn" w:cs="Vazirmatn"/>
           <w:color w:val="0070C0"/>
           <w:sz w:val="22"/>
           <w:szCs w:val="22"/>
@@ -1086,7 +1026,7 @@
     <w:p>
       <w:pPr>
         <w:rPr>
-          <w:rFonts w:cs="Mj_Casablanca Light"/>
+          <w:rFonts w:ascii="Vazirmatn" w:hAnsi="Vazirmatn" w:cs="Vazirmatn"/>
           <w:color w:val="0070C0"/>
           <w:sz w:val="22"/>
           <w:szCs w:val="22"/>
@@ -1094,7 +1034,7 @@
       </w:pPr>
       <w:r>
         <w:rPr>
-          <w:rFonts w:cs="Mj_Casablanca Light"/>
+          <w:rFonts w:ascii="Vazirmatn" w:hAnsi="Vazirmatn" w:cs="Vazirmatn"/>
           <w:color w:val="0070C0"/>
           <w:sz w:val="22"/>
           <w:szCs w:val="22"/>
@@ -1111,13 +1051,13 @@
         <w:tblLook w:val="04A0" w:firstRow="1" w:lastRow="0" w:firstColumn="1" w:lastColumn="0" w:noHBand="0" w:noVBand="1"/>
       </w:tblPr>
       <w:tblGrid>
-        <w:gridCol w:w="627"/>
-        <w:gridCol w:w="2708"/>
-        <w:gridCol w:w="2790"/>
-        <w:gridCol w:w="484"/>
-        <w:gridCol w:w="1858"/>
-        <w:gridCol w:w="734"/>
-        <w:gridCol w:w="2224"/>
+        <w:gridCol w:w="670"/>
+        <w:gridCol w:w="2697"/>
+        <w:gridCol w:w="2778"/>
+        <w:gridCol w:w="481"/>
+        <w:gridCol w:w="1852"/>
+        <w:gridCol w:w="731"/>
+        <w:gridCol w:w="2216"/>
       </w:tblGrid>
       <w:tr>
         <w:trPr>
@@ -1133,7 +1073,7 @@
             <w:pPr>
               <w:bidi/>
               <w:rPr>
-                <w:rFonts w:cs="Mj_Casablanca Light"/>
+                <w:rFonts w:ascii="Vazirmatn" w:hAnsi="Vazirmatn" w:cs="Vazirmatn"/>
                 <w:sz w:val="22"/>
                 <w:szCs w:val="22"/>
                 <w:rtl/>
@@ -1142,7 +1082,7 @@
             </w:pPr>
             <w:r>
               <w:rPr>
-                <w:rFonts w:cs="Mj_Casablanca Light" w:hint="cs"/>
+                <w:rFonts w:ascii="Vazirmatn" w:hAnsi="Vazirmatn" w:cs="Vazirmatn"/>
                 <w:color w:val="0070C0"/>
                 <w:sz w:val="22"/>
                 <w:szCs w:val="22"/>
@@ -1150,44 +1090,11 @@
                 <w:lang w:bidi="fa-IR"/>
               </w:rPr>
               <w:lastRenderedPageBreak/>
-              <w:t xml:space="preserve">نام مورد </w:t>
-            </w:r>
-            <w:r>
-              <w:rPr>
-                <w:rFonts w:ascii="Arial" w:hAnsi="Arial" w:cs="Arial" w:hint="cs"/>
-                <w:color w:val="0070C0"/>
-                <w:sz w:val="22"/>
-                <w:szCs w:val="22"/>
-                <w:rtl/>
-                <w:lang w:bidi="fa-IR"/>
-              </w:rPr>
-              <w:t>–</w:t>
-            </w:r>
-            <w:r>
-              <w:rPr>
-                <w:rFonts w:cs="Mj_Casablanca Light" w:hint="cs"/>
-                <w:color w:val="0070C0"/>
-                <w:sz w:val="22"/>
-                <w:szCs w:val="22"/>
-                <w:rtl/>
-                <w:lang w:bidi="fa-IR"/>
-              </w:rPr>
-              <w:t xml:space="preserve"> كاربرد </w:t>
-            </w:r>
-            <w:r>
-              <w:rPr>
-                <w:rFonts w:cs="Mj_Casablanca Light" w:hint="cs"/>
-                <w:color w:val="0070C0"/>
-                <w:sz w:val="22"/>
-                <w:szCs w:val="22"/>
-                <w:rtl/>
-                <w:lang w:bidi="fa-IR"/>
-              </w:rPr>
-              <w:t xml:space="preserve">: </w:t>
-            </w:r>
-            <w:r>
-              <w:rPr>
-                <w:rFonts w:cs="Mj_Casablanca Light" w:hint="cs"/>
+              <w:t xml:space="preserve">نام مورد – كاربرد : </w:t>
+            </w:r>
+            <w:r>
+              <w:rPr>
+                <w:rFonts w:ascii="Vazirmatn" w:hAnsi="Vazirmatn" w:cs="Vazirmatn"/>
                 <w:sz w:val="22"/>
                 <w:szCs w:val="22"/>
                 <w:rtl/>
@@ -1207,34 +1114,24 @@
             <w:pPr>
               <w:bidi/>
               <w:rPr>
-                <w:rFonts w:cs="Mj_Casablanca Light"/>
-                <w:sz w:val="22"/>
-                <w:szCs w:val="22"/>
-              </w:rPr>
-            </w:pPr>
-            <w:r>
-              <w:rPr>
-                <w:rFonts w:cs="Mj_Casablanca Light" w:hint="cs"/>
-                <w:color w:val="0070C0"/>
-                <w:sz w:val="22"/>
-                <w:szCs w:val="22"/>
-                <w:rtl/>
-              </w:rPr>
-              <w:t>شماره شناسايي :</w:t>
-            </w:r>
-            <w:r>
-              <w:rPr>
-                <w:rFonts w:cs="Mj_Casablanca Light" w:hint="cs"/>
-                <w:color w:val="0070C0"/>
-                <w:sz w:val="22"/>
-                <w:szCs w:val="22"/>
-                <w:rtl/>
-              </w:rPr>
-              <w:t xml:space="preserve"> </w:t>
-            </w:r>
-            <w:r>
-              <w:rPr>
-                <w:rFonts w:cs="Mj_Casablanca Light"/>
+                <w:rFonts w:ascii="Vazirmatn" w:hAnsi="Vazirmatn" w:cs="Vazirmatn"/>
+                <w:sz w:val="22"/>
+                <w:szCs w:val="22"/>
+              </w:rPr>
+            </w:pPr>
+            <w:r>
+              <w:rPr>
+                <w:rFonts w:ascii="Vazirmatn" w:hAnsi="Vazirmatn" w:cs="Vazirmatn"/>
+                <w:color w:val="0070C0"/>
+                <w:sz w:val="22"/>
+                <w:szCs w:val="22"/>
+                <w:rtl/>
+              </w:rPr>
+              <w:t xml:space="preserve">شماره شناسايي : </w:t>
+            </w:r>
+            <w:r>
+              <w:rPr>
+                <w:rFonts w:ascii="Vazirmatn" w:hAnsi="Vazirmatn" w:cs="Vazirmatn"/>
                 <w:sz w:val="22"/>
                 <w:szCs w:val="22"/>
               </w:rPr>
@@ -1251,7 +1148,7 @@
             <w:pPr>
               <w:bidi/>
               <w:rPr>
-                <w:rFonts w:cs="Mj_Casablanca Light"/>
+                <w:rFonts w:ascii="Vazirmatn" w:hAnsi="Vazirmatn" w:cs="Vazirmatn"/>
                 <w:color w:val="0070C0"/>
                 <w:sz w:val="22"/>
                 <w:szCs w:val="22"/>
@@ -1261,7 +1158,7 @@
             </w:pPr>
             <w:r>
               <w:rPr>
-                <w:rFonts w:cs="Mj_Casablanca Light" w:hint="cs"/>
+                <w:rFonts w:ascii="Vazirmatn" w:hAnsi="Vazirmatn" w:cs="Vazirmatn"/>
                 <w:color w:val="0070C0"/>
                 <w:sz w:val="22"/>
                 <w:szCs w:val="22"/>
@@ -1271,7 +1168,7 @@
             </w:r>
             <w:r>
               <w:rPr>
-                <w:rFonts w:cs="Mj_Casablanca Light" w:hint="cs"/>
+                <w:rFonts w:ascii="Vazirmatn" w:hAnsi="Vazirmatn" w:cs="Vazirmatn"/>
                 <w:sz w:val="22"/>
                 <w:szCs w:val="22"/>
                 <w:rtl/>
@@ -1296,16 +1193,16 @@
             <w:pPr>
               <w:bidi/>
               <w:rPr>
-                <w:rFonts w:cs="Mj_Casablanca Light"/>
-                <w:color w:val="0070C0"/>
-                <w:sz w:val="22"/>
-                <w:szCs w:val="22"/>
-                <w:rtl/>
-              </w:rPr>
-            </w:pPr>
-            <w:r>
-              <w:rPr>
-                <w:rFonts w:cs="Mj_Casablanca Light" w:hint="cs"/>
+                <w:rFonts w:ascii="Vazirmatn" w:hAnsi="Vazirmatn" w:cs="Vazirmatn"/>
+                <w:color w:val="0070C0"/>
+                <w:sz w:val="22"/>
+                <w:szCs w:val="22"/>
+                <w:rtl/>
+              </w:rPr>
+            </w:pPr>
+            <w:r>
+              <w:rPr>
+                <w:rFonts w:ascii="Vazirmatn" w:hAnsi="Vazirmatn" w:cs="Vazirmatn"/>
                 <w:color w:val="0070C0"/>
                 <w:sz w:val="22"/>
                 <w:szCs w:val="22"/>
@@ -1315,7 +1212,7 @@
             </w:r>
             <w:r>
               <w:rPr>
-                <w:rFonts w:cs="Mj_Casablanca Light" w:hint="cs"/>
+                <w:rFonts w:ascii="Vazirmatn" w:hAnsi="Vazirmatn" w:cs="Vazirmatn"/>
                 <w:sz w:val="22"/>
                 <w:szCs w:val="22"/>
                 <w:rtl/>
@@ -1324,7 +1221,7 @@
             </w:r>
             <w:r>
               <w:rPr>
-                <w:rFonts w:cs="Mj_Casablanca Light" w:hint="cs"/>
+                <w:rFonts w:ascii="Vazirmatn" w:hAnsi="Vazirmatn" w:cs="Vazirmatn"/>
                 <w:sz w:val="22"/>
                 <w:szCs w:val="22"/>
                 <w:rtl/>
@@ -1343,56 +1240,26 @@
             <w:pPr>
               <w:bidi/>
               <w:rPr>
-                <w:rFonts w:cs="Mj_Casablanca Light"/>
-                <w:color w:val="0070C0"/>
-                <w:sz w:val="22"/>
-                <w:szCs w:val="22"/>
-                <w:rtl/>
-              </w:rPr>
-            </w:pPr>
-            <w:r>
-              <w:rPr>
-                <w:rFonts w:cs="Mj_Casablanca Light" w:hint="cs"/>
-                <w:color w:val="0070C0"/>
-                <w:sz w:val="22"/>
-                <w:szCs w:val="22"/>
-                <w:rtl/>
-              </w:rPr>
-              <w:t xml:space="preserve">نوع مورد </w:t>
-            </w:r>
-            <w:r>
-              <w:rPr>
-                <w:rFonts w:ascii="Arial" w:hAnsi="Arial" w:cs="Arial" w:hint="cs"/>
-                <w:color w:val="0070C0"/>
-                <w:sz w:val="22"/>
-                <w:szCs w:val="22"/>
-                <w:rtl/>
-              </w:rPr>
-              <w:t>–</w:t>
-            </w:r>
-            <w:r>
-              <w:rPr>
-                <w:rFonts w:cs="Mj_Casablanca Light" w:hint="cs"/>
-                <w:color w:val="0070C0"/>
-                <w:sz w:val="22"/>
-                <w:szCs w:val="22"/>
-                <w:rtl/>
-              </w:rPr>
-              <w:t xml:space="preserve"> كاربردي :</w:t>
-            </w:r>
-            <w:r>
-              <w:rPr>
-                <w:rFonts w:cs="Mj_Casablanca Light" w:hint="cs"/>
-                <w:color w:val="0070C0"/>
-                <w:sz w:val="22"/>
-                <w:szCs w:val="22"/>
-                <w:rtl/>
-              </w:rPr>
-              <w:t xml:space="preserve"> </w:t>
-            </w:r>
-            <w:r>
-              <w:rPr>
-                <w:rFonts w:cs="Mj_Casablanca Light" w:hint="cs"/>
+                <w:rFonts w:ascii="Vazirmatn" w:hAnsi="Vazirmatn" w:cs="Vazirmatn"/>
+                <w:color w:val="0070C0"/>
+                <w:sz w:val="22"/>
+                <w:szCs w:val="22"/>
+                <w:rtl/>
+              </w:rPr>
+            </w:pPr>
+            <w:r>
+              <w:rPr>
+                <w:rFonts w:ascii="Vazirmatn" w:hAnsi="Vazirmatn" w:cs="Vazirmatn"/>
+                <w:color w:val="0070C0"/>
+                <w:sz w:val="22"/>
+                <w:szCs w:val="22"/>
+                <w:rtl/>
+              </w:rPr>
+              <w:t xml:space="preserve">نوع مورد – كاربردي : </w:t>
+            </w:r>
+            <w:r>
+              <w:rPr>
+                <w:rFonts w:ascii="Vazirmatn" w:hAnsi="Vazirmatn" w:cs="Vazirmatn"/>
                 <w:sz w:val="22"/>
                 <w:szCs w:val="22"/>
                 <w:rtl/>
@@ -1415,16 +1282,16 @@
             <w:pPr>
               <w:bidi/>
               <w:rPr>
-                <w:rFonts w:cs="Mj_Casablanca Light"/>
-                <w:color w:val="0070C0"/>
-                <w:sz w:val="22"/>
-                <w:szCs w:val="22"/>
-                <w:rtl/>
-              </w:rPr>
-            </w:pPr>
-            <w:r>
-              <w:rPr>
-                <w:rFonts w:cs="Mj_Casablanca Light" w:hint="cs"/>
+                <w:rFonts w:ascii="Vazirmatn" w:hAnsi="Vazirmatn" w:cs="Vazirmatn"/>
+                <w:color w:val="0070C0"/>
+                <w:sz w:val="22"/>
+                <w:szCs w:val="22"/>
+                <w:rtl/>
+              </w:rPr>
+            </w:pPr>
+            <w:r>
+              <w:rPr>
+                <w:rFonts w:ascii="Vazirmatn" w:hAnsi="Vazirmatn" w:cs="Vazirmatn"/>
                 <w:color w:val="0070C0"/>
                 <w:sz w:val="22"/>
                 <w:szCs w:val="22"/>
@@ -1438,43 +1305,25 @@
               <w:bidi/>
               <w:ind w:left="360"/>
               <w:rPr>
-                <w:rFonts w:cs="Mj_Casablanca Light"/>
-                <w:color w:val="0070C0"/>
-                <w:sz w:val="22"/>
-                <w:szCs w:val="22"/>
-                <w:rtl/>
-              </w:rPr>
-            </w:pPr>
-            <w:r>
-              <w:rPr>
-                <w:rFonts w:cs="Mj_Casablanca Light" w:hint="cs"/>
-                <w:sz w:val="22"/>
-                <w:szCs w:val="22"/>
-                <w:rtl/>
-              </w:rPr>
-              <w:t xml:space="preserve">كارمندان حضوري </w:t>
-            </w:r>
-            <w:r>
-              <w:rPr>
-                <w:rFonts w:ascii="Arial" w:hAnsi="Arial" w:cs="Arial" w:hint="cs"/>
-                <w:sz w:val="22"/>
-                <w:szCs w:val="22"/>
-                <w:rtl/>
-              </w:rPr>
-              <w:t>–</w:t>
-            </w:r>
-            <w:r>
-              <w:rPr>
-                <w:rFonts w:cs="Mj_Casablanca Light" w:hint="cs"/>
-                <w:sz w:val="22"/>
-                <w:szCs w:val="22"/>
-                <w:rtl/>
-              </w:rPr>
-              <w:t xml:space="preserve"> مي توانند با نام كاربري و </w:t>
-            </w:r>
-            <w:r>
-              <w:rPr>
-                <w:rFonts w:cs="Mj_Casablanca Light" w:hint="cs"/>
+                <w:rFonts w:ascii="Vazirmatn" w:hAnsi="Vazirmatn" w:cs="Vazirmatn"/>
+                <w:color w:val="0070C0"/>
+                <w:sz w:val="22"/>
+                <w:szCs w:val="22"/>
+                <w:rtl/>
+              </w:rPr>
+            </w:pPr>
+            <w:r>
+              <w:rPr>
+                <w:rFonts w:ascii="Vazirmatn" w:hAnsi="Vazirmatn" w:cs="Vazirmatn"/>
+                <w:sz w:val="22"/>
+                <w:szCs w:val="22"/>
+                <w:rtl/>
+              </w:rPr>
+              <w:t xml:space="preserve">كارمندان حضوري – مي توانند با نام كاربري و </w:t>
+            </w:r>
+            <w:r>
+              <w:rPr>
+                <w:rFonts w:ascii="Vazirmatn" w:hAnsi="Vazirmatn" w:cs="Vazirmatn"/>
                 <w:sz w:val="22"/>
                 <w:szCs w:val="22"/>
                 <w:rtl/>
@@ -1497,16 +1346,16 @@
             <w:pPr>
               <w:bidi/>
               <w:rPr>
-                <w:rFonts w:cs="Mj_Casablanca Light"/>
-                <w:color w:val="0070C0"/>
-                <w:sz w:val="22"/>
-                <w:szCs w:val="22"/>
-                <w:rtl/>
-              </w:rPr>
-            </w:pPr>
-            <w:r>
-              <w:rPr>
-                <w:rFonts w:cs="Mj_Casablanca Light" w:hint="cs"/>
+                <w:rFonts w:ascii="Vazirmatn" w:hAnsi="Vazirmatn" w:cs="Vazirmatn"/>
+                <w:color w:val="0070C0"/>
+                <w:sz w:val="22"/>
+                <w:szCs w:val="22"/>
+                <w:rtl/>
+              </w:rPr>
+            </w:pPr>
+            <w:r>
+              <w:rPr>
+                <w:rFonts w:ascii="Vazirmatn" w:hAnsi="Vazirmatn" w:cs="Vazirmatn"/>
                 <w:color w:val="0070C0"/>
                 <w:sz w:val="22"/>
                 <w:szCs w:val="22"/>
@@ -1520,16 +1369,16 @@
               <w:bidi/>
               <w:ind w:left="784" w:hanging="424"/>
               <w:rPr>
-                <w:rFonts w:cs="Mj_Casablanca Light"/>
-                <w:color w:val="0070C0"/>
-                <w:sz w:val="22"/>
-                <w:szCs w:val="22"/>
-                <w:rtl/>
-              </w:rPr>
-            </w:pPr>
-            <w:r>
-              <w:rPr>
-                <w:rFonts w:cs="Mj_Casablanca Light" w:hint="cs"/>
+                <w:rFonts w:ascii="Vazirmatn" w:hAnsi="Vazirmatn" w:cs="Vazirmatn"/>
+                <w:color w:val="0070C0"/>
+                <w:sz w:val="22"/>
+                <w:szCs w:val="22"/>
+                <w:rtl/>
+              </w:rPr>
+            </w:pPr>
+            <w:r>
+              <w:rPr>
+                <w:rFonts w:ascii="Vazirmatn" w:hAnsi="Vazirmatn" w:cs="Vazirmatn"/>
                 <w:sz w:val="22"/>
                 <w:szCs w:val="22"/>
                 <w:rtl/>
@@ -1538,7 +1387,7 @@
             </w:r>
             <w:r>
               <w:rPr>
-                <w:rFonts w:cs="Mj_Casablanca Light" w:hint="cs"/>
+                <w:rFonts w:ascii="Vazirmatn" w:hAnsi="Vazirmatn" w:cs="Vazirmatn"/>
                 <w:sz w:val="22"/>
                 <w:szCs w:val="22"/>
                 <w:rtl/>
@@ -1562,16 +1411,16 @@
             <w:pPr>
               <w:bidi/>
               <w:rPr>
-                <w:rFonts w:cs="Mj_Casablanca Light"/>
-                <w:color w:val="0070C0"/>
-                <w:sz w:val="22"/>
-                <w:szCs w:val="22"/>
-                <w:rtl/>
-              </w:rPr>
-            </w:pPr>
-            <w:r>
-              <w:rPr>
-                <w:rFonts w:cs="Mj_Casablanca Light" w:hint="cs"/>
+                <w:rFonts w:ascii="Vazirmatn" w:hAnsi="Vazirmatn" w:cs="Vazirmatn"/>
+                <w:color w:val="0070C0"/>
+                <w:sz w:val="22"/>
+                <w:szCs w:val="22"/>
+                <w:rtl/>
+              </w:rPr>
+            </w:pPr>
+            <w:r>
+              <w:rPr>
+                <w:rFonts w:ascii="Vazirmatn" w:hAnsi="Vazirmatn" w:cs="Vazirmatn"/>
                 <w:color w:val="0070C0"/>
                 <w:sz w:val="22"/>
                 <w:szCs w:val="22"/>
@@ -1581,21 +1430,12 @@
             </w:r>
             <w:r>
               <w:rPr>
-                <w:rFonts w:cs="Mj_Casablanca Light" w:hint="cs"/>
-                <w:sz w:val="22"/>
-                <w:szCs w:val="22"/>
-                <w:rtl/>
-              </w:rPr>
-              <w:t xml:space="preserve"> كارمندحضوري كه قصد وارد شدن به داشبورد خودش رو دارد</w:t>
-            </w:r>
-            <w:r>
-              <w:rPr>
-                <w:rFonts w:cs="Mj_Casablanca Light" w:hint="cs"/>
-                <w:sz w:val="22"/>
-                <w:szCs w:val="22"/>
-                <w:rtl/>
-              </w:rPr>
-              <w:t xml:space="preserve"> ولي رمزش را فراموش كرده</w:t>
+                <w:rFonts w:ascii="Vazirmatn" w:hAnsi="Vazirmatn" w:cs="Vazirmatn"/>
+                <w:sz w:val="22"/>
+                <w:szCs w:val="22"/>
+                <w:rtl/>
+              </w:rPr>
+              <w:t xml:space="preserve"> كارمندحضوري كه قصد وارد شدن به داشبورد خودش رو دارد ولي رمزش را فراموش كرده</w:t>
             </w:r>
           </w:p>
         </w:tc>
@@ -1609,16 +1449,16 @@
             <w:pPr>
               <w:bidi/>
               <w:rPr>
-                <w:rFonts w:cs="Mj_Casablanca Light"/>
-                <w:color w:val="0070C0"/>
-                <w:sz w:val="22"/>
-                <w:szCs w:val="22"/>
-                <w:rtl/>
-              </w:rPr>
-            </w:pPr>
-            <w:r>
-              <w:rPr>
-                <w:rFonts w:cs="Mj_Casablanca Light" w:hint="cs"/>
+                <w:rFonts w:ascii="Vazirmatn" w:hAnsi="Vazirmatn" w:cs="Vazirmatn"/>
+                <w:color w:val="0070C0"/>
+                <w:sz w:val="22"/>
+                <w:szCs w:val="22"/>
+                <w:rtl/>
+              </w:rPr>
+            </w:pPr>
+            <w:r>
+              <w:rPr>
+                <w:rFonts w:ascii="Vazirmatn" w:hAnsi="Vazirmatn" w:cs="Vazirmatn"/>
                 <w:color w:val="0070C0"/>
                 <w:sz w:val="22"/>
                 <w:szCs w:val="22"/>
@@ -1628,7 +1468,7 @@
             </w:r>
             <w:r>
               <w:rPr>
-                <w:rFonts w:cs="Mj_Casablanca Light" w:hint="cs"/>
+                <w:rFonts w:ascii="Vazirmatn" w:hAnsi="Vazirmatn" w:cs="Vazirmatn"/>
                 <w:sz w:val="22"/>
                 <w:szCs w:val="22"/>
                 <w:rtl/>
@@ -1651,16 +1491,16 @@
             <w:pPr>
               <w:bidi/>
               <w:rPr>
-                <w:rFonts w:cs="Mj_Casablanca Light"/>
-                <w:color w:val="0070C0"/>
-                <w:sz w:val="22"/>
-                <w:szCs w:val="22"/>
-                <w:rtl/>
-              </w:rPr>
-            </w:pPr>
-            <w:r>
-              <w:rPr>
-                <w:rFonts w:cs="Mj_Casablanca Light" w:hint="cs"/>
+                <w:rFonts w:ascii="Vazirmatn" w:hAnsi="Vazirmatn" w:cs="Vazirmatn"/>
+                <w:color w:val="0070C0"/>
+                <w:sz w:val="22"/>
+                <w:szCs w:val="22"/>
+                <w:rtl/>
+              </w:rPr>
+            </w:pPr>
+            <w:r>
+              <w:rPr>
+                <w:rFonts w:ascii="Vazirmatn" w:hAnsi="Vazirmatn" w:cs="Vazirmatn"/>
                 <w:color w:val="0070C0"/>
                 <w:sz w:val="22"/>
                 <w:szCs w:val="22"/>
@@ -1679,16 +1519,16 @@
             <w:pPr>
               <w:bidi/>
               <w:rPr>
-                <w:rFonts w:cs="Mj_Casablanca Light"/>
-                <w:color w:val="0070C0"/>
-                <w:sz w:val="22"/>
-                <w:szCs w:val="22"/>
-                <w:rtl/>
-              </w:rPr>
-            </w:pPr>
-            <w:r>
-              <w:rPr>
-                <w:rFonts w:cs="Mj_Casablanca Light" w:hint="cs"/>
+                <w:rFonts w:ascii="Vazirmatn" w:hAnsi="Vazirmatn" w:cs="Vazirmatn"/>
+                <w:color w:val="0070C0"/>
+                <w:sz w:val="22"/>
+                <w:szCs w:val="22"/>
+                <w:rtl/>
+              </w:rPr>
+            </w:pPr>
+            <w:r>
+              <w:rPr>
+                <w:rFonts w:ascii="Vazirmatn" w:hAnsi="Vazirmatn" w:cs="Vazirmatn"/>
                 <w:color w:val="0070C0"/>
                 <w:sz w:val="22"/>
                 <w:szCs w:val="22"/>
@@ -1698,23 +1538,13 @@
             </w:r>
             <w:r>
               <w:rPr>
-                <w:rFonts w:cs="Mj_Casablanca Light" w:hint="cs"/>
-                <w:color w:val="0070C0"/>
-                <w:sz w:val="22"/>
-                <w:szCs w:val="22"/>
-                <w:rtl/>
-              </w:rPr>
-              <w:t xml:space="preserve">: </w:t>
-            </w:r>
-            <w:r>
-              <w:rPr>
-                <w:rFonts w:cs="Mj_Casablanca Light" w:hint="cs"/>
-                <w:color w:val="0070C0"/>
-                <w:sz w:val="22"/>
-                <w:szCs w:val="22"/>
-                <w:rtl/>
-              </w:rPr>
-              <w:t>--</w:t>
+                <w:rFonts w:ascii="Vazirmatn" w:hAnsi="Vazirmatn" w:cs="Vazirmatn"/>
+                <w:color w:val="0070C0"/>
+                <w:sz w:val="22"/>
+                <w:szCs w:val="22"/>
+                <w:rtl/>
+              </w:rPr>
+              <w:t>: --</w:t>
             </w:r>
           </w:p>
         </w:tc>
@@ -1727,32 +1557,22 @@
             <w:pPr>
               <w:bidi/>
               <w:rPr>
-                <w:rFonts w:cs="Mj_Casablanca Light"/>
-                <w:color w:val="0070C0"/>
-                <w:sz w:val="22"/>
-                <w:szCs w:val="22"/>
-                <w:rtl/>
-              </w:rPr>
-            </w:pPr>
-            <w:r>
-              <w:rPr>
-                <w:rFonts w:cs="Mj_Casablanca Light" w:hint="cs"/>
-                <w:color w:val="0070C0"/>
-                <w:sz w:val="22"/>
-                <w:szCs w:val="22"/>
-                <w:rtl/>
-              </w:rPr>
-              <w:t xml:space="preserve">شمول : </w:t>
-            </w:r>
-            <w:r>
-              <w:rPr>
-                <w:rFonts w:cs="Mj_Casablanca Light" w:hint="cs"/>
-                <w:color w:val="0070C0"/>
-                <w:sz w:val="22"/>
-                <w:szCs w:val="22"/>
-                <w:rtl/>
-              </w:rPr>
-              <w:t>--</w:t>
+                <w:rFonts w:ascii="Vazirmatn" w:hAnsi="Vazirmatn" w:cs="Vazirmatn"/>
+                <w:color w:val="0070C0"/>
+                <w:sz w:val="22"/>
+                <w:szCs w:val="22"/>
+                <w:rtl/>
+              </w:rPr>
+            </w:pPr>
+            <w:r>
+              <w:rPr>
+                <w:rFonts w:ascii="Vazirmatn" w:hAnsi="Vazirmatn" w:cs="Vazirmatn"/>
+                <w:color w:val="0070C0"/>
+                <w:sz w:val="22"/>
+                <w:szCs w:val="22"/>
+                <w:rtl/>
+              </w:rPr>
+              <w:t>شمول : --</w:t>
             </w:r>
           </w:p>
         </w:tc>
@@ -1766,16 +1586,16 @@
             <w:pPr>
               <w:bidi/>
               <w:rPr>
-                <w:rFonts w:cs="Mj_Casablanca Light"/>
-                <w:color w:val="0070C0"/>
-                <w:sz w:val="22"/>
-                <w:szCs w:val="22"/>
-                <w:rtl/>
-              </w:rPr>
-            </w:pPr>
-            <w:r>
-              <w:rPr>
-                <w:rFonts w:cs="Mj_Casablanca Light" w:hint="cs"/>
+                <w:rFonts w:ascii="Vazirmatn" w:hAnsi="Vazirmatn" w:cs="Vazirmatn"/>
+                <w:color w:val="0070C0"/>
+                <w:sz w:val="22"/>
+                <w:szCs w:val="22"/>
+                <w:rtl/>
+              </w:rPr>
+            </w:pPr>
+            <w:r>
+              <w:rPr>
+                <w:rFonts w:ascii="Vazirmatn" w:hAnsi="Vazirmatn" w:cs="Vazirmatn"/>
                 <w:color w:val="0070C0"/>
                 <w:sz w:val="22"/>
                 <w:szCs w:val="22"/>
@@ -1785,7 +1605,7 @@
             </w:r>
             <w:r>
               <w:rPr>
-                <w:rFonts w:cs="Mj_Casablanca Light" w:hint="cs"/>
+                <w:rFonts w:ascii="Vazirmatn" w:hAnsi="Vazirmatn" w:cs="Vazirmatn"/>
                 <w:color w:val="0070C0"/>
                 <w:sz w:val="22"/>
                 <w:szCs w:val="22"/>
@@ -1805,32 +1625,22 @@
             <w:pPr>
               <w:bidi/>
               <w:rPr>
-                <w:rFonts w:cs="Mj_Casablanca Light"/>
-                <w:color w:val="0070C0"/>
-                <w:sz w:val="22"/>
-                <w:szCs w:val="22"/>
-                <w:rtl/>
-              </w:rPr>
-            </w:pPr>
-            <w:r>
-              <w:rPr>
-                <w:rFonts w:cs="Mj_Casablanca Light" w:hint="cs"/>
-                <w:color w:val="0070C0"/>
-                <w:sz w:val="22"/>
-                <w:szCs w:val="22"/>
-                <w:rtl/>
-              </w:rPr>
-              <w:t xml:space="preserve">تعميم : </w:t>
-            </w:r>
-            <w:r>
-              <w:rPr>
-                <w:rFonts w:cs="Mj_Casablanca Light" w:hint="cs"/>
-                <w:color w:val="0070C0"/>
-                <w:sz w:val="22"/>
-                <w:szCs w:val="22"/>
-                <w:rtl/>
-              </w:rPr>
-              <w:t>--</w:t>
+                <w:rFonts w:ascii="Vazirmatn" w:hAnsi="Vazirmatn" w:cs="Vazirmatn"/>
+                <w:color w:val="0070C0"/>
+                <w:sz w:val="22"/>
+                <w:szCs w:val="22"/>
+                <w:rtl/>
+              </w:rPr>
+            </w:pPr>
+            <w:r>
+              <w:rPr>
+                <w:rFonts w:ascii="Vazirmatn" w:hAnsi="Vazirmatn" w:cs="Vazirmatn"/>
+                <w:color w:val="0070C0"/>
+                <w:sz w:val="22"/>
+                <w:szCs w:val="22"/>
+                <w:rtl/>
+              </w:rPr>
+              <w:t>تعميم : --</w:t>
             </w:r>
           </w:p>
         </w:tc>
@@ -1848,16 +1658,16 @@
             <w:pPr>
               <w:bidi/>
               <w:rPr>
-                <w:rFonts w:cs="Mj_Casablanca Light"/>
-                <w:color w:val="0070C0"/>
-                <w:sz w:val="22"/>
-                <w:szCs w:val="22"/>
-                <w:rtl/>
-              </w:rPr>
-            </w:pPr>
-            <w:r>
-              <w:rPr>
-                <w:rFonts w:cs="Mj_Casablanca Light" w:hint="cs"/>
+                <w:rFonts w:ascii="Vazirmatn" w:hAnsi="Vazirmatn" w:cs="Vazirmatn"/>
+                <w:color w:val="0070C0"/>
+                <w:sz w:val="22"/>
+                <w:szCs w:val="22"/>
+                <w:rtl/>
+              </w:rPr>
+            </w:pPr>
+            <w:r>
+              <w:rPr>
+                <w:rFonts w:ascii="Vazirmatn" w:hAnsi="Vazirmatn" w:cs="Vazirmatn"/>
                 <w:color w:val="0070C0"/>
                 <w:sz w:val="22"/>
                 <w:szCs w:val="22"/>
@@ -1875,14 +1685,14 @@
               </w:numPr>
               <w:bidi/>
               <w:rPr>
-                <w:rFonts w:cs="Mj_Casablanca Light"/>
-                <w:sz w:val="22"/>
-                <w:szCs w:val="22"/>
-              </w:rPr>
-            </w:pPr>
-            <w:r>
-              <w:rPr>
-                <w:rFonts w:cs="Mj_Casablanca Light" w:hint="cs"/>
+                <w:rFonts w:ascii="Vazirmatn" w:hAnsi="Vazirmatn" w:cs="Vazirmatn"/>
+                <w:sz w:val="22"/>
+                <w:szCs w:val="22"/>
+              </w:rPr>
+            </w:pPr>
+            <w:r>
+              <w:rPr>
+                <w:rFonts w:ascii="Vazirmatn" w:hAnsi="Vazirmatn" w:cs="Vazirmatn"/>
                 <w:sz w:val="22"/>
                 <w:szCs w:val="22"/>
                 <w:rtl/>
@@ -1892,7 +1702,7 @@
             </w:r>
             <w:r>
               <w:rPr>
-                <w:rFonts w:cs="Mj_Casablanca Light" w:hint="cs"/>
+                <w:rFonts w:ascii="Vazirmatn" w:hAnsi="Vazirmatn" w:cs="Vazirmatn"/>
                 <w:sz w:val="22"/>
                 <w:szCs w:val="22"/>
                 <w:rtl/>
@@ -1902,7 +1712,7 @@
             </w:r>
             <w:r>
               <w:rPr>
-                <w:rFonts w:cs="Mj_Casablanca Light" w:hint="cs"/>
+                <w:rFonts w:ascii="Vazirmatn" w:hAnsi="Vazirmatn" w:cs="Vazirmatn"/>
                 <w:sz w:val="22"/>
                 <w:szCs w:val="22"/>
                 <w:rtl/>
@@ -1920,14 +1730,14 @@
               </w:numPr>
               <w:bidi/>
               <w:rPr>
-                <w:rFonts w:cs="Mj_Casablanca Light"/>
-                <w:sz w:val="22"/>
-                <w:szCs w:val="22"/>
-              </w:rPr>
-            </w:pPr>
-            <w:r>
-              <w:rPr>
-                <w:rFonts w:cs="Mj_Casablanca Light" w:hint="cs"/>
+                <w:rFonts w:ascii="Vazirmatn" w:hAnsi="Vazirmatn" w:cs="Vazirmatn"/>
+                <w:sz w:val="22"/>
+                <w:szCs w:val="22"/>
+              </w:rPr>
+            </w:pPr>
+            <w:r>
+              <w:rPr>
+                <w:rFonts w:ascii="Vazirmatn" w:hAnsi="Vazirmatn" w:cs="Vazirmatn"/>
                 <w:sz w:val="22"/>
                 <w:szCs w:val="22"/>
                 <w:rtl/>
@@ -1937,7 +1747,7 @@
             </w:r>
             <w:r>
               <w:rPr>
-                <w:rFonts w:cs="Mj_Casablanca Light" w:hint="cs"/>
+                <w:rFonts w:ascii="Vazirmatn" w:hAnsi="Vazirmatn" w:cs="Vazirmatn"/>
                 <w:sz w:val="22"/>
                 <w:szCs w:val="22"/>
                 <w:rtl/>
@@ -1955,14 +1765,14 @@
               </w:numPr>
               <w:bidi/>
               <w:rPr>
-                <w:rFonts w:cs="Mj_Casablanca Light"/>
-                <w:sz w:val="22"/>
-                <w:szCs w:val="22"/>
-              </w:rPr>
-            </w:pPr>
-            <w:r>
-              <w:rPr>
-                <w:rFonts w:cs="Mj_Casablanca Light" w:hint="cs"/>
+                <w:rFonts w:ascii="Vazirmatn" w:hAnsi="Vazirmatn" w:cs="Vazirmatn"/>
+                <w:sz w:val="22"/>
+                <w:szCs w:val="22"/>
+              </w:rPr>
+            </w:pPr>
+            <w:r>
+              <w:rPr>
+                <w:rFonts w:ascii="Vazirmatn" w:hAnsi="Vazirmatn" w:cs="Vazirmatn"/>
                 <w:sz w:val="22"/>
                 <w:szCs w:val="22"/>
                 <w:rtl/>
@@ -1979,14 +1789,14 @@
               </w:numPr>
               <w:bidi/>
               <w:rPr>
-                <w:rFonts w:cs="Mj_Casablanca Light"/>
-                <w:sz w:val="22"/>
-                <w:szCs w:val="22"/>
-              </w:rPr>
-            </w:pPr>
-            <w:r>
-              <w:rPr>
-                <w:rFonts w:cs="Mj_Casablanca Light" w:hint="cs"/>
+                <w:rFonts w:ascii="Vazirmatn" w:hAnsi="Vazirmatn" w:cs="Vazirmatn"/>
+                <w:sz w:val="22"/>
+                <w:szCs w:val="22"/>
+              </w:rPr>
+            </w:pPr>
+            <w:r>
+              <w:rPr>
+                <w:rFonts w:ascii="Vazirmatn" w:hAnsi="Vazirmatn" w:cs="Vazirmatn"/>
                 <w:sz w:val="22"/>
                 <w:szCs w:val="22"/>
                 <w:rtl/>
@@ -2009,16 +1819,16 @@
             <w:pPr>
               <w:bidi/>
               <w:rPr>
-                <w:rFonts w:cs="Mj_Casablanca Light"/>
-                <w:color w:val="0070C0"/>
-                <w:sz w:val="22"/>
-                <w:szCs w:val="22"/>
-                <w:rtl/>
-              </w:rPr>
-            </w:pPr>
-            <w:r>
-              <w:rPr>
-                <w:rFonts w:cs="Mj_Casablanca Light" w:hint="cs"/>
+                <w:rFonts w:ascii="Vazirmatn" w:hAnsi="Vazirmatn" w:cs="Vazirmatn"/>
+                <w:color w:val="0070C0"/>
+                <w:sz w:val="22"/>
+                <w:szCs w:val="22"/>
+                <w:rtl/>
+              </w:rPr>
+            </w:pPr>
+            <w:r>
+              <w:rPr>
+                <w:rFonts w:ascii="Vazirmatn" w:hAnsi="Vazirmatn" w:cs="Vazirmatn"/>
                 <w:color w:val="0070C0"/>
                 <w:sz w:val="22"/>
                 <w:szCs w:val="22"/>
@@ -2028,7 +1838,7 @@
             </w:r>
             <w:r>
               <w:rPr>
-                <w:rFonts w:cs="Mj_Casablanca Light" w:hint="cs"/>
+                <w:rFonts w:ascii="Vazirmatn" w:hAnsi="Vazirmatn" w:cs="Vazirmatn"/>
                 <w:sz w:val="22"/>
                 <w:szCs w:val="22"/>
                 <w:rtl/>
@@ -2051,16 +1861,16 @@
             <w:pPr>
               <w:bidi/>
               <w:rPr>
-                <w:rFonts w:cs="Mj_Casablanca Light"/>
-                <w:color w:val="0070C0"/>
-                <w:sz w:val="22"/>
-                <w:szCs w:val="22"/>
-                <w:rtl/>
-              </w:rPr>
-            </w:pPr>
-            <w:r>
-              <w:rPr>
-                <w:rFonts w:cs="Mj_Casablanca Light" w:hint="cs"/>
+                <w:rFonts w:ascii="Vazirmatn" w:hAnsi="Vazirmatn" w:cs="Vazirmatn"/>
+                <w:color w:val="0070C0"/>
+                <w:sz w:val="22"/>
+                <w:szCs w:val="22"/>
+                <w:rtl/>
+              </w:rPr>
+            </w:pPr>
+            <w:r>
+              <w:rPr>
+                <w:rFonts w:ascii="Vazirmatn" w:hAnsi="Vazirmatn" w:cs="Vazirmatn"/>
                 <w:color w:val="0070C0"/>
                 <w:sz w:val="22"/>
                 <w:szCs w:val="22"/>
@@ -2076,7 +1886,7 @@
       <w:pPr>
         <w:bidi/>
         <w:rPr>
-          <w:rFonts w:cs="Mj_Casablanca Light"/>
+          <w:rFonts w:ascii="Vazirmatn" w:hAnsi="Vazirmatn" w:cs="Vazirmatn"/>
           <w:color w:val="0070C0"/>
           <w:sz w:val="22"/>
           <w:szCs w:val="22"/>
@@ -2087,7 +1897,7 @@
     <w:p>
       <w:pPr>
         <w:rPr>
-          <w:rFonts w:cs="Mj_Casablanca Light"/>
+          <w:rFonts w:ascii="Vazirmatn" w:hAnsi="Vazirmatn" w:cs="Vazirmatn"/>
           <w:color w:val="0070C0"/>
           <w:sz w:val="22"/>
           <w:szCs w:val="22"/>
@@ -2096,7 +1906,7 @@
       </w:pPr>
       <w:r>
         <w:rPr>
-          <w:rFonts w:cs="Mj_Casablanca Light"/>
+          <w:rFonts w:ascii="Vazirmatn" w:hAnsi="Vazirmatn" w:cs="Vazirmatn"/>
           <w:color w:val="0070C0"/>
           <w:sz w:val="22"/>
           <w:szCs w:val="22"/>
@@ -2108,7 +1918,7 @@
     <w:p>
       <w:pPr>
         <w:rPr>
-          <w:rFonts w:cs="Mj_Casablanca Light"/>
+          <w:rFonts w:ascii="Vazirmatn" w:hAnsi="Vazirmatn" w:cs="Vazirmatn"/>
           <w:color w:val="0070C0"/>
           <w:sz w:val="22"/>
           <w:szCs w:val="22"/>
@@ -2125,13 +1935,13 @@
         <w:tblLook w:val="04A0" w:firstRow="1" w:lastRow="0" w:firstColumn="1" w:lastColumn="0" w:noHBand="0" w:noVBand="1"/>
       </w:tblPr>
       <w:tblGrid>
-        <w:gridCol w:w="627"/>
-        <w:gridCol w:w="2708"/>
-        <w:gridCol w:w="2790"/>
-        <w:gridCol w:w="484"/>
-        <w:gridCol w:w="1858"/>
-        <w:gridCol w:w="734"/>
-        <w:gridCol w:w="2224"/>
+        <w:gridCol w:w="670"/>
+        <w:gridCol w:w="2697"/>
+        <w:gridCol w:w="2778"/>
+        <w:gridCol w:w="481"/>
+        <w:gridCol w:w="1852"/>
+        <w:gridCol w:w="731"/>
+        <w:gridCol w:w="2216"/>
       </w:tblGrid>
       <w:tr>
         <w:trPr>
@@ -2147,7 +1957,7 @@
             <w:pPr>
               <w:bidi/>
               <w:rPr>
-                <w:rFonts w:cs="Mj_Casablanca Light"/>
+                <w:rFonts w:ascii="Vazirmatn" w:hAnsi="Vazirmatn" w:cs="Vazirmatn"/>
                 <w:sz w:val="22"/>
                 <w:szCs w:val="22"/>
                 <w:rtl/>
@@ -2156,51 +1966,18 @@
             </w:pPr>
             <w:r>
               <w:rPr>
-                <w:rFonts w:cs="Mj_Casablanca Light" w:hint="cs"/>
+                <w:rFonts w:ascii="Vazirmatn" w:hAnsi="Vazirmatn" w:cs="Vazirmatn"/>
                 <w:color w:val="0070C0"/>
                 <w:sz w:val="22"/>
                 <w:szCs w:val="22"/>
                 <w:rtl/>
                 <w:lang w:bidi="fa-IR"/>
               </w:rPr>
-              <w:t xml:space="preserve">نام مورد </w:t>
-            </w:r>
-            <w:r>
-              <w:rPr>
-                <w:rFonts w:ascii="Arial" w:hAnsi="Arial" w:cs="Arial" w:hint="cs"/>
-                <w:color w:val="0070C0"/>
-                <w:sz w:val="22"/>
-                <w:szCs w:val="22"/>
-                <w:rtl/>
-                <w:lang w:bidi="fa-IR"/>
-              </w:rPr>
-              <w:t>–</w:t>
-            </w:r>
-            <w:r>
-              <w:rPr>
-                <w:rFonts w:cs="Mj_Casablanca Light" w:hint="cs"/>
-                <w:color w:val="0070C0"/>
-                <w:sz w:val="22"/>
-                <w:szCs w:val="22"/>
-                <w:rtl/>
-                <w:lang w:bidi="fa-IR"/>
-              </w:rPr>
-              <w:t xml:space="preserve"> كاربرد </w:t>
-            </w:r>
-            <w:r>
-              <w:rPr>
-                <w:rFonts w:cs="Mj_Casablanca Light" w:hint="cs"/>
-                <w:color w:val="0070C0"/>
-                <w:sz w:val="22"/>
-                <w:szCs w:val="22"/>
-                <w:rtl/>
-                <w:lang w:bidi="fa-IR"/>
-              </w:rPr>
-              <w:t xml:space="preserve">: </w:t>
-            </w:r>
-            <w:r>
-              <w:rPr>
-                <w:rFonts w:cs="Mj_Casablanca Light" w:hint="cs"/>
+              <w:t xml:space="preserve">نام مورد – كاربرد : </w:t>
+            </w:r>
+            <w:r>
+              <w:rPr>
+                <w:rFonts w:ascii="Vazirmatn" w:hAnsi="Vazirmatn" w:cs="Vazirmatn"/>
                 <w:sz w:val="22"/>
                 <w:szCs w:val="22"/>
                 <w:rtl/>
@@ -2220,34 +1997,24 @@
             <w:pPr>
               <w:bidi/>
               <w:rPr>
-                <w:rFonts w:cs="Mj_Casablanca Light"/>
-                <w:sz w:val="22"/>
-                <w:szCs w:val="22"/>
-              </w:rPr>
-            </w:pPr>
-            <w:r>
-              <w:rPr>
-                <w:rFonts w:cs="Mj_Casablanca Light" w:hint="cs"/>
-                <w:color w:val="0070C0"/>
-                <w:sz w:val="22"/>
-                <w:szCs w:val="22"/>
-                <w:rtl/>
-              </w:rPr>
-              <w:t>شماره شناسايي :</w:t>
-            </w:r>
-            <w:r>
-              <w:rPr>
-                <w:rFonts w:cs="Mj_Casablanca Light" w:hint="cs"/>
-                <w:color w:val="0070C0"/>
-                <w:sz w:val="22"/>
-                <w:szCs w:val="22"/>
-                <w:rtl/>
-              </w:rPr>
-              <w:t xml:space="preserve"> </w:t>
-            </w:r>
-            <w:r>
-              <w:rPr>
-                <w:rFonts w:cs="Mj_Casablanca Light"/>
+                <w:rFonts w:ascii="Vazirmatn" w:hAnsi="Vazirmatn" w:cs="Vazirmatn"/>
+                <w:sz w:val="22"/>
+                <w:szCs w:val="22"/>
+              </w:rPr>
+            </w:pPr>
+            <w:r>
+              <w:rPr>
+                <w:rFonts w:ascii="Vazirmatn" w:hAnsi="Vazirmatn" w:cs="Vazirmatn"/>
+                <w:color w:val="0070C0"/>
+                <w:sz w:val="22"/>
+                <w:szCs w:val="22"/>
+                <w:rtl/>
+              </w:rPr>
+              <w:t xml:space="preserve">شماره شناسايي : </w:t>
+            </w:r>
+            <w:r>
+              <w:rPr>
+                <w:rFonts w:ascii="Vazirmatn" w:hAnsi="Vazirmatn" w:cs="Vazirmatn"/>
                 <w:sz w:val="22"/>
                 <w:szCs w:val="22"/>
               </w:rPr>
@@ -2264,7 +2031,7 @@
             <w:pPr>
               <w:bidi/>
               <w:rPr>
-                <w:rFonts w:cs="Mj_Casablanca Light"/>
+                <w:rFonts w:ascii="Vazirmatn" w:hAnsi="Vazirmatn" w:cs="Vazirmatn"/>
                 <w:color w:val="0070C0"/>
                 <w:sz w:val="22"/>
                 <w:szCs w:val="22"/>
@@ -2274,7 +2041,7 @@
             </w:pPr>
             <w:r>
               <w:rPr>
-                <w:rFonts w:cs="Mj_Casablanca Light" w:hint="cs"/>
+                <w:rFonts w:ascii="Vazirmatn" w:hAnsi="Vazirmatn" w:cs="Vazirmatn"/>
                 <w:color w:val="0070C0"/>
                 <w:sz w:val="22"/>
                 <w:szCs w:val="22"/>
@@ -2284,7 +2051,7 @@
             </w:r>
             <w:r>
               <w:rPr>
-                <w:rFonts w:cs="Mj_Casablanca Light" w:hint="cs"/>
+                <w:rFonts w:ascii="Vazirmatn" w:hAnsi="Vazirmatn" w:cs="Vazirmatn"/>
                 <w:sz w:val="22"/>
                 <w:szCs w:val="22"/>
                 <w:rtl/>
@@ -2309,16 +2076,16 @@
             <w:pPr>
               <w:bidi/>
               <w:rPr>
-                <w:rFonts w:cs="Mj_Casablanca Light"/>
-                <w:color w:val="0070C0"/>
-                <w:sz w:val="22"/>
-                <w:szCs w:val="22"/>
-                <w:rtl/>
-              </w:rPr>
-            </w:pPr>
-            <w:r>
-              <w:rPr>
-                <w:rFonts w:cs="Mj_Casablanca Light" w:hint="cs"/>
+                <w:rFonts w:ascii="Vazirmatn" w:hAnsi="Vazirmatn" w:cs="Vazirmatn"/>
+                <w:color w:val="0070C0"/>
+                <w:sz w:val="22"/>
+                <w:szCs w:val="22"/>
+                <w:rtl/>
+              </w:rPr>
+            </w:pPr>
+            <w:r>
+              <w:rPr>
+                <w:rFonts w:ascii="Vazirmatn" w:hAnsi="Vazirmatn" w:cs="Vazirmatn"/>
                 <w:color w:val="0070C0"/>
                 <w:sz w:val="22"/>
                 <w:szCs w:val="22"/>
@@ -2328,7 +2095,7 @@
             </w:r>
             <w:r>
               <w:rPr>
-                <w:rFonts w:cs="Mj_Casablanca Light" w:hint="cs"/>
+                <w:rFonts w:ascii="Vazirmatn" w:hAnsi="Vazirmatn" w:cs="Vazirmatn"/>
                 <w:sz w:val="22"/>
                 <w:szCs w:val="22"/>
                 <w:rtl/>
@@ -2347,56 +2114,26 @@
             <w:pPr>
               <w:bidi/>
               <w:rPr>
-                <w:rFonts w:cs="Mj_Casablanca Light"/>
-                <w:color w:val="0070C0"/>
-                <w:sz w:val="22"/>
-                <w:szCs w:val="22"/>
-                <w:rtl/>
-              </w:rPr>
-            </w:pPr>
-            <w:r>
-              <w:rPr>
-                <w:rFonts w:cs="Mj_Casablanca Light" w:hint="cs"/>
-                <w:color w:val="0070C0"/>
-                <w:sz w:val="22"/>
-                <w:szCs w:val="22"/>
-                <w:rtl/>
-              </w:rPr>
-              <w:t xml:space="preserve">نوع مورد </w:t>
-            </w:r>
-            <w:r>
-              <w:rPr>
-                <w:rFonts w:ascii="Arial" w:hAnsi="Arial" w:cs="Arial" w:hint="cs"/>
-                <w:color w:val="0070C0"/>
-                <w:sz w:val="22"/>
-                <w:szCs w:val="22"/>
-                <w:rtl/>
-              </w:rPr>
-              <w:t>–</w:t>
-            </w:r>
-            <w:r>
-              <w:rPr>
-                <w:rFonts w:cs="Mj_Casablanca Light" w:hint="cs"/>
-                <w:color w:val="0070C0"/>
-                <w:sz w:val="22"/>
-                <w:szCs w:val="22"/>
-                <w:rtl/>
-              </w:rPr>
-              <w:t xml:space="preserve"> كاربردي :</w:t>
-            </w:r>
-            <w:r>
-              <w:rPr>
-                <w:rFonts w:cs="Mj_Casablanca Light" w:hint="cs"/>
-                <w:color w:val="0070C0"/>
-                <w:sz w:val="22"/>
-                <w:szCs w:val="22"/>
-                <w:rtl/>
-              </w:rPr>
-              <w:t xml:space="preserve"> </w:t>
-            </w:r>
-            <w:r>
-              <w:rPr>
-                <w:rFonts w:cs="Mj_Casablanca Light" w:hint="cs"/>
+                <w:rFonts w:ascii="Vazirmatn" w:hAnsi="Vazirmatn" w:cs="Vazirmatn"/>
+                <w:color w:val="0070C0"/>
+                <w:sz w:val="22"/>
+                <w:szCs w:val="22"/>
+                <w:rtl/>
+              </w:rPr>
+            </w:pPr>
+            <w:r>
+              <w:rPr>
+                <w:rFonts w:ascii="Vazirmatn" w:hAnsi="Vazirmatn" w:cs="Vazirmatn"/>
+                <w:color w:val="0070C0"/>
+                <w:sz w:val="22"/>
+                <w:szCs w:val="22"/>
+                <w:rtl/>
+              </w:rPr>
+              <w:t xml:space="preserve">نوع مورد – كاربردي : </w:t>
+            </w:r>
+            <w:r>
+              <w:rPr>
+                <w:rFonts w:ascii="Vazirmatn" w:hAnsi="Vazirmatn" w:cs="Vazirmatn"/>
                 <w:sz w:val="22"/>
                 <w:szCs w:val="22"/>
                 <w:rtl/>
@@ -2419,16 +2156,16 @@
             <w:pPr>
               <w:bidi/>
               <w:rPr>
-                <w:rFonts w:cs="Mj_Casablanca Light"/>
-                <w:color w:val="0070C0"/>
-                <w:sz w:val="22"/>
-                <w:szCs w:val="22"/>
-                <w:rtl/>
-              </w:rPr>
-            </w:pPr>
-            <w:r>
-              <w:rPr>
-                <w:rFonts w:cs="Mj_Casablanca Light" w:hint="cs"/>
+                <w:rFonts w:ascii="Vazirmatn" w:hAnsi="Vazirmatn" w:cs="Vazirmatn"/>
+                <w:color w:val="0070C0"/>
+                <w:sz w:val="22"/>
+                <w:szCs w:val="22"/>
+                <w:rtl/>
+              </w:rPr>
+            </w:pPr>
+            <w:r>
+              <w:rPr>
+                <w:rFonts w:ascii="Vazirmatn" w:hAnsi="Vazirmatn" w:cs="Vazirmatn"/>
                 <w:color w:val="0070C0"/>
                 <w:sz w:val="22"/>
                 <w:szCs w:val="22"/>
@@ -2442,48 +2179,21 @@
               <w:bidi/>
               <w:ind w:left="360"/>
               <w:rPr>
-                <w:rFonts w:cs="Mj_Casablanca Light"/>
-                <w:color w:val="0070C0"/>
-                <w:sz w:val="22"/>
-                <w:szCs w:val="22"/>
-                <w:rtl/>
-              </w:rPr>
-            </w:pPr>
-            <w:r>
-              <w:rPr>
-                <w:rFonts w:cs="Mj_Casablanca Light" w:hint="cs"/>
-                <w:sz w:val="22"/>
-                <w:szCs w:val="22"/>
-                <w:rtl/>
-              </w:rPr>
-              <w:t xml:space="preserve">كارمندان حضوري </w:t>
-            </w:r>
-            <w:r>
-              <w:rPr>
-                <w:rFonts w:ascii="Arial" w:hAnsi="Arial" w:cs="Arial" w:hint="cs"/>
-                <w:sz w:val="22"/>
-                <w:szCs w:val="22"/>
-                <w:rtl/>
-              </w:rPr>
-              <w:t>–</w:t>
-            </w:r>
-            <w:r>
-              <w:rPr>
-                <w:rFonts w:cs="Mj_Casablanca Light" w:hint="cs"/>
-                <w:sz w:val="22"/>
-                <w:szCs w:val="22"/>
-                <w:rtl/>
-              </w:rPr>
-              <w:t xml:space="preserve"> </w:t>
-            </w:r>
-            <w:r>
-              <w:rPr>
-                <w:rFonts w:cs="Mj_Casablanca Light" w:hint="cs"/>
-                <w:sz w:val="22"/>
-                <w:szCs w:val="22"/>
-                <w:rtl/>
-              </w:rPr>
-              <w:t>مي تواند براي ديدن ليست و ترتيب افرادي كه قرار است امروز خدمات دريافت كنن از اين ليست استفاده كند</w:t>
+                <w:rFonts w:ascii="Vazirmatn" w:hAnsi="Vazirmatn" w:cs="Vazirmatn"/>
+                <w:color w:val="0070C0"/>
+                <w:sz w:val="22"/>
+                <w:szCs w:val="22"/>
+                <w:rtl/>
+              </w:rPr>
+            </w:pPr>
+            <w:r>
+              <w:rPr>
+                <w:rFonts w:ascii="Vazirmatn" w:hAnsi="Vazirmatn" w:cs="Vazirmatn"/>
+                <w:sz w:val="22"/>
+                <w:szCs w:val="22"/>
+                <w:rtl/>
+              </w:rPr>
+              <w:t>كارمندان حضوري – مي تواند براي ديدن ليست و ترتيب افرادي كه قرار است امروز خدمات دريافت كنن از اين ليست استفاده كند</w:t>
             </w:r>
           </w:p>
         </w:tc>
@@ -2501,16 +2211,16 @@
             <w:pPr>
               <w:bidi/>
               <w:rPr>
-                <w:rFonts w:cs="Mj_Casablanca Light"/>
-                <w:color w:val="0070C0"/>
-                <w:sz w:val="22"/>
-                <w:szCs w:val="22"/>
-                <w:rtl/>
-              </w:rPr>
-            </w:pPr>
-            <w:r>
-              <w:rPr>
-                <w:rFonts w:cs="Mj_Casablanca Light" w:hint="cs"/>
+                <w:rFonts w:ascii="Vazirmatn" w:hAnsi="Vazirmatn" w:cs="Vazirmatn"/>
+                <w:color w:val="0070C0"/>
+                <w:sz w:val="22"/>
+                <w:szCs w:val="22"/>
+                <w:rtl/>
+              </w:rPr>
+            </w:pPr>
+            <w:r>
+              <w:rPr>
+                <w:rFonts w:ascii="Vazirmatn" w:hAnsi="Vazirmatn" w:cs="Vazirmatn"/>
                 <w:color w:val="0070C0"/>
                 <w:sz w:val="22"/>
                 <w:szCs w:val="22"/>
@@ -2524,16 +2234,16 @@
               <w:bidi/>
               <w:ind w:left="784" w:hanging="424"/>
               <w:rPr>
-                <w:rFonts w:cs="Mj_Casablanca Light"/>
-                <w:color w:val="0070C0"/>
-                <w:sz w:val="22"/>
-                <w:szCs w:val="22"/>
-                <w:rtl/>
-              </w:rPr>
-            </w:pPr>
-            <w:r>
-              <w:rPr>
-                <w:rFonts w:cs="Mj_Casablanca Light" w:hint="cs"/>
+                <w:rFonts w:ascii="Vazirmatn" w:hAnsi="Vazirmatn" w:cs="Vazirmatn"/>
+                <w:color w:val="0070C0"/>
+                <w:sz w:val="22"/>
+                <w:szCs w:val="22"/>
+                <w:rtl/>
+              </w:rPr>
+            </w:pPr>
+            <w:r>
+              <w:rPr>
+                <w:rFonts w:ascii="Vazirmatn" w:hAnsi="Vazirmatn" w:cs="Vazirmatn"/>
                 <w:sz w:val="22"/>
                 <w:szCs w:val="22"/>
                 <w:rtl/>
@@ -2542,7 +2252,7 @@
             </w:r>
             <w:r>
               <w:rPr>
-                <w:rFonts w:cs="Mj_Casablanca Light" w:hint="cs"/>
+                <w:rFonts w:ascii="Vazirmatn" w:hAnsi="Vazirmatn" w:cs="Vazirmatn"/>
                 <w:sz w:val="22"/>
                 <w:szCs w:val="22"/>
                 <w:rtl/>
@@ -2566,16 +2276,16 @@
             <w:pPr>
               <w:bidi/>
               <w:rPr>
-                <w:rFonts w:cs="Mj_Casablanca Light"/>
-                <w:color w:val="0070C0"/>
-                <w:sz w:val="22"/>
-                <w:szCs w:val="22"/>
-                <w:rtl/>
-              </w:rPr>
-            </w:pPr>
-            <w:r>
-              <w:rPr>
-                <w:rFonts w:cs="Mj_Casablanca Light" w:hint="cs"/>
+                <w:rFonts w:ascii="Vazirmatn" w:hAnsi="Vazirmatn" w:cs="Vazirmatn"/>
+                <w:color w:val="0070C0"/>
+                <w:sz w:val="22"/>
+                <w:szCs w:val="22"/>
+                <w:rtl/>
+              </w:rPr>
+            </w:pPr>
+            <w:r>
+              <w:rPr>
+                <w:rFonts w:ascii="Vazirmatn" w:hAnsi="Vazirmatn" w:cs="Vazirmatn"/>
                 <w:color w:val="0070C0"/>
                 <w:sz w:val="22"/>
                 <w:szCs w:val="22"/>
@@ -2585,7 +2295,7 @@
             </w:r>
             <w:r>
               <w:rPr>
-                <w:rFonts w:cs="Mj_Casablanca Light" w:hint="cs"/>
+                <w:rFonts w:ascii="Vazirmatn" w:hAnsi="Vazirmatn" w:cs="Vazirmatn"/>
                 <w:sz w:val="22"/>
                 <w:szCs w:val="22"/>
                 <w:rtl/>
@@ -2604,16 +2314,16 @@
             <w:pPr>
               <w:bidi/>
               <w:rPr>
-                <w:rFonts w:cs="Mj_Casablanca Light"/>
-                <w:color w:val="0070C0"/>
-                <w:sz w:val="22"/>
-                <w:szCs w:val="22"/>
-                <w:rtl/>
-              </w:rPr>
-            </w:pPr>
-            <w:r>
-              <w:rPr>
-                <w:rFonts w:cs="Mj_Casablanca Light" w:hint="cs"/>
+                <w:rFonts w:ascii="Vazirmatn" w:hAnsi="Vazirmatn" w:cs="Vazirmatn"/>
+                <w:color w:val="0070C0"/>
+                <w:sz w:val="22"/>
+                <w:szCs w:val="22"/>
+                <w:rtl/>
+              </w:rPr>
+            </w:pPr>
+            <w:r>
+              <w:rPr>
+                <w:rFonts w:ascii="Vazirmatn" w:hAnsi="Vazirmatn" w:cs="Vazirmatn"/>
                 <w:color w:val="0070C0"/>
                 <w:sz w:val="22"/>
                 <w:szCs w:val="22"/>
@@ -2623,7 +2333,7 @@
             </w:r>
             <w:r>
               <w:rPr>
-                <w:rFonts w:cs="Mj_Casablanca Light" w:hint="cs"/>
+                <w:rFonts w:ascii="Vazirmatn" w:hAnsi="Vazirmatn" w:cs="Vazirmatn"/>
                 <w:sz w:val="22"/>
                 <w:szCs w:val="22"/>
                 <w:rtl/>
@@ -2646,16 +2356,16 @@
             <w:pPr>
               <w:bidi/>
               <w:rPr>
-                <w:rFonts w:cs="Mj_Casablanca Light"/>
-                <w:color w:val="0070C0"/>
-                <w:sz w:val="22"/>
-                <w:szCs w:val="22"/>
-                <w:rtl/>
-              </w:rPr>
-            </w:pPr>
-            <w:r>
-              <w:rPr>
-                <w:rFonts w:cs="Mj_Casablanca Light" w:hint="cs"/>
+                <w:rFonts w:ascii="Vazirmatn" w:hAnsi="Vazirmatn" w:cs="Vazirmatn"/>
+                <w:color w:val="0070C0"/>
+                <w:sz w:val="22"/>
+                <w:szCs w:val="22"/>
+                <w:rtl/>
+              </w:rPr>
+            </w:pPr>
+            <w:r>
+              <w:rPr>
+                <w:rFonts w:ascii="Vazirmatn" w:hAnsi="Vazirmatn" w:cs="Vazirmatn"/>
                 <w:color w:val="0070C0"/>
                 <w:sz w:val="22"/>
                 <w:szCs w:val="22"/>
@@ -2674,16 +2384,16 @@
             <w:pPr>
               <w:bidi/>
               <w:rPr>
-                <w:rFonts w:cs="Mj_Casablanca Light"/>
-                <w:color w:val="0070C0"/>
-                <w:sz w:val="22"/>
-                <w:szCs w:val="22"/>
-                <w:rtl/>
-              </w:rPr>
-            </w:pPr>
-            <w:r>
-              <w:rPr>
-                <w:rFonts w:cs="Mj_Casablanca Light" w:hint="cs"/>
+                <w:rFonts w:ascii="Vazirmatn" w:hAnsi="Vazirmatn" w:cs="Vazirmatn"/>
+                <w:color w:val="0070C0"/>
+                <w:sz w:val="22"/>
+                <w:szCs w:val="22"/>
+                <w:rtl/>
+              </w:rPr>
+            </w:pPr>
+            <w:r>
+              <w:rPr>
+                <w:rFonts w:ascii="Vazirmatn" w:hAnsi="Vazirmatn" w:cs="Vazirmatn"/>
                 <w:color w:val="0070C0"/>
                 <w:sz w:val="22"/>
                 <w:szCs w:val="22"/>
@@ -2693,7 +2403,7 @@
             </w:r>
             <w:r>
               <w:rPr>
-                <w:rFonts w:cs="Mj_Casablanca Light" w:hint="cs"/>
+                <w:rFonts w:ascii="Vazirmatn" w:hAnsi="Vazirmatn" w:cs="Vazirmatn"/>
                 <w:color w:val="0070C0"/>
                 <w:sz w:val="22"/>
                 <w:szCs w:val="22"/>
@@ -2703,7 +2413,7 @@
             </w:r>
             <w:r>
               <w:rPr>
-                <w:rFonts w:cs="Mj_Casablanca Light" w:hint="cs"/>
+                <w:rFonts w:ascii="Vazirmatn" w:hAnsi="Vazirmatn" w:cs="Vazirmatn"/>
                 <w:sz w:val="22"/>
                 <w:szCs w:val="22"/>
                 <w:rtl/>
@@ -2721,16 +2431,16 @@
             <w:pPr>
               <w:bidi/>
               <w:rPr>
-                <w:rFonts w:cs="Mj_Casablanca Light"/>
-                <w:color w:val="0070C0"/>
-                <w:sz w:val="22"/>
-                <w:szCs w:val="22"/>
-                <w:rtl/>
-              </w:rPr>
-            </w:pPr>
-            <w:r>
-              <w:rPr>
-                <w:rFonts w:cs="Mj_Casablanca Light" w:hint="cs"/>
+                <w:rFonts w:ascii="Vazirmatn" w:hAnsi="Vazirmatn" w:cs="Vazirmatn"/>
+                <w:color w:val="0070C0"/>
+                <w:sz w:val="22"/>
+                <w:szCs w:val="22"/>
+                <w:rtl/>
+              </w:rPr>
+            </w:pPr>
+            <w:r>
+              <w:rPr>
+                <w:rFonts w:ascii="Vazirmatn" w:hAnsi="Vazirmatn" w:cs="Vazirmatn"/>
                 <w:color w:val="0070C0"/>
                 <w:sz w:val="22"/>
                 <w:szCs w:val="22"/>
@@ -2740,7 +2450,7 @@
             </w:r>
             <w:r>
               <w:rPr>
-                <w:rFonts w:cs="Mj_Casablanca Light" w:hint="cs"/>
+                <w:rFonts w:ascii="Vazirmatn" w:hAnsi="Vazirmatn" w:cs="Vazirmatn"/>
                 <w:sz w:val="22"/>
                 <w:szCs w:val="22"/>
                 <w:rtl/>
@@ -2759,32 +2469,22 @@
             <w:pPr>
               <w:bidi/>
               <w:rPr>
-                <w:rFonts w:cs="Mj_Casablanca Light"/>
-                <w:color w:val="0070C0"/>
-                <w:sz w:val="22"/>
-                <w:szCs w:val="22"/>
-                <w:rtl/>
-              </w:rPr>
-            </w:pPr>
-            <w:r>
-              <w:rPr>
-                <w:rFonts w:cs="Mj_Casablanca Light" w:hint="cs"/>
-                <w:color w:val="0070C0"/>
-                <w:sz w:val="22"/>
-                <w:szCs w:val="22"/>
-                <w:rtl/>
-              </w:rPr>
-              <w:t xml:space="preserve">توسعه : </w:t>
-            </w:r>
-            <w:r>
-              <w:rPr>
-                <w:rFonts w:cs="Mj_Casablanca Light" w:hint="cs"/>
-                <w:color w:val="0070C0"/>
-                <w:sz w:val="22"/>
-                <w:szCs w:val="22"/>
-                <w:rtl/>
-              </w:rPr>
-              <w:t>--</w:t>
+                <w:rFonts w:ascii="Vazirmatn" w:hAnsi="Vazirmatn" w:cs="Vazirmatn"/>
+                <w:color w:val="0070C0"/>
+                <w:sz w:val="22"/>
+                <w:szCs w:val="22"/>
+                <w:rtl/>
+              </w:rPr>
+            </w:pPr>
+            <w:r>
+              <w:rPr>
+                <w:rFonts w:ascii="Vazirmatn" w:hAnsi="Vazirmatn" w:cs="Vazirmatn"/>
+                <w:color w:val="0070C0"/>
+                <w:sz w:val="22"/>
+                <w:szCs w:val="22"/>
+                <w:rtl/>
+              </w:rPr>
+              <w:t>توسعه : --</w:t>
             </w:r>
           </w:p>
         </w:tc>
@@ -2798,32 +2498,22 @@
             <w:pPr>
               <w:bidi/>
               <w:rPr>
-                <w:rFonts w:cs="Mj_Casablanca Light"/>
-                <w:color w:val="0070C0"/>
-                <w:sz w:val="22"/>
-                <w:szCs w:val="22"/>
-                <w:rtl/>
-              </w:rPr>
-            </w:pPr>
-            <w:r>
-              <w:rPr>
-                <w:rFonts w:cs="Mj_Casablanca Light" w:hint="cs"/>
-                <w:color w:val="0070C0"/>
-                <w:sz w:val="22"/>
-                <w:szCs w:val="22"/>
-                <w:rtl/>
-              </w:rPr>
-              <w:t xml:space="preserve">تعميم : </w:t>
-            </w:r>
-            <w:r>
-              <w:rPr>
-                <w:rFonts w:cs="Mj_Casablanca Light" w:hint="cs"/>
-                <w:color w:val="0070C0"/>
-                <w:sz w:val="22"/>
-                <w:szCs w:val="22"/>
-                <w:rtl/>
-              </w:rPr>
-              <w:t>--</w:t>
+                <w:rFonts w:ascii="Vazirmatn" w:hAnsi="Vazirmatn" w:cs="Vazirmatn"/>
+                <w:color w:val="0070C0"/>
+                <w:sz w:val="22"/>
+                <w:szCs w:val="22"/>
+                <w:rtl/>
+              </w:rPr>
+            </w:pPr>
+            <w:r>
+              <w:rPr>
+                <w:rFonts w:ascii="Vazirmatn" w:hAnsi="Vazirmatn" w:cs="Vazirmatn"/>
+                <w:color w:val="0070C0"/>
+                <w:sz w:val="22"/>
+                <w:szCs w:val="22"/>
+                <w:rtl/>
+              </w:rPr>
+              <w:t>تعميم : --</w:t>
             </w:r>
           </w:p>
         </w:tc>
@@ -2841,16 +2531,16 @@
             <w:pPr>
               <w:bidi/>
               <w:rPr>
-                <w:rFonts w:cs="Mj_Casablanca Light"/>
-                <w:color w:val="0070C0"/>
-                <w:sz w:val="22"/>
-                <w:szCs w:val="22"/>
-                <w:rtl/>
-              </w:rPr>
-            </w:pPr>
-            <w:r>
-              <w:rPr>
-                <w:rFonts w:cs="Mj_Casablanca Light" w:hint="cs"/>
+                <w:rFonts w:ascii="Vazirmatn" w:hAnsi="Vazirmatn" w:cs="Vazirmatn"/>
+                <w:color w:val="0070C0"/>
+                <w:sz w:val="22"/>
+                <w:szCs w:val="22"/>
+                <w:rtl/>
+              </w:rPr>
+            </w:pPr>
+            <w:r>
+              <w:rPr>
+                <w:rFonts w:ascii="Vazirmatn" w:hAnsi="Vazirmatn" w:cs="Vazirmatn"/>
                 <w:color w:val="0070C0"/>
                 <w:sz w:val="22"/>
                 <w:szCs w:val="22"/>
@@ -2868,14 +2558,14 @@
               </w:numPr>
               <w:bidi/>
               <w:rPr>
-                <w:rFonts w:cs="Mj_Casablanca Light"/>
-                <w:sz w:val="22"/>
-                <w:szCs w:val="22"/>
-              </w:rPr>
-            </w:pPr>
-            <w:r>
-              <w:rPr>
-                <w:rFonts w:cs="Mj_Casablanca Light" w:hint="cs"/>
+                <w:rFonts w:ascii="Vazirmatn" w:hAnsi="Vazirmatn" w:cs="Vazirmatn"/>
+                <w:sz w:val="22"/>
+                <w:szCs w:val="22"/>
+              </w:rPr>
+            </w:pPr>
+            <w:r>
+              <w:rPr>
+                <w:rFonts w:ascii="Vazirmatn" w:hAnsi="Vazirmatn" w:cs="Vazirmatn"/>
                 <w:sz w:val="22"/>
                 <w:szCs w:val="22"/>
                 <w:rtl/>
@@ -2885,7 +2575,7 @@
             </w:r>
             <w:r>
               <w:rPr>
-                <w:rFonts w:cs="Mj_Casablanca Light" w:hint="cs"/>
+                <w:rFonts w:ascii="Vazirmatn" w:hAnsi="Vazirmatn" w:cs="Vazirmatn"/>
                 <w:sz w:val="22"/>
                 <w:szCs w:val="22"/>
                 <w:rtl/>
@@ -2895,7 +2585,7 @@
             </w:r>
             <w:r>
               <w:rPr>
-                <w:rFonts w:cs="Mj_Casablanca Light" w:hint="cs"/>
+                <w:rFonts w:ascii="Vazirmatn" w:hAnsi="Vazirmatn" w:cs="Vazirmatn"/>
                 <w:sz w:val="22"/>
                 <w:szCs w:val="22"/>
                 <w:rtl/>
@@ -2905,7 +2595,7 @@
             </w:r>
             <w:r>
               <w:rPr>
-                <w:rFonts w:cs="Mj_Casablanca Light" w:hint="cs"/>
+                <w:rFonts w:ascii="Vazirmatn" w:hAnsi="Vazirmatn" w:cs="Vazirmatn"/>
                 <w:sz w:val="22"/>
                 <w:szCs w:val="22"/>
                 <w:rtl/>
@@ -2923,14 +2613,14 @@
               </w:numPr>
               <w:bidi/>
               <w:rPr>
-                <w:rFonts w:cs="Mj_Casablanca Light"/>
-                <w:sz w:val="22"/>
-                <w:szCs w:val="22"/>
-              </w:rPr>
-            </w:pPr>
-            <w:r>
-              <w:rPr>
-                <w:rFonts w:cs="Mj_Casablanca Light" w:hint="cs"/>
+                <w:rFonts w:ascii="Vazirmatn" w:hAnsi="Vazirmatn" w:cs="Vazirmatn"/>
+                <w:sz w:val="22"/>
+                <w:szCs w:val="22"/>
+              </w:rPr>
+            </w:pPr>
+            <w:r>
+              <w:rPr>
+                <w:rFonts w:ascii="Vazirmatn" w:hAnsi="Vazirmatn" w:cs="Vazirmatn"/>
                 <w:sz w:val="22"/>
                 <w:szCs w:val="22"/>
                 <w:rtl/>
@@ -2939,7 +2629,7 @@
             </w:r>
             <w:r>
               <w:rPr>
-                <w:rFonts w:cs="Mj_Casablanca Light" w:hint="cs"/>
+                <w:rFonts w:ascii="Vazirmatn" w:hAnsi="Vazirmatn" w:cs="Vazirmatn"/>
                 <w:sz w:val="22"/>
                 <w:szCs w:val="22"/>
                 <w:rtl/>
@@ -2948,7 +2638,7 @@
             </w:r>
             <w:r>
               <w:rPr>
-                <w:rFonts w:cs="Mj_Casablanca Light" w:hint="cs"/>
+                <w:rFonts w:ascii="Vazirmatn" w:hAnsi="Vazirmatn" w:cs="Vazirmatn"/>
                 <w:sz w:val="22"/>
                 <w:szCs w:val="22"/>
                 <w:rtl/>
@@ -2965,14 +2655,14 @@
               </w:numPr>
               <w:bidi/>
               <w:rPr>
-                <w:rFonts w:cs="Mj_Casablanca Light"/>
-                <w:sz w:val="22"/>
-                <w:szCs w:val="22"/>
-              </w:rPr>
-            </w:pPr>
-            <w:r>
-              <w:rPr>
-                <w:rFonts w:cs="Mj_Casablanca Light" w:hint="cs"/>
+                <w:rFonts w:ascii="Vazirmatn" w:hAnsi="Vazirmatn" w:cs="Vazirmatn"/>
+                <w:sz w:val="22"/>
+                <w:szCs w:val="22"/>
+              </w:rPr>
+            </w:pPr>
+            <w:r>
+              <w:rPr>
+                <w:rFonts w:ascii="Vazirmatn" w:hAnsi="Vazirmatn" w:cs="Vazirmatn"/>
                 <w:sz w:val="22"/>
                 <w:szCs w:val="22"/>
                 <w:rtl/>
@@ -2989,14 +2679,14 @@
               </w:numPr>
               <w:bidi/>
               <w:rPr>
-                <w:rFonts w:cs="Mj_Casablanca Light"/>
-                <w:sz w:val="22"/>
-                <w:szCs w:val="22"/>
-              </w:rPr>
-            </w:pPr>
-            <w:r>
-              <w:rPr>
-                <w:rFonts w:cs="Mj_Casablanca Light" w:hint="cs"/>
+                <w:rFonts w:ascii="Vazirmatn" w:hAnsi="Vazirmatn" w:cs="Vazirmatn"/>
+                <w:sz w:val="22"/>
+                <w:szCs w:val="22"/>
+              </w:rPr>
+            </w:pPr>
+            <w:r>
+              <w:rPr>
+                <w:rFonts w:ascii="Vazirmatn" w:hAnsi="Vazirmatn" w:cs="Vazirmatn"/>
                 <w:sz w:val="22"/>
                 <w:szCs w:val="22"/>
                 <w:rtl/>
@@ -3013,14 +2703,14 @@
               </w:numPr>
               <w:bidi/>
               <w:rPr>
-                <w:rFonts w:cs="Mj_Casablanca Light"/>
-                <w:sz w:val="22"/>
-                <w:szCs w:val="22"/>
-              </w:rPr>
-            </w:pPr>
-            <w:r>
-              <w:rPr>
-                <w:rFonts w:cs="Mj_Casablanca Light" w:hint="cs"/>
+                <w:rFonts w:ascii="Vazirmatn" w:hAnsi="Vazirmatn" w:cs="Vazirmatn"/>
+                <w:sz w:val="22"/>
+                <w:szCs w:val="22"/>
+              </w:rPr>
+            </w:pPr>
+            <w:r>
+              <w:rPr>
+                <w:rFonts w:ascii="Vazirmatn" w:hAnsi="Vazirmatn" w:cs="Vazirmatn"/>
                 <w:sz w:val="22"/>
                 <w:szCs w:val="22"/>
                 <w:rtl/>
@@ -3043,15 +2733,15 @@
             <w:pPr>
               <w:bidi/>
               <w:rPr>
-                <w:rFonts w:cs="Mj_Casablanca Light"/>
-                <w:sz w:val="22"/>
-                <w:szCs w:val="22"/>
-                <w:rtl/>
-              </w:rPr>
-            </w:pPr>
-            <w:r>
-              <w:rPr>
-                <w:rFonts w:cs="Mj_Casablanca Light" w:hint="cs"/>
+                <w:rFonts w:ascii="Vazirmatn" w:hAnsi="Vazirmatn" w:cs="Vazirmatn"/>
+                <w:sz w:val="22"/>
+                <w:szCs w:val="22"/>
+                <w:rtl/>
+              </w:rPr>
+            </w:pPr>
+            <w:r>
+              <w:rPr>
+                <w:rFonts w:ascii="Vazirmatn" w:hAnsi="Vazirmatn" w:cs="Vazirmatn"/>
                 <w:color w:val="0070C0"/>
                 <w:sz w:val="22"/>
                 <w:szCs w:val="22"/>
@@ -3061,7 +2751,7 @@
             </w:r>
             <w:r>
               <w:rPr>
-                <w:rFonts w:cs="Mj_Casablanca Light" w:hint="cs"/>
+                <w:rFonts w:ascii="Vazirmatn" w:hAnsi="Vazirmatn" w:cs="Vazirmatn"/>
                 <w:sz w:val="22"/>
                 <w:szCs w:val="22"/>
                 <w:rtl/>
@@ -3073,7 +2763,7 @@
             <w:pPr>
               <w:bidi/>
               <w:rPr>
-                <w:rFonts w:cs="Mj_Casablanca Light"/>
+                <w:rFonts w:ascii="Vazirmatn" w:hAnsi="Vazirmatn" w:cs="Vazirmatn"/>
                 <w:color w:val="0070C0"/>
                 <w:sz w:val="22"/>
                 <w:szCs w:val="22"/>
@@ -3083,7 +2773,7 @@
             </w:pPr>
             <w:r>
               <w:rPr>
-                <w:rFonts w:cs="Mj_Casablanca Light" w:hint="cs"/>
+                <w:rFonts w:ascii="Vazirmatn" w:hAnsi="Vazirmatn" w:cs="Vazirmatn"/>
                 <w:sz w:val="22"/>
                 <w:szCs w:val="22"/>
                 <w:rtl/>
@@ -3092,7 +2782,7 @@
             </w:r>
             <w:r>
               <w:rPr>
-                <w:rFonts w:cs="Mj_Casablanca Light" w:hint="cs"/>
+                <w:rFonts w:ascii="Vazirmatn" w:hAnsi="Vazirmatn" w:cs="Vazirmatn"/>
                 <w:sz w:val="22"/>
                 <w:szCs w:val="22"/>
                 <w:rtl/>
@@ -3101,7 +2791,7 @@
             </w:r>
             <w:r>
               <w:rPr>
-                <w:rFonts w:cs="Mj_Casablanca Light" w:hint="cs"/>
+                <w:rFonts w:ascii="Vazirmatn" w:hAnsi="Vazirmatn" w:cs="Vazirmatn"/>
                 <w:sz w:val="22"/>
                 <w:szCs w:val="22"/>
                 <w:rtl/>
@@ -3110,7 +2800,7 @@
             </w:r>
             <w:r>
               <w:rPr>
-                <w:rFonts w:cs="Mj_Casablanca Light" w:hint="cs"/>
+                <w:rFonts w:ascii="Vazirmatn" w:hAnsi="Vazirmatn" w:cs="Vazirmatn"/>
                 <w:sz w:val="22"/>
                 <w:szCs w:val="22"/>
                 <w:rtl/>
@@ -3119,7 +2809,7 @@
             </w:r>
             <w:r>
               <w:rPr>
-                <w:rFonts w:cs="Mj_Casablanca Light" w:hint="cs"/>
+                <w:rFonts w:ascii="Vazirmatn" w:hAnsi="Vazirmatn" w:cs="Vazirmatn"/>
                 <w:sz w:val="22"/>
                 <w:szCs w:val="22"/>
                 <w:rtl/>
@@ -3128,7 +2818,7 @@
             </w:r>
             <w:r>
               <w:rPr>
-                <w:rFonts w:cs="Mj_Casablanca Light" w:hint="cs"/>
+                <w:rFonts w:ascii="Vazirmatn" w:hAnsi="Vazirmatn" w:cs="Vazirmatn"/>
                 <w:sz w:val="22"/>
                 <w:szCs w:val="22"/>
                 <w:rtl/>
@@ -3137,7 +2827,7 @@
             </w:r>
             <w:r>
               <w:rPr>
-                <w:rFonts w:cs="Calibri" w:hint="cs"/>
+                <w:rFonts w:ascii="Vazirmatn" w:hAnsi="Vazirmatn" w:cs="Vazirmatn"/>
                 <w:sz w:val="22"/>
                 <w:szCs w:val="22"/>
                 <w:rtl/>
@@ -3146,7 +2836,7 @@
             </w:r>
             <w:r>
               <w:rPr>
-                <w:rFonts w:cs="Mj_Casablanca Light" w:hint="cs"/>
+                <w:rFonts w:ascii="Vazirmatn" w:hAnsi="Vazirmatn" w:cs="Vazirmatn"/>
                 <w:sz w:val="22"/>
                 <w:szCs w:val="22"/>
                 <w:rtl/>
@@ -3155,7 +2845,7 @@
             </w:r>
             <w:r>
               <w:rPr>
-                <w:rFonts w:cs="Calibri" w:hint="cs"/>
+                <w:rFonts w:ascii="Vazirmatn" w:hAnsi="Vazirmatn" w:cs="Vazirmatn"/>
                 <w:sz w:val="22"/>
                 <w:szCs w:val="22"/>
                 <w:rtl/>
@@ -3164,7 +2854,7 @@
             </w:r>
             <w:r>
               <w:rPr>
-                <w:rFonts w:cs="Mj_Casablanca Light" w:hint="cs"/>
+                <w:rFonts w:ascii="Vazirmatn" w:hAnsi="Vazirmatn" w:cs="Vazirmatn"/>
                 <w:sz w:val="22"/>
                 <w:szCs w:val="22"/>
                 <w:rtl/>
@@ -3173,7 +2863,7 @@
             </w:r>
             <w:r>
               <w:rPr>
-                <w:rFonts w:cs="Mj_Casablanca Light" w:hint="cs"/>
+                <w:rFonts w:ascii="Vazirmatn" w:hAnsi="Vazirmatn" w:cs="Vazirmatn"/>
                 <w:sz w:val="22"/>
                 <w:szCs w:val="22"/>
                 <w:rtl/>
@@ -3182,7 +2872,7 @@
             </w:r>
             <w:r>
               <w:rPr>
-                <w:rFonts w:cs="Mj_Casablanca Light" w:hint="cs"/>
+                <w:rFonts w:ascii="Vazirmatn" w:hAnsi="Vazirmatn" w:cs="Vazirmatn"/>
                 <w:sz w:val="22"/>
                 <w:szCs w:val="22"/>
                 <w:rtl/>
@@ -3205,16 +2895,16 @@
             <w:pPr>
               <w:bidi/>
               <w:rPr>
-                <w:rFonts w:cs="Mj_Casablanca Light"/>
-                <w:color w:val="0070C0"/>
-                <w:sz w:val="22"/>
-                <w:szCs w:val="22"/>
-                <w:rtl/>
-              </w:rPr>
-            </w:pPr>
-            <w:r>
-              <w:rPr>
-                <w:rFonts w:cs="Mj_Casablanca Light" w:hint="cs"/>
+                <w:rFonts w:ascii="Vazirmatn" w:hAnsi="Vazirmatn" w:cs="Vazirmatn"/>
+                <w:color w:val="0070C0"/>
+                <w:sz w:val="22"/>
+                <w:szCs w:val="22"/>
+                <w:rtl/>
+              </w:rPr>
+            </w:pPr>
+            <w:r>
+              <w:rPr>
+                <w:rFonts w:ascii="Vazirmatn" w:hAnsi="Vazirmatn" w:cs="Vazirmatn"/>
                 <w:color w:val="0070C0"/>
                 <w:sz w:val="22"/>
                 <w:szCs w:val="22"/>
@@ -3230,7 +2920,7 @@
       <w:pPr>
         <w:bidi/>
         <w:rPr>
-          <w:rFonts w:cs="Mj_Casablanca Light"/>
+          <w:rFonts w:ascii="Vazirmatn" w:hAnsi="Vazirmatn" w:cs="Vazirmatn"/>
           <w:color w:val="0070C0"/>
           <w:sz w:val="22"/>
           <w:szCs w:val="22"/>
@@ -3241,7 +2931,7 @@
     <w:p>
       <w:pPr>
         <w:rPr>
-          <w:rFonts w:cs="Mj_Casablanca Light"/>
+          <w:rFonts w:ascii="Vazirmatn" w:hAnsi="Vazirmatn" w:cs="Vazirmatn"/>
           <w:color w:val="0070C0"/>
           <w:sz w:val="22"/>
           <w:szCs w:val="22"/>
@@ -3249,7 +2939,7 @@
       </w:pPr>
       <w:r>
         <w:rPr>
-          <w:rFonts w:cs="Mj_Casablanca Light"/>
+          <w:rFonts w:ascii="Vazirmatn" w:hAnsi="Vazirmatn" w:cs="Vazirmatn"/>
           <w:color w:val="0070C0"/>
           <w:sz w:val="22"/>
           <w:szCs w:val="22"/>
@@ -3261,7 +2951,7 @@
     <w:p>
       <w:pPr>
         <w:rPr>
-          <w:rFonts w:cs="Mj_Casablanca Light"/>
+          <w:rFonts w:ascii="Vazirmatn" w:hAnsi="Vazirmatn" w:cs="Vazirmatn"/>
           <w:color w:val="0070C0"/>
           <w:sz w:val="22"/>
           <w:szCs w:val="22"/>
@@ -3271,7 +2961,7 @@
     <w:p>
       <w:pPr>
         <w:rPr>
-          <w:rFonts w:cs="Mj_Casablanca Light"/>
+          <w:rFonts w:ascii="Vazirmatn" w:hAnsi="Vazirmatn" w:cs="Vazirmatn"/>
           <w:color w:val="0070C0"/>
           <w:sz w:val="22"/>
           <w:szCs w:val="22"/>
@@ -3287,13 +2977,13 @@
         <w:tblLook w:val="04A0" w:firstRow="1" w:lastRow="0" w:firstColumn="1" w:lastColumn="0" w:noHBand="0" w:noVBand="1"/>
       </w:tblPr>
       <w:tblGrid>
-        <w:gridCol w:w="627"/>
-        <w:gridCol w:w="2708"/>
-        <w:gridCol w:w="2790"/>
-        <w:gridCol w:w="484"/>
-        <w:gridCol w:w="1858"/>
-        <w:gridCol w:w="734"/>
-        <w:gridCol w:w="2224"/>
+        <w:gridCol w:w="670"/>
+        <w:gridCol w:w="2697"/>
+        <w:gridCol w:w="2778"/>
+        <w:gridCol w:w="481"/>
+        <w:gridCol w:w="1852"/>
+        <w:gridCol w:w="731"/>
+        <w:gridCol w:w="2216"/>
       </w:tblGrid>
       <w:tr>
         <w:trPr>
@@ -3309,7 +2999,7 @@
             <w:pPr>
               <w:bidi/>
               <w:rPr>
-                <w:rFonts w:cs="Mj_Casablanca Light"/>
+                <w:rFonts w:ascii="Vazirmatn" w:hAnsi="Vazirmatn" w:cs="Vazirmatn"/>
                 <w:sz w:val="22"/>
                 <w:szCs w:val="22"/>
                 <w:rtl/>
@@ -3318,51 +3008,18 @@
             </w:pPr>
             <w:r>
               <w:rPr>
-                <w:rFonts w:cs="Mj_Casablanca Light" w:hint="cs"/>
+                <w:rFonts w:ascii="Vazirmatn" w:hAnsi="Vazirmatn" w:cs="Vazirmatn"/>
                 <w:color w:val="0070C0"/>
                 <w:sz w:val="22"/>
                 <w:szCs w:val="22"/>
                 <w:rtl/>
                 <w:lang w:bidi="fa-IR"/>
               </w:rPr>
-              <w:t xml:space="preserve">نام مورد </w:t>
-            </w:r>
-            <w:r>
-              <w:rPr>
-                <w:rFonts w:ascii="Arial" w:hAnsi="Arial" w:cs="Arial" w:hint="cs"/>
-                <w:color w:val="0070C0"/>
-                <w:sz w:val="22"/>
-                <w:szCs w:val="22"/>
-                <w:rtl/>
-                <w:lang w:bidi="fa-IR"/>
-              </w:rPr>
-              <w:t>–</w:t>
-            </w:r>
-            <w:r>
-              <w:rPr>
-                <w:rFonts w:cs="Mj_Casablanca Light" w:hint="cs"/>
-                <w:color w:val="0070C0"/>
-                <w:sz w:val="22"/>
-                <w:szCs w:val="22"/>
-                <w:rtl/>
-                <w:lang w:bidi="fa-IR"/>
-              </w:rPr>
-              <w:t xml:space="preserve"> كاربرد </w:t>
-            </w:r>
-            <w:r>
-              <w:rPr>
-                <w:rFonts w:cs="Mj_Casablanca Light" w:hint="cs"/>
-                <w:color w:val="0070C0"/>
-                <w:sz w:val="22"/>
-                <w:szCs w:val="22"/>
-                <w:rtl/>
-                <w:lang w:bidi="fa-IR"/>
-              </w:rPr>
-              <w:t xml:space="preserve">: </w:t>
-            </w:r>
-            <w:r>
-              <w:rPr>
-                <w:rFonts w:cs="Mj_Casablanca Light" w:hint="cs"/>
+              <w:t xml:space="preserve">نام مورد – كاربرد : </w:t>
+            </w:r>
+            <w:r>
+              <w:rPr>
+                <w:rFonts w:ascii="Vazirmatn" w:hAnsi="Vazirmatn" w:cs="Vazirmatn"/>
                 <w:sz w:val="22"/>
                 <w:szCs w:val="22"/>
                 <w:rtl/>
@@ -3381,34 +3038,24 @@
             <w:pPr>
               <w:bidi/>
               <w:rPr>
-                <w:rFonts w:cs="Mj_Casablanca Light"/>
-                <w:sz w:val="22"/>
-                <w:szCs w:val="22"/>
-              </w:rPr>
-            </w:pPr>
-            <w:r>
-              <w:rPr>
-                <w:rFonts w:cs="Mj_Casablanca Light" w:hint="cs"/>
-                <w:color w:val="0070C0"/>
-                <w:sz w:val="22"/>
-                <w:szCs w:val="22"/>
-                <w:rtl/>
-              </w:rPr>
-              <w:t>شماره شناسايي :</w:t>
-            </w:r>
-            <w:r>
-              <w:rPr>
-                <w:rFonts w:cs="Mj_Casablanca Light" w:hint="cs"/>
-                <w:color w:val="0070C0"/>
-                <w:sz w:val="22"/>
-                <w:szCs w:val="22"/>
-                <w:rtl/>
-              </w:rPr>
-              <w:t xml:space="preserve"> </w:t>
-            </w:r>
-            <w:r>
-              <w:rPr>
-                <w:rFonts w:cs="Mj_Casablanca Light"/>
+                <w:rFonts w:ascii="Vazirmatn" w:hAnsi="Vazirmatn" w:cs="Vazirmatn"/>
+                <w:sz w:val="22"/>
+                <w:szCs w:val="22"/>
+              </w:rPr>
+            </w:pPr>
+            <w:r>
+              <w:rPr>
+                <w:rFonts w:ascii="Vazirmatn" w:hAnsi="Vazirmatn" w:cs="Vazirmatn"/>
+                <w:color w:val="0070C0"/>
+                <w:sz w:val="22"/>
+                <w:szCs w:val="22"/>
+                <w:rtl/>
+              </w:rPr>
+              <w:t xml:space="preserve">شماره شناسايي : </w:t>
+            </w:r>
+            <w:r>
+              <w:rPr>
+                <w:rFonts w:ascii="Vazirmatn" w:hAnsi="Vazirmatn" w:cs="Vazirmatn"/>
                 <w:sz w:val="22"/>
                 <w:szCs w:val="22"/>
               </w:rPr>
@@ -3416,7 +3063,7 @@
             </w:r>
             <w:r>
               <w:rPr>
-                <w:rFonts w:cs="Mj_Casablanca Light"/>
+                <w:rFonts w:ascii="Vazirmatn" w:hAnsi="Vazirmatn" w:cs="Vazirmatn"/>
                 <w:sz w:val="22"/>
                 <w:szCs w:val="22"/>
               </w:rPr>
@@ -3433,7 +3080,7 @@
             <w:pPr>
               <w:bidi/>
               <w:rPr>
-                <w:rFonts w:cs="Mj_Casablanca Light"/>
+                <w:rFonts w:ascii="Vazirmatn" w:hAnsi="Vazirmatn" w:cs="Vazirmatn"/>
                 <w:color w:val="0070C0"/>
                 <w:sz w:val="22"/>
                 <w:szCs w:val="22"/>
@@ -3443,7 +3090,7 @@
             </w:pPr>
             <w:r>
               <w:rPr>
-                <w:rFonts w:cs="Mj_Casablanca Light" w:hint="cs"/>
+                <w:rFonts w:ascii="Vazirmatn" w:hAnsi="Vazirmatn" w:cs="Vazirmatn"/>
                 <w:color w:val="0070C0"/>
                 <w:sz w:val="22"/>
                 <w:szCs w:val="22"/>
@@ -3453,7 +3100,7 @@
             </w:r>
             <w:r>
               <w:rPr>
-                <w:rFonts w:cs="Mj_Casablanca Light" w:hint="cs"/>
+                <w:rFonts w:ascii="Vazirmatn" w:hAnsi="Vazirmatn" w:cs="Vazirmatn"/>
                 <w:sz w:val="22"/>
                 <w:szCs w:val="22"/>
                 <w:rtl/>
@@ -3478,16 +3125,16 @@
             <w:pPr>
               <w:bidi/>
               <w:rPr>
-                <w:rFonts w:cs="Mj_Casablanca Light"/>
-                <w:color w:val="0070C0"/>
-                <w:sz w:val="22"/>
-                <w:szCs w:val="22"/>
-                <w:rtl/>
-              </w:rPr>
-            </w:pPr>
-            <w:r>
-              <w:rPr>
-                <w:rFonts w:cs="Mj_Casablanca Light" w:hint="cs"/>
+                <w:rFonts w:ascii="Vazirmatn" w:hAnsi="Vazirmatn" w:cs="Vazirmatn"/>
+                <w:color w:val="0070C0"/>
+                <w:sz w:val="22"/>
+                <w:szCs w:val="22"/>
+                <w:rtl/>
+              </w:rPr>
+            </w:pPr>
+            <w:r>
+              <w:rPr>
+                <w:rFonts w:ascii="Vazirmatn" w:hAnsi="Vazirmatn" w:cs="Vazirmatn"/>
                 <w:color w:val="0070C0"/>
                 <w:sz w:val="22"/>
                 <w:szCs w:val="22"/>
@@ -3497,7 +3144,7 @@
             </w:r>
             <w:r>
               <w:rPr>
-                <w:rFonts w:cs="Mj_Casablanca Light" w:hint="cs"/>
+                <w:rFonts w:ascii="Vazirmatn" w:hAnsi="Vazirmatn" w:cs="Vazirmatn"/>
                 <w:sz w:val="22"/>
                 <w:szCs w:val="22"/>
                 <w:rtl/>
@@ -3516,56 +3163,26 @@
             <w:pPr>
               <w:bidi/>
               <w:rPr>
-                <w:rFonts w:cs="Mj_Casablanca Light"/>
-                <w:color w:val="0070C0"/>
-                <w:sz w:val="22"/>
-                <w:szCs w:val="22"/>
-                <w:rtl/>
-              </w:rPr>
-            </w:pPr>
-            <w:r>
-              <w:rPr>
-                <w:rFonts w:cs="Mj_Casablanca Light" w:hint="cs"/>
-                <w:color w:val="0070C0"/>
-                <w:sz w:val="22"/>
-                <w:szCs w:val="22"/>
-                <w:rtl/>
-              </w:rPr>
-              <w:t xml:space="preserve">نوع مورد </w:t>
-            </w:r>
-            <w:r>
-              <w:rPr>
-                <w:rFonts w:ascii="Arial" w:hAnsi="Arial" w:cs="Arial" w:hint="cs"/>
-                <w:color w:val="0070C0"/>
-                <w:sz w:val="22"/>
-                <w:szCs w:val="22"/>
-                <w:rtl/>
-              </w:rPr>
-              <w:t>–</w:t>
-            </w:r>
-            <w:r>
-              <w:rPr>
-                <w:rFonts w:cs="Mj_Casablanca Light" w:hint="cs"/>
-                <w:color w:val="0070C0"/>
-                <w:sz w:val="22"/>
-                <w:szCs w:val="22"/>
-                <w:rtl/>
-              </w:rPr>
-              <w:t xml:space="preserve"> كاربردي :</w:t>
-            </w:r>
-            <w:r>
-              <w:rPr>
-                <w:rFonts w:cs="Mj_Casablanca Light" w:hint="cs"/>
-                <w:color w:val="0070C0"/>
-                <w:sz w:val="22"/>
-                <w:szCs w:val="22"/>
-                <w:rtl/>
-              </w:rPr>
-              <w:t xml:space="preserve"> </w:t>
-            </w:r>
-            <w:r>
-              <w:rPr>
-                <w:rFonts w:cs="Mj_Casablanca Light" w:hint="cs"/>
+                <w:rFonts w:ascii="Vazirmatn" w:hAnsi="Vazirmatn" w:cs="Vazirmatn"/>
+                <w:color w:val="0070C0"/>
+                <w:sz w:val="22"/>
+                <w:szCs w:val="22"/>
+                <w:rtl/>
+              </w:rPr>
+            </w:pPr>
+            <w:r>
+              <w:rPr>
+                <w:rFonts w:ascii="Vazirmatn" w:hAnsi="Vazirmatn" w:cs="Vazirmatn"/>
+                <w:color w:val="0070C0"/>
+                <w:sz w:val="22"/>
+                <w:szCs w:val="22"/>
+                <w:rtl/>
+              </w:rPr>
+              <w:t xml:space="preserve">نوع مورد – كاربردي : </w:t>
+            </w:r>
+            <w:r>
+              <w:rPr>
+                <w:rFonts w:ascii="Vazirmatn" w:hAnsi="Vazirmatn" w:cs="Vazirmatn"/>
                 <w:sz w:val="22"/>
                 <w:szCs w:val="22"/>
                 <w:rtl/>
@@ -3588,16 +3205,16 @@
             <w:pPr>
               <w:bidi/>
               <w:rPr>
-                <w:rFonts w:cs="Mj_Casablanca Light"/>
-                <w:color w:val="0070C0"/>
-                <w:sz w:val="22"/>
-                <w:szCs w:val="22"/>
-                <w:rtl/>
-              </w:rPr>
-            </w:pPr>
-            <w:r>
-              <w:rPr>
-                <w:rFonts w:cs="Mj_Casablanca Light" w:hint="cs"/>
+                <w:rFonts w:ascii="Vazirmatn" w:hAnsi="Vazirmatn" w:cs="Vazirmatn"/>
+                <w:color w:val="0070C0"/>
+                <w:sz w:val="22"/>
+                <w:szCs w:val="22"/>
+                <w:rtl/>
+              </w:rPr>
+            </w:pPr>
+            <w:r>
+              <w:rPr>
+                <w:rFonts w:ascii="Vazirmatn" w:hAnsi="Vazirmatn" w:cs="Vazirmatn"/>
                 <w:color w:val="0070C0"/>
                 <w:sz w:val="22"/>
                 <w:szCs w:val="22"/>
@@ -3611,52 +3228,25 @@
               <w:bidi/>
               <w:ind w:left="360"/>
               <w:rPr>
-                <w:rFonts w:cs="Mj_Casablanca Light"/>
-                <w:color w:val="0070C0"/>
-                <w:sz w:val="22"/>
-                <w:szCs w:val="22"/>
-                <w:rtl/>
-              </w:rPr>
-            </w:pPr>
-            <w:r>
-              <w:rPr>
-                <w:rFonts w:cs="Mj_Casablanca Light" w:hint="cs"/>
-                <w:sz w:val="22"/>
-                <w:szCs w:val="22"/>
-                <w:rtl/>
-              </w:rPr>
-              <w:t xml:space="preserve">كارمندان حضوري </w:t>
-            </w:r>
-            <w:r>
-              <w:rPr>
-                <w:rFonts w:ascii="Arial" w:hAnsi="Arial" w:cs="Arial" w:hint="cs"/>
-                <w:sz w:val="22"/>
-                <w:szCs w:val="22"/>
-                <w:rtl/>
-              </w:rPr>
-              <w:t>–</w:t>
-            </w:r>
-            <w:r>
-              <w:rPr>
-                <w:rFonts w:cs="Mj_Casablanca Light" w:hint="cs"/>
-                <w:sz w:val="22"/>
-                <w:szCs w:val="22"/>
-                <w:rtl/>
-              </w:rPr>
-              <w:t xml:space="preserve"> </w:t>
-            </w:r>
-            <w:r>
-              <w:rPr>
-                <w:rFonts w:cs="Mj_Casablanca Light" w:hint="cs"/>
-                <w:sz w:val="22"/>
-                <w:szCs w:val="22"/>
-                <w:rtl/>
-              </w:rPr>
-              <w:t xml:space="preserve">مي تواند براي ديدن ليست و ترتيب افرادي كه قرار است امروز خدمات دريافت كنن از اين </w:t>
-            </w:r>
-            <w:r>
-              <w:rPr>
-                <w:rFonts w:cs="Mj_Casablanca Light" w:hint="cs"/>
+                <w:rFonts w:ascii="Vazirmatn" w:hAnsi="Vazirmatn" w:cs="Vazirmatn"/>
+                <w:color w:val="0070C0"/>
+                <w:sz w:val="22"/>
+                <w:szCs w:val="22"/>
+                <w:rtl/>
+              </w:rPr>
+            </w:pPr>
+            <w:r>
+              <w:rPr>
+                <w:rFonts w:ascii="Vazirmatn" w:hAnsi="Vazirmatn" w:cs="Vazirmatn"/>
+                <w:sz w:val="22"/>
+                <w:szCs w:val="22"/>
+                <w:rtl/>
+              </w:rPr>
+              <w:t xml:space="preserve">كارمندان حضوري – مي تواند براي ديدن ليست و ترتيب افرادي كه قرار است امروز خدمات دريافت كنن از اين </w:t>
+            </w:r>
+            <w:r>
+              <w:rPr>
+                <w:rFonts w:ascii="Vazirmatn" w:hAnsi="Vazirmatn" w:cs="Vazirmatn"/>
                 <w:sz w:val="22"/>
                 <w:szCs w:val="22"/>
                 <w:rtl/>
@@ -3680,16 +3270,16 @@
             <w:pPr>
               <w:bidi/>
               <w:rPr>
-                <w:rFonts w:cs="Mj_Casablanca Light"/>
-                <w:color w:val="0070C0"/>
-                <w:sz w:val="22"/>
-                <w:szCs w:val="22"/>
-                <w:rtl/>
-              </w:rPr>
-            </w:pPr>
-            <w:r>
-              <w:rPr>
-                <w:rFonts w:cs="Mj_Casablanca Light" w:hint="cs"/>
+                <w:rFonts w:ascii="Vazirmatn" w:hAnsi="Vazirmatn" w:cs="Vazirmatn"/>
+                <w:color w:val="0070C0"/>
+                <w:sz w:val="22"/>
+                <w:szCs w:val="22"/>
+                <w:rtl/>
+              </w:rPr>
+            </w:pPr>
+            <w:r>
+              <w:rPr>
+                <w:rFonts w:ascii="Vazirmatn" w:hAnsi="Vazirmatn" w:cs="Vazirmatn"/>
                 <w:color w:val="0070C0"/>
                 <w:sz w:val="22"/>
                 <w:szCs w:val="22"/>
@@ -3703,30 +3293,21 @@
               <w:bidi/>
               <w:ind w:left="784" w:hanging="424"/>
               <w:rPr>
-                <w:rFonts w:cs="Mj_Casablanca Light"/>
-                <w:color w:val="0070C0"/>
-                <w:sz w:val="22"/>
-                <w:szCs w:val="22"/>
-                <w:rtl/>
-              </w:rPr>
-            </w:pPr>
-            <w:r>
-              <w:rPr>
-                <w:rFonts w:cs="Mj_Casablanca Light" w:hint="cs"/>
-                <w:sz w:val="22"/>
-                <w:szCs w:val="22"/>
-                <w:rtl/>
-              </w:rPr>
-              <w:t xml:space="preserve">اين مورد-كاربرد براي اين است كه </w:t>
-            </w:r>
-            <w:r>
-              <w:rPr>
-                <w:rFonts w:cs="Mj_Casablanca Light" w:hint="cs"/>
-                <w:sz w:val="22"/>
-                <w:szCs w:val="22"/>
-                <w:rtl/>
-              </w:rPr>
-              <w:t xml:space="preserve"> ليست و ترتيب افرادي كه قرار است امروز خدمات دريافت كنن ؛ به صورت يك ليست نمايش داده شود</w:t>
+                <w:rFonts w:ascii="Vazirmatn" w:hAnsi="Vazirmatn" w:cs="Vazirmatn"/>
+                <w:color w:val="0070C0"/>
+                <w:sz w:val="22"/>
+                <w:szCs w:val="22"/>
+                <w:rtl/>
+              </w:rPr>
+            </w:pPr>
+            <w:r>
+              <w:rPr>
+                <w:rFonts w:ascii="Vazirmatn" w:hAnsi="Vazirmatn" w:cs="Vazirmatn"/>
+                <w:sz w:val="22"/>
+                <w:szCs w:val="22"/>
+                <w:rtl/>
+              </w:rPr>
+              <w:t>اين مورد-كاربرد براي اين است كه  ليست و ترتيب افرادي كه قرار است امروز خدمات دريافت كنن ؛ به صورت يك ليست نمايش داده شود</w:t>
             </w:r>
           </w:p>
         </w:tc>
@@ -3745,16 +3326,16 @@
             <w:pPr>
               <w:bidi/>
               <w:rPr>
-                <w:rFonts w:cs="Mj_Casablanca Light"/>
-                <w:color w:val="0070C0"/>
-                <w:sz w:val="22"/>
-                <w:szCs w:val="22"/>
-                <w:rtl/>
-              </w:rPr>
-            </w:pPr>
-            <w:r>
-              <w:rPr>
-                <w:rFonts w:cs="Mj_Casablanca Light" w:hint="cs"/>
+                <w:rFonts w:ascii="Vazirmatn" w:hAnsi="Vazirmatn" w:cs="Vazirmatn"/>
+                <w:color w:val="0070C0"/>
+                <w:sz w:val="22"/>
+                <w:szCs w:val="22"/>
+                <w:rtl/>
+              </w:rPr>
+            </w:pPr>
+            <w:r>
+              <w:rPr>
+                <w:rFonts w:ascii="Vazirmatn" w:hAnsi="Vazirmatn" w:cs="Vazirmatn"/>
                 <w:color w:val="0070C0"/>
                 <w:sz w:val="22"/>
                 <w:szCs w:val="22"/>
@@ -3764,7 +3345,7 @@
             </w:r>
             <w:r>
               <w:rPr>
-                <w:rFonts w:cs="Mj_Casablanca Light" w:hint="cs"/>
+                <w:rFonts w:ascii="Vazirmatn" w:hAnsi="Vazirmatn" w:cs="Vazirmatn"/>
                 <w:sz w:val="22"/>
                 <w:szCs w:val="22"/>
                 <w:rtl/>
@@ -3783,16 +3364,16 @@
             <w:pPr>
               <w:bidi/>
               <w:rPr>
-                <w:rFonts w:cs="Mj_Casablanca Light"/>
-                <w:color w:val="0070C0"/>
-                <w:sz w:val="22"/>
-                <w:szCs w:val="22"/>
-                <w:rtl/>
-              </w:rPr>
-            </w:pPr>
-            <w:r>
-              <w:rPr>
-                <w:rFonts w:cs="Mj_Casablanca Light" w:hint="cs"/>
+                <w:rFonts w:ascii="Vazirmatn" w:hAnsi="Vazirmatn" w:cs="Vazirmatn"/>
+                <w:color w:val="0070C0"/>
+                <w:sz w:val="22"/>
+                <w:szCs w:val="22"/>
+                <w:rtl/>
+              </w:rPr>
+            </w:pPr>
+            <w:r>
+              <w:rPr>
+                <w:rFonts w:ascii="Vazirmatn" w:hAnsi="Vazirmatn" w:cs="Vazirmatn"/>
                 <w:color w:val="0070C0"/>
                 <w:sz w:val="22"/>
                 <w:szCs w:val="22"/>
@@ -3802,7 +3383,7 @@
             </w:r>
             <w:r>
               <w:rPr>
-                <w:rFonts w:cs="Mj_Casablanca Light" w:hint="cs"/>
+                <w:rFonts w:ascii="Vazirmatn" w:hAnsi="Vazirmatn" w:cs="Vazirmatn"/>
                 <w:sz w:val="22"/>
                 <w:szCs w:val="22"/>
                 <w:rtl/>
@@ -3825,16 +3406,16 @@
             <w:pPr>
               <w:bidi/>
               <w:rPr>
-                <w:rFonts w:cs="Mj_Casablanca Light"/>
-                <w:color w:val="0070C0"/>
-                <w:sz w:val="22"/>
-                <w:szCs w:val="22"/>
-                <w:rtl/>
-              </w:rPr>
-            </w:pPr>
-            <w:r>
-              <w:rPr>
-                <w:rFonts w:cs="Mj_Casablanca Light" w:hint="cs"/>
+                <w:rFonts w:ascii="Vazirmatn" w:hAnsi="Vazirmatn" w:cs="Vazirmatn"/>
+                <w:color w:val="0070C0"/>
+                <w:sz w:val="22"/>
+                <w:szCs w:val="22"/>
+                <w:rtl/>
+              </w:rPr>
+            </w:pPr>
+            <w:r>
+              <w:rPr>
+                <w:rFonts w:ascii="Vazirmatn" w:hAnsi="Vazirmatn" w:cs="Vazirmatn"/>
                 <w:color w:val="0070C0"/>
                 <w:sz w:val="22"/>
                 <w:szCs w:val="22"/>
@@ -3853,16 +3434,16 @@
             <w:pPr>
               <w:bidi/>
               <w:rPr>
-                <w:rFonts w:cs="Mj_Casablanca Light"/>
-                <w:color w:val="0070C0"/>
-                <w:sz w:val="22"/>
-                <w:szCs w:val="22"/>
-                <w:rtl/>
-              </w:rPr>
-            </w:pPr>
-            <w:r>
-              <w:rPr>
-                <w:rFonts w:cs="Mj_Casablanca Light" w:hint="cs"/>
+                <w:rFonts w:ascii="Vazirmatn" w:hAnsi="Vazirmatn" w:cs="Vazirmatn"/>
+                <w:color w:val="0070C0"/>
+                <w:sz w:val="22"/>
+                <w:szCs w:val="22"/>
+                <w:rtl/>
+              </w:rPr>
+            </w:pPr>
+            <w:r>
+              <w:rPr>
+                <w:rFonts w:ascii="Vazirmatn" w:hAnsi="Vazirmatn" w:cs="Vazirmatn"/>
                 <w:color w:val="0070C0"/>
                 <w:sz w:val="22"/>
                 <w:szCs w:val="22"/>
@@ -3872,23 +3453,13 @@
             </w:r>
             <w:r>
               <w:rPr>
-                <w:rFonts w:cs="Mj_Casablanca Light" w:hint="cs"/>
-                <w:color w:val="0070C0"/>
-                <w:sz w:val="22"/>
-                <w:szCs w:val="22"/>
-                <w:rtl/>
-              </w:rPr>
-              <w:t xml:space="preserve">: </w:t>
-            </w:r>
-            <w:r>
-              <w:rPr>
-                <w:rFonts w:cs="Mj_Casablanca Light" w:hint="cs"/>
-                <w:color w:val="0070C0"/>
-                <w:sz w:val="22"/>
-                <w:szCs w:val="22"/>
-                <w:rtl/>
-              </w:rPr>
-              <w:t>--</w:t>
+                <w:rFonts w:ascii="Vazirmatn" w:hAnsi="Vazirmatn" w:cs="Vazirmatn"/>
+                <w:color w:val="0070C0"/>
+                <w:sz w:val="22"/>
+                <w:szCs w:val="22"/>
+                <w:rtl/>
+              </w:rPr>
+              <w:t>: --</w:t>
             </w:r>
           </w:p>
         </w:tc>
@@ -3901,16 +3472,16 @@
             <w:pPr>
               <w:bidi/>
               <w:rPr>
-                <w:rFonts w:cs="Mj_Casablanca Light"/>
-                <w:color w:val="0070C0"/>
-                <w:sz w:val="22"/>
-                <w:szCs w:val="22"/>
-                <w:rtl/>
-              </w:rPr>
-            </w:pPr>
-            <w:r>
-              <w:rPr>
-                <w:rFonts w:cs="Mj_Casablanca Light" w:hint="cs"/>
+                <w:rFonts w:ascii="Vazirmatn" w:hAnsi="Vazirmatn" w:cs="Vazirmatn"/>
+                <w:color w:val="0070C0"/>
+                <w:sz w:val="22"/>
+                <w:szCs w:val="22"/>
+                <w:rtl/>
+              </w:rPr>
+            </w:pPr>
+            <w:r>
+              <w:rPr>
+                <w:rFonts w:ascii="Vazirmatn" w:hAnsi="Vazirmatn" w:cs="Vazirmatn"/>
                 <w:color w:val="0070C0"/>
                 <w:sz w:val="22"/>
                 <w:szCs w:val="22"/>
@@ -3920,7 +3491,7 @@
             </w:r>
             <w:r>
               <w:rPr>
-                <w:rFonts w:cs="Mj_Casablanca Light" w:hint="cs"/>
+                <w:rFonts w:ascii="Vazirmatn" w:hAnsi="Vazirmatn" w:cs="Vazirmatn"/>
                 <w:color w:val="0070C0"/>
                 <w:sz w:val="22"/>
                 <w:szCs w:val="22"/>
@@ -3940,7 +3511,7 @@
             <w:pPr>
               <w:bidi/>
               <w:rPr>
-                <w:rFonts w:cs="Mj_Casablanca Light"/>
+                <w:rFonts w:ascii="Vazirmatn" w:hAnsi="Vazirmatn" w:cs="Vazirmatn"/>
                 <w:color w:val="0070C0"/>
                 <w:sz w:val="22"/>
                 <w:szCs w:val="22"/>
@@ -3950,7 +3521,7 @@
             </w:pPr>
             <w:r>
               <w:rPr>
-                <w:rFonts w:cs="Mj_Casablanca Light" w:hint="cs"/>
+                <w:rFonts w:ascii="Vazirmatn" w:hAnsi="Vazirmatn" w:cs="Vazirmatn"/>
                 <w:color w:val="0070C0"/>
                 <w:sz w:val="22"/>
                 <w:szCs w:val="22"/>
@@ -3960,7 +3531,7 @@
             </w:r>
             <w:r>
               <w:rPr>
-                <w:rFonts w:cs="Mj_Casablanca Light" w:hint="cs"/>
+                <w:rFonts w:ascii="Vazirmatn" w:hAnsi="Vazirmatn" w:cs="Vazirmatn"/>
                 <w:sz w:val="22"/>
                 <w:szCs w:val="22"/>
                 <w:rtl/>
@@ -3980,32 +3551,22 @@
             <w:pPr>
               <w:bidi/>
               <w:rPr>
-                <w:rFonts w:cs="Mj_Casablanca Light"/>
-                <w:color w:val="0070C0"/>
-                <w:sz w:val="22"/>
-                <w:szCs w:val="22"/>
-                <w:rtl/>
-              </w:rPr>
-            </w:pPr>
-            <w:r>
-              <w:rPr>
-                <w:rFonts w:cs="Mj_Casablanca Light" w:hint="cs"/>
-                <w:color w:val="0070C0"/>
-                <w:sz w:val="22"/>
-                <w:szCs w:val="22"/>
-                <w:rtl/>
-              </w:rPr>
-              <w:t xml:space="preserve">تعميم : </w:t>
-            </w:r>
-            <w:r>
-              <w:rPr>
-                <w:rFonts w:cs="Mj_Casablanca Light" w:hint="cs"/>
-                <w:color w:val="0070C0"/>
-                <w:sz w:val="22"/>
-                <w:szCs w:val="22"/>
-                <w:rtl/>
-              </w:rPr>
-              <w:t>--</w:t>
+                <w:rFonts w:ascii="Vazirmatn" w:hAnsi="Vazirmatn" w:cs="Vazirmatn"/>
+                <w:color w:val="0070C0"/>
+                <w:sz w:val="22"/>
+                <w:szCs w:val="22"/>
+                <w:rtl/>
+              </w:rPr>
+            </w:pPr>
+            <w:r>
+              <w:rPr>
+                <w:rFonts w:ascii="Vazirmatn" w:hAnsi="Vazirmatn" w:cs="Vazirmatn"/>
+                <w:color w:val="0070C0"/>
+                <w:sz w:val="22"/>
+                <w:szCs w:val="22"/>
+                <w:rtl/>
+              </w:rPr>
+              <w:t>تعميم : --</w:t>
             </w:r>
           </w:p>
         </w:tc>
@@ -4023,16 +3584,16 @@
             <w:pPr>
               <w:bidi/>
               <w:rPr>
-                <w:rFonts w:cs="Mj_Casablanca Light"/>
-                <w:color w:val="0070C0"/>
-                <w:sz w:val="22"/>
-                <w:szCs w:val="22"/>
-                <w:rtl/>
-              </w:rPr>
-            </w:pPr>
-            <w:r>
-              <w:rPr>
-                <w:rFonts w:cs="Mj_Casablanca Light" w:hint="cs"/>
+                <w:rFonts w:ascii="Vazirmatn" w:hAnsi="Vazirmatn" w:cs="Vazirmatn"/>
+                <w:color w:val="0070C0"/>
+                <w:sz w:val="22"/>
+                <w:szCs w:val="22"/>
+                <w:rtl/>
+              </w:rPr>
+            </w:pPr>
+            <w:r>
+              <w:rPr>
+                <w:rFonts w:ascii="Vazirmatn" w:hAnsi="Vazirmatn" w:cs="Vazirmatn"/>
                 <w:color w:val="0070C0"/>
                 <w:sz w:val="22"/>
                 <w:szCs w:val="22"/>
@@ -4050,14 +3611,14 @@
               </w:numPr>
               <w:bidi/>
               <w:rPr>
-                <w:rFonts w:cs="Mj_Casablanca Light"/>
-                <w:sz w:val="22"/>
-                <w:szCs w:val="22"/>
-              </w:rPr>
-            </w:pPr>
-            <w:r>
-              <w:rPr>
-                <w:rFonts w:cs="Mj_Casablanca Light" w:hint="cs"/>
+                <w:rFonts w:ascii="Vazirmatn" w:hAnsi="Vazirmatn" w:cs="Vazirmatn"/>
+                <w:sz w:val="22"/>
+                <w:szCs w:val="22"/>
+              </w:rPr>
+            </w:pPr>
+            <w:r>
+              <w:rPr>
+                <w:rFonts w:ascii="Vazirmatn" w:hAnsi="Vazirmatn" w:cs="Vazirmatn"/>
                 <w:sz w:val="22"/>
                 <w:szCs w:val="22"/>
                 <w:rtl/>
@@ -4067,7 +3628,7 @@
             </w:r>
             <w:r>
               <w:rPr>
-                <w:rFonts w:cs="Mj_Casablanca Light" w:hint="cs"/>
+                <w:rFonts w:ascii="Vazirmatn" w:hAnsi="Vazirmatn" w:cs="Vazirmatn"/>
                 <w:sz w:val="22"/>
                 <w:szCs w:val="22"/>
                 <w:rtl/>
@@ -4077,7 +3638,7 @@
             </w:r>
             <w:r>
               <w:rPr>
-                <w:rFonts w:cs="Mj_Casablanca Light" w:hint="cs"/>
+                <w:rFonts w:ascii="Vazirmatn" w:hAnsi="Vazirmatn" w:cs="Vazirmatn"/>
                 <w:sz w:val="22"/>
                 <w:szCs w:val="22"/>
                 <w:rtl/>
@@ -4087,7 +3648,7 @@
             </w:r>
             <w:r>
               <w:rPr>
-                <w:rFonts w:cs="Mj_Casablanca Light" w:hint="cs"/>
+                <w:rFonts w:ascii="Vazirmatn" w:hAnsi="Vazirmatn" w:cs="Vazirmatn"/>
                 <w:sz w:val="22"/>
                 <w:szCs w:val="22"/>
                 <w:rtl/>
@@ -4097,7 +3658,7 @@
             </w:r>
             <w:r>
               <w:rPr>
-                <w:rFonts w:cs="Mj_Casablanca Light" w:hint="cs"/>
+                <w:rFonts w:ascii="Vazirmatn" w:hAnsi="Vazirmatn" w:cs="Vazirmatn"/>
                 <w:sz w:val="22"/>
                 <w:szCs w:val="22"/>
                 <w:rtl/>
@@ -4115,38 +3676,20 @@
               </w:numPr>
               <w:bidi/>
               <w:rPr>
-                <w:rFonts w:cs="Mj_Casablanca Light"/>
-                <w:color w:val="0070C0"/>
-                <w:sz w:val="22"/>
-                <w:szCs w:val="22"/>
-              </w:rPr>
-            </w:pPr>
-            <w:r>
-              <w:rPr>
-                <w:rFonts w:cs="Mj_Casablanca Light" w:hint="cs"/>
-                <w:sz w:val="22"/>
-                <w:szCs w:val="22"/>
-                <w:rtl/>
-              </w:rPr>
-              <w:t xml:space="preserve">ايشان مي تواند از منو ، ليست نوبت هاي امروز را به صورت </w:t>
-            </w:r>
-            <w:r>
-              <w:rPr>
-                <w:rFonts w:cs="Mj_Casablanca Light" w:hint="cs"/>
-                <w:sz w:val="22"/>
-                <w:szCs w:val="22"/>
-                <w:rtl/>
-              </w:rPr>
-              <w:t>ليست</w:t>
-            </w:r>
-            <w:r>
-              <w:rPr>
-                <w:rFonts w:cs="Mj_Casablanca Light" w:hint="cs"/>
-                <w:sz w:val="22"/>
-                <w:szCs w:val="22"/>
-                <w:rtl/>
-              </w:rPr>
-              <w:t xml:space="preserve"> ببيند</w:t>
+                <w:rFonts w:ascii="Vazirmatn" w:hAnsi="Vazirmatn" w:cs="Vazirmatn"/>
+                <w:color w:val="0070C0"/>
+                <w:sz w:val="22"/>
+                <w:szCs w:val="22"/>
+              </w:rPr>
+            </w:pPr>
+            <w:r>
+              <w:rPr>
+                <w:rFonts w:ascii="Vazirmatn" w:hAnsi="Vazirmatn" w:cs="Vazirmatn"/>
+                <w:sz w:val="22"/>
+                <w:szCs w:val="22"/>
+                <w:rtl/>
+              </w:rPr>
+              <w:t>ايشان مي تواند از منو ، ليست نوبت هاي امروز را به صورت ليست ببيند</w:t>
             </w:r>
           </w:p>
         </w:tc>
@@ -4164,15 +3707,15 @@
             <w:pPr>
               <w:bidi/>
               <w:rPr>
-                <w:rFonts w:cs="Mj_Casablanca Light"/>
-                <w:sz w:val="22"/>
-                <w:szCs w:val="22"/>
-                <w:rtl/>
-              </w:rPr>
-            </w:pPr>
-            <w:r>
-              <w:rPr>
-                <w:rFonts w:cs="Mj_Casablanca Light" w:hint="cs"/>
+                <w:rFonts w:ascii="Vazirmatn" w:hAnsi="Vazirmatn" w:cs="Vazirmatn"/>
+                <w:sz w:val="22"/>
+                <w:szCs w:val="22"/>
+                <w:rtl/>
+              </w:rPr>
+            </w:pPr>
+            <w:r>
+              <w:rPr>
+                <w:rFonts w:ascii="Vazirmatn" w:hAnsi="Vazirmatn" w:cs="Vazirmatn"/>
                 <w:color w:val="0070C0"/>
                 <w:sz w:val="22"/>
                 <w:szCs w:val="22"/>
@@ -4182,7 +3725,7 @@
             </w:r>
             <w:r>
               <w:rPr>
-                <w:rFonts w:cs="Mj_Casablanca Light" w:hint="cs"/>
+                <w:rFonts w:ascii="Vazirmatn" w:hAnsi="Vazirmatn" w:cs="Vazirmatn"/>
                 <w:sz w:val="22"/>
                 <w:szCs w:val="22"/>
                 <w:rtl/>
@@ -4194,7 +3737,7 @@
             <w:pPr>
               <w:bidi/>
               <w:rPr>
-                <w:rFonts w:cs="Mj_Casablanca Light"/>
+                <w:rFonts w:ascii="Vazirmatn" w:hAnsi="Vazirmatn" w:cs="Vazirmatn"/>
                 <w:color w:val="0070C0"/>
                 <w:sz w:val="22"/>
                 <w:szCs w:val="22"/>
@@ -4204,61 +3747,16 @@
             </w:pPr>
             <w:r>
               <w:rPr>
-                <w:rFonts w:cs="Mj_Casablanca Light" w:hint="cs"/>
-                <w:sz w:val="22"/>
-                <w:szCs w:val="22"/>
-                <w:rtl/>
-              </w:rPr>
-              <w:t xml:space="preserve">موردي را كه بايد به عنوان نكته در نظر داشته باشيم اين هستش كه تغيير وضعيت نوبت بايد به  "انجام شده" ، "عدم حضور" و يا با وجود تماس تلفني و هماهنگي هاي لازم </w:t>
-            </w:r>
-            <w:r>
-              <w:rPr>
-                <w:rFonts w:cs="Calibri" w:hint="cs"/>
-                <w:sz w:val="22"/>
-                <w:szCs w:val="22"/>
-                <w:rtl/>
-              </w:rPr>
-              <w:t>"</w:t>
-            </w:r>
-            <w:r>
-              <w:rPr>
-                <w:rFonts w:cs="Mj_Casablanca Light" w:hint="cs"/>
-                <w:sz w:val="22"/>
-                <w:szCs w:val="22"/>
-                <w:rtl/>
-              </w:rPr>
-              <w:t>لغو شده</w:t>
-            </w:r>
-            <w:r>
-              <w:rPr>
-                <w:rFonts w:cs="Calibri" w:hint="cs"/>
-                <w:sz w:val="22"/>
-                <w:szCs w:val="22"/>
-                <w:rtl/>
-              </w:rPr>
-              <w:t>"</w:t>
-            </w:r>
-            <w:r>
-              <w:rPr>
-                <w:rFonts w:cs="Mj_Casablanca Light" w:hint="cs"/>
-                <w:sz w:val="22"/>
-                <w:szCs w:val="22"/>
-                <w:rtl/>
-              </w:rPr>
-              <w:t xml:space="preserve"> ؛ </w:t>
-            </w:r>
-            <w:r>
-              <w:rPr>
-                <w:rFonts w:cs="Mj_Casablanca Light" w:hint="cs"/>
-                <w:sz w:val="22"/>
-                <w:szCs w:val="22"/>
-                <w:rtl/>
-              </w:rPr>
-              <w:t>با وجود دكمه هاي اعلام وضعيت در كنار همان نوبت اعلام شود</w:t>
-            </w:r>
-            <w:r>
-              <w:rPr>
-                <w:rFonts w:cs="Mj_Casablanca Light" w:hint="cs"/>
+                <w:rFonts w:ascii="Vazirmatn" w:hAnsi="Vazirmatn" w:cs="Vazirmatn"/>
+                <w:sz w:val="22"/>
+                <w:szCs w:val="22"/>
+                <w:rtl/>
+              </w:rPr>
+              <w:t>موردي را كه بايد به عنوان نكته در نظر داشته باشيم اين هستش كه تغيير وضعيت نوبت بايد به  "انجام شده" ، "عدم حضور" و يا با وجود تماس تلفني و هماهنگي هاي لازم "لغو شده" ؛ با وجود دكمه هاي اعلام وضعيت در كنار همان نوبت اعلام شود</w:t>
+            </w:r>
+            <w:r>
+              <w:rPr>
+                <w:rFonts w:ascii="Vazirmatn" w:hAnsi="Vazirmatn" w:cs="Vazirmatn"/>
                 <w:sz w:val="22"/>
                 <w:szCs w:val="22"/>
                 <w:rtl/>
@@ -4281,16 +3779,16 @@
             <w:pPr>
               <w:bidi/>
               <w:rPr>
-                <w:rFonts w:cs="Mj_Casablanca Light"/>
-                <w:color w:val="0070C0"/>
-                <w:sz w:val="22"/>
-                <w:szCs w:val="22"/>
-                <w:rtl/>
-              </w:rPr>
-            </w:pPr>
-            <w:r>
-              <w:rPr>
-                <w:rFonts w:cs="Mj_Casablanca Light" w:hint="cs"/>
+                <w:rFonts w:ascii="Vazirmatn" w:hAnsi="Vazirmatn" w:cs="Vazirmatn"/>
+                <w:color w:val="0070C0"/>
+                <w:sz w:val="22"/>
+                <w:szCs w:val="22"/>
+                <w:rtl/>
+              </w:rPr>
+            </w:pPr>
+            <w:r>
+              <w:rPr>
+                <w:rFonts w:ascii="Vazirmatn" w:hAnsi="Vazirmatn" w:cs="Vazirmatn"/>
                 <w:color w:val="0070C0"/>
                 <w:sz w:val="22"/>
                 <w:szCs w:val="22"/>
@@ -4305,7 +3803,7 @@
     <w:p>
       <w:pPr>
         <w:rPr>
-          <w:rFonts w:cs="Mj_Casablanca Light"/>
+          <w:rFonts w:ascii="Vazirmatn" w:hAnsi="Vazirmatn" w:cs="Vazirmatn"/>
           <w:color w:val="0070C0"/>
           <w:sz w:val="22"/>
           <w:szCs w:val="22"/>
@@ -4315,7 +3813,7 @@
     <w:p>
       <w:pPr>
         <w:rPr>
-          <w:rFonts w:cs="Mj_Casablanca Light"/>
+          <w:rFonts w:ascii="Vazirmatn" w:hAnsi="Vazirmatn" w:cs="Vazirmatn"/>
           <w:color w:val="0070C0"/>
           <w:sz w:val="22"/>
           <w:szCs w:val="22"/>
@@ -4326,7 +3824,7 @@
     <w:p>
       <w:pPr>
         <w:rPr>
-          <w:rFonts w:cs="Mj_Casablanca Light"/>
+          <w:rFonts w:ascii="Vazirmatn" w:hAnsi="Vazirmatn" w:cs="Vazirmatn"/>
           <w:color w:val="0070C0"/>
           <w:sz w:val="22"/>
           <w:szCs w:val="22"/>
@@ -4343,13 +3841,13 @@
         <w:tblLook w:val="04A0" w:firstRow="1" w:lastRow="0" w:firstColumn="1" w:lastColumn="0" w:noHBand="0" w:noVBand="1"/>
       </w:tblPr>
       <w:tblGrid>
-        <w:gridCol w:w="627"/>
-        <w:gridCol w:w="2708"/>
-        <w:gridCol w:w="2790"/>
-        <w:gridCol w:w="484"/>
-        <w:gridCol w:w="1858"/>
-        <w:gridCol w:w="734"/>
-        <w:gridCol w:w="2224"/>
+        <w:gridCol w:w="670"/>
+        <w:gridCol w:w="2697"/>
+        <w:gridCol w:w="2778"/>
+        <w:gridCol w:w="481"/>
+        <w:gridCol w:w="1852"/>
+        <w:gridCol w:w="731"/>
+        <w:gridCol w:w="2216"/>
       </w:tblGrid>
       <w:tr>
         <w:trPr>
@@ -4365,7 +3863,7 @@
             <w:pPr>
               <w:bidi/>
               <w:rPr>
-                <w:rFonts w:cs="Mj_Casablanca Light"/>
+                <w:rFonts w:ascii="Vazirmatn" w:hAnsi="Vazirmatn" w:cs="Vazirmatn"/>
                 <w:sz w:val="22"/>
                 <w:szCs w:val="22"/>
                 <w:rtl/>
@@ -4374,7 +3872,7 @@
             </w:pPr>
             <w:r>
               <w:rPr>
-                <w:rFonts w:cs="Mj_Casablanca Light" w:hint="cs"/>
+                <w:rFonts w:ascii="Vazirmatn" w:hAnsi="Vazirmatn" w:cs="Vazirmatn"/>
                 <w:color w:val="0070C0"/>
                 <w:sz w:val="22"/>
                 <w:szCs w:val="22"/>
@@ -4382,44 +3880,11 @@
                 <w:lang w:bidi="fa-IR"/>
               </w:rPr>
               <w:lastRenderedPageBreak/>
-              <w:t xml:space="preserve">نام مورد </w:t>
-            </w:r>
-            <w:r>
-              <w:rPr>
-                <w:rFonts w:ascii="Arial" w:hAnsi="Arial" w:cs="Arial" w:hint="cs"/>
-                <w:color w:val="0070C0"/>
-                <w:sz w:val="22"/>
-                <w:szCs w:val="22"/>
-                <w:rtl/>
-                <w:lang w:bidi="fa-IR"/>
-              </w:rPr>
-              <w:t>–</w:t>
-            </w:r>
-            <w:r>
-              <w:rPr>
-                <w:rFonts w:cs="Mj_Casablanca Light" w:hint="cs"/>
-                <w:color w:val="0070C0"/>
-                <w:sz w:val="22"/>
-                <w:szCs w:val="22"/>
-                <w:rtl/>
-                <w:lang w:bidi="fa-IR"/>
-              </w:rPr>
-              <w:t xml:space="preserve"> كاربرد </w:t>
-            </w:r>
-            <w:r>
-              <w:rPr>
-                <w:rFonts w:cs="Mj_Casablanca Light" w:hint="cs"/>
-                <w:color w:val="0070C0"/>
-                <w:sz w:val="22"/>
-                <w:szCs w:val="22"/>
-                <w:rtl/>
-                <w:lang w:bidi="fa-IR"/>
-              </w:rPr>
-              <w:t xml:space="preserve">: </w:t>
-            </w:r>
-            <w:r>
-              <w:rPr>
-                <w:rFonts w:cs="Mj_Casablanca Light" w:hint="cs"/>
+              <w:t xml:space="preserve">نام مورد – كاربرد : </w:t>
+            </w:r>
+            <w:r>
+              <w:rPr>
+                <w:rFonts w:ascii="Vazirmatn" w:hAnsi="Vazirmatn" w:cs="Vazirmatn"/>
                 <w:sz w:val="22"/>
                 <w:szCs w:val="22"/>
                 <w:rtl/>
@@ -4439,7 +3904,7 @@
             <w:pPr>
               <w:bidi/>
               <w:rPr>
-                <w:rFonts w:cs="Mj_Casablanca Light"/>
+                <w:rFonts w:ascii="Vazirmatn" w:hAnsi="Vazirmatn" w:cs="Vazirmatn"/>
                 <w:sz w:val="22"/>
                 <w:szCs w:val="22"/>
                 <w:rtl/>
@@ -4448,27 +3913,17 @@
             </w:pPr>
             <w:r>
               <w:rPr>
-                <w:rFonts w:cs="Mj_Casablanca Light" w:hint="cs"/>
-                <w:color w:val="0070C0"/>
-                <w:sz w:val="22"/>
-                <w:szCs w:val="22"/>
-                <w:rtl/>
-              </w:rPr>
-              <w:t>شماره شناسايي :</w:t>
-            </w:r>
-            <w:r>
-              <w:rPr>
-                <w:rFonts w:cs="Mj_Casablanca Light" w:hint="cs"/>
-                <w:color w:val="0070C0"/>
-                <w:sz w:val="22"/>
-                <w:szCs w:val="22"/>
-                <w:rtl/>
-              </w:rPr>
-              <w:t xml:space="preserve"> </w:t>
-            </w:r>
-            <w:r>
-              <w:rPr>
-                <w:rFonts w:cs="Mj_Casablanca Light"/>
+                <w:rFonts w:ascii="Vazirmatn" w:hAnsi="Vazirmatn" w:cs="Vazirmatn"/>
+                <w:color w:val="0070C0"/>
+                <w:sz w:val="22"/>
+                <w:szCs w:val="22"/>
+                <w:rtl/>
+              </w:rPr>
+              <w:t xml:space="preserve">شماره شناسايي : </w:t>
+            </w:r>
+            <w:r>
+              <w:rPr>
+                <w:rFonts w:ascii="Vazirmatn" w:hAnsi="Vazirmatn" w:cs="Vazirmatn"/>
                 <w:sz w:val="22"/>
                 <w:szCs w:val="22"/>
               </w:rPr>
@@ -4476,7 +3931,7 @@
             </w:r>
             <w:r>
               <w:rPr>
-                <w:rFonts w:cs="Mj_Casablanca Light"/>
+                <w:rFonts w:ascii="Vazirmatn" w:hAnsi="Vazirmatn" w:cs="Vazirmatn"/>
                 <w:sz w:val="22"/>
                 <w:szCs w:val="22"/>
               </w:rPr>
@@ -4493,7 +3948,7 @@
             <w:pPr>
               <w:bidi/>
               <w:rPr>
-                <w:rFonts w:cs="Mj_Casablanca Light"/>
+                <w:rFonts w:ascii="Vazirmatn" w:hAnsi="Vazirmatn" w:cs="Vazirmatn"/>
                 <w:color w:val="0070C0"/>
                 <w:sz w:val="22"/>
                 <w:szCs w:val="22"/>
@@ -4503,7 +3958,7 @@
             </w:pPr>
             <w:r>
               <w:rPr>
-                <w:rFonts w:cs="Mj_Casablanca Light" w:hint="cs"/>
+                <w:rFonts w:ascii="Vazirmatn" w:hAnsi="Vazirmatn" w:cs="Vazirmatn"/>
                 <w:color w:val="0070C0"/>
                 <w:sz w:val="22"/>
                 <w:szCs w:val="22"/>
@@ -4513,7 +3968,7 @@
             </w:r>
             <w:r>
               <w:rPr>
-                <w:rFonts w:cs="Mj_Casablanca Light" w:hint="cs"/>
+                <w:rFonts w:ascii="Vazirmatn" w:hAnsi="Vazirmatn" w:cs="Vazirmatn"/>
                 <w:sz w:val="22"/>
                 <w:szCs w:val="22"/>
                 <w:rtl/>
@@ -4538,16 +3993,16 @@
             <w:pPr>
               <w:bidi/>
               <w:rPr>
-                <w:rFonts w:cs="Mj_Casablanca Light"/>
-                <w:color w:val="0070C0"/>
-                <w:sz w:val="22"/>
-                <w:szCs w:val="22"/>
-                <w:rtl/>
-              </w:rPr>
-            </w:pPr>
-            <w:r>
-              <w:rPr>
-                <w:rFonts w:cs="Mj_Casablanca Light" w:hint="cs"/>
+                <w:rFonts w:ascii="Vazirmatn" w:hAnsi="Vazirmatn" w:cs="Vazirmatn"/>
+                <w:color w:val="0070C0"/>
+                <w:sz w:val="22"/>
+                <w:szCs w:val="22"/>
+                <w:rtl/>
+              </w:rPr>
+            </w:pPr>
+            <w:r>
+              <w:rPr>
+                <w:rFonts w:ascii="Vazirmatn" w:hAnsi="Vazirmatn" w:cs="Vazirmatn"/>
                 <w:color w:val="0070C0"/>
                 <w:sz w:val="22"/>
                 <w:szCs w:val="22"/>
@@ -4557,7 +4012,7 @@
             </w:r>
             <w:r>
               <w:rPr>
-                <w:rFonts w:cs="Mj_Casablanca Light" w:hint="cs"/>
+                <w:rFonts w:ascii="Vazirmatn" w:hAnsi="Vazirmatn" w:cs="Vazirmatn"/>
                 <w:sz w:val="22"/>
                 <w:szCs w:val="22"/>
                 <w:rtl/>
@@ -4576,56 +4031,26 @@
             <w:pPr>
               <w:bidi/>
               <w:rPr>
-                <w:rFonts w:cs="Mj_Casablanca Light"/>
-                <w:color w:val="0070C0"/>
-                <w:sz w:val="22"/>
-                <w:szCs w:val="22"/>
-                <w:rtl/>
-              </w:rPr>
-            </w:pPr>
-            <w:r>
-              <w:rPr>
-                <w:rFonts w:cs="Mj_Casablanca Light" w:hint="cs"/>
-                <w:color w:val="0070C0"/>
-                <w:sz w:val="22"/>
-                <w:szCs w:val="22"/>
-                <w:rtl/>
-              </w:rPr>
-              <w:t xml:space="preserve">نوع مورد </w:t>
-            </w:r>
-            <w:r>
-              <w:rPr>
-                <w:rFonts w:ascii="Arial" w:hAnsi="Arial" w:cs="Arial" w:hint="cs"/>
-                <w:color w:val="0070C0"/>
-                <w:sz w:val="22"/>
-                <w:szCs w:val="22"/>
-                <w:rtl/>
-              </w:rPr>
-              <w:t>–</w:t>
-            </w:r>
-            <w:r>
-              <w:rPr>
-                <w:rFonts w:cs="Mj_Casablanca Light" w:hint="cs"/>
-                <w:color w:val="0070C0"/>
-                <w:sz w:val="22"/>
-                <w:szCs w:val="22"/>
-                <w:rtl/>
-              </w:rPr>
-              <w:t xml:space="preserve"> كاربردي :</w:t>
-            </w:r>
-            <w:r>
-              <w:rPr>
-                <w:rFonts w:cs="Mj_Casablanca Light" w:hint="cs"/>
-                <w:color w:val="0070C0"/>
-                <w:sz w:val="22"/>
-                <w:szCs w:val="22"/>
-                <w:rtl/>
-              </w:rPr>
-              <w:t xml:space="preserve"> </w:t>
-            </w:r>
-            <w:r>
-              <w:rPr>
-                <w:rFonts w:cs="Mj_Casablanca Light" w:hint="cs"/>
+                <w:rFonts w:ascii="Vazirmatn" w:hAnsi="Vazirmatn" w:cs="Vazirmatn"/>
+                <w:color w:val="0070C0"/>
+                <w:sz w:val="22"/>
+                <w:szCs w:val="22"/>
+                <w:rtl/>
+              </w:rPr>
+            </w:pPr>
+            <w:r>
+              <w:rPr>
+                <w:rFonts w:ascii="Vazirmatn" w:hAnsi="Vazirmatn" w:cs="Vazirmatn"/>
+                <w:color w:val="0070C0"/>
+                <w:sz w:val="22"/>
+                <w:szCs w:val="22"/>
+                <w:rtl/>
+              </w:rPr>
+              <w:t xml:space="preserve">نوع مورد – كاربردي : </w:t>
+            </w:r>
+            <w:r>
+              <w:rPr>
+                <w:rFonts w:ascii="Vazirmatn" w:hAnsi="Vazirmatn" w:cs="Vazirmatn"/>
                 <w:sz w:val="22"/>
                 <w:szCs w:val="22"/>
                 <w:rtl/>
@@ -4648,16 +4073,16 @@
             <w:pPr>
               <w:bidi/>
               <w:rPr>
-                <w:rFonts w:cs="Mj_Casablanca Light"/>
-                <w:color w:val="0070C0"/>
-                <w:sz w:val="22"/>
-                <w:szCs w:val="22"/>
-                <w:rtl/>
-              </w:rPr>
-            </w:pPr>
-            <w:r>
-              <w:rPr>
-                <w:rFonts w:cs="Mj_Casablanca Light" w:hint="cs"/>
+                <w:rFonts w:ascii="Vazirmatn" w:hAnsi="Vazirmatn" w:cs="Vazirmatn"/>
+                <w:color w:val="0070C0"/>
+                <w:sz w:val="22"/>
+                <w:szCs w:val="22"/>
+                <w:rtl/>
+              </w:rPr>
+            </w:pPr>
+            <w:r>
+              <w:rPr>
+                <w:rFonts w:ascii="Vazirmatn" w:hAnsi="Vazirmatn" w:cs="Vazirmatn"/>
                 <w:color w:val="0070C0"/>
                 <w:sz w:val="22"/>
                 <w:szCs w:val="22"/>
@@ -4671,48 +4096,21 @@
               <w:bidi/>
               <w:ind w:left="360"/>
               <w:rPr>
-                <w:rFonts w:cs="Mj_Casablanca Light"/>
-                <w:color w:val="0070C0"/>
-                <w:sz w:val="22"/>
-                <w:szCs w:val="22"/>
-                <w:rtl/>
-              </w:rPr>
-            </w:pPr>
-            <w:r>
-              <w:rPr>
-                <w:rFonts w:cs="Mj_Casablanca Light" w:hint="cs"/>
-                <w:sz w:val="22"/>
-                <w:szCs w:val="22"/>
-                <w:rtl/>
-              </w:rPr>
-              <w:t xml:space="preserve">كارمندان حضوري </w:t>
-            </w:r>
-            <w:r>
-              <w:rPr>
-                <w:rFonts w:ascii="Arial" w:hAnsi="Arial" w:cs="Arial" w:hint="cs"/>
-                <w:sz w:val="22"/>
-                <w:szCs w:val="22"/>
-                <w:rtl/>
-              </w:rPr>
-              <w:t>–</w:t>
-            </w:r>
-            <w:r>
-              <w:rPr>
-                <w:rFonts w:cs="Mj_Casablanca Light" w:hint="cs"/>
-                <w:sz w:val="22"/>
-                <w:szCs w:val="22"/>
-                <w:rtl/>
-              </w:rPr>
-              <w:t xml:space="preserve"> </w:t>
-            </w:r>
-            <w:r>
-              <w:rPr>
-                <w:rFonts w:cs="Mj_Casablanca Light" w:hint="cs"/>
-                <w:sz w:val="22"/>
-                <w:szCs w:val="22"/>
-                <w:rtl/>
-              </w:rPr>
-              <w:t xml:space="preserve">مي تواند بعد از ارائه خدمات وضعيت نوبت را تغيير بدهد </w:t>
+                <w:rFonts w:ascii="Vazirmatn" w:hAnsi="Vazirmatn" w:cs="Vazirmatn"/>
+                <w:color w:val="0070C0"/>
+                <w:sz w:val="22"/>
+                <w:szCs w:val="22"/>
+                <w:rtl/>
+              </w:rPr>
+            </w:pPr>
+            <w:r>
+              <w:rPr>
+                <w:rFonts w:ascii="Vazirmatn" w:hAnsi="Vazirmatn" w:cs="Vazirmatn"/>
+                <w:sz w:val="22"/>
+                <w:szCs w:val="22"/>
+                <w:rtl/>
+              </w:rPr>
+              <w:t xml:space="preserve">كارمندان حضوري – مي تواند بعد از ارائه خدمات وضعيت نوبت را تغيير بدهد </w:t>
             </w:r>
           </w:p>
         </w:tc>
@@ -4730,16 +4128,16 @@
             <w:pPr>
               <w:bidi/>
               <w:rPr>
-                <w:rFonts w:cs="Mj_Casablanca Light"/>
-                <w:color w:val="0070C0"/>
-                <w:sz w:val="22"/>
-                <w:szCs w:val="22"/>
-                <w:rtl/>
-              </w:rPr>
-            </w:pPr>
-            <w:r>
-              <w:rPr>
-                <w:rFonts w:cs="Mj_Casablanca Light" w:hint="cs"/>
+                <w:rFonts w:ascii="Vazirmatn" w:hAnsi="Vazirmatn" w:cs="Vazirmatn"/>
+                <w:color w:val="0070C0"/>
+                <w:sz w:val="22"/>
+                <w:szCs w:val="22"/>
+                <w:rtl/>
+              </w:rPr>
+            </w:pPr>
+            <w:r>
+              <w:rPr>
+                <w:rFonts w:ascii="Vazirmatn" w:hAnsi="Vazirmatn" w:cs="Vazirmatn"/>
                 <w:color w:val="0070C0"/>
                 <w:sz w:val="22"/>
                 <w:szCs w:val="22"/>
@@ -4753,30 +4151,21 @@
               <w:bidi/>
               <w:ind w:left="784" w:hanging="424"/>
               <w:rPr>
-                <w:rFonts w:cs="Mj_Casablanca Light"/>
-                <w:color w:val="0070C0"/>
-                <w:sz w:val="22"/>
-                <w:szCs w:val="22"/>
-                <w:rtl/>
-              </w:rPr>
-            </w:pPr>
-            <w:r>
-              <w:rPr>
-                <w:rFonts w:cs="Mj_Casablanca Light" w:hint="cs"/>
-                <w:sz w:val="22"/>
-                <w:szCs w:val="22"/>
-                <w:rtl/>
-              </w:rPr>
-              <w:t xml:space="preserve">اين مورد-كاربرد براي اين است كه </w:t>
-            </w:r>
-            <w:r>
-              <w:rPr>
-                <w:rFonts w:cs="Mj_Casablanca Light" w:hint="cs"/>
-                <w:sz w:val="22"/>
-                <w:szCs w:val="22"/>
-                <w:rtl/>
-              </w:rPr>
-              <w:t>نشان دهد براي مديريت بهتر نوبت ها ، يك كارمند حضوري علاوه بر ارائه خدمات بايد تغيير وضعيت نوبت ها را نيز انجام دهد تا كار به بهترين شكل انجام شود و هميشه وضعيت افراد در سيستم به روز باشد</w:t>
+                <w:rFonts w:ascii="Vazirmatn" w:hAnsi="Vazirmatn" w:cs="Vazirmatn"/>
+                <w:color w:val="0070C0"/>
+                <w:sz w:val="22"/>
+                <w:szCs w:val="22"/>
+                <w:rtl/>
+              </w:rPr>
+            </w:pPr>
+            <w:r>
+              <w:rPr>
+                <w:rFonts w:ascii="Vazirmatn" w:hAnsi="Vazirmatn" w:cs="Vazirmatn"/>
+                <w:sz w:val="22"/>
+                <w:szCs w:val="22"/>
+                <w:rtl/>
+              </w:rPr>
+              <w:t>اين مورد-كاربرد براي اين است كه نشان دهد براي مديريت بهتر نوبت ها ، يك كارمند حضوري علاوه بر ارائه خدمات بايد تغيير وضعيت نوبت ها را نيز انجام دهد تا كار به بهترين شكل انجام شود و هميشه وضعيت افراد در سيستم به روز باشد</w:t>
             </w:r>
           </w:p>
         </w:tc>
@@ -4795,16 +4184,16 @@
             <w:pPr>
               <w:bidi/>
               <w:rPr>
-                <w:rFonts w:cs="Mj_Casablanca Light"/>
-                <w:color w:val="0070C0"/>
-                <w:sz w:val="22"/>
-                <w:szCs w:val="22"/>
-                <w:rtl/>
-              </w:rPr>
-            </w:pPr>
-            <w:r>
-              <w:rPr>
-                <w:rFonts w:cs="Mj_Casablanca Light" w:hint="cs"/>
+                <w:rFonts w:ascii="Vazirmatn" w:hAnsi="Vazirmatn" w:cs="Vazirmatn"/>
+                <w:color w:val="0070C0"/>
+                <w:sz w:val="22"/>
+                <w:szCs w:val="22"/>
+                <w:rtl/>
+              </w:rPr>
+            </w:pPr>
+            <w:r>
+              <w:rPr>
+                <w:rFonts w:ascii="Vazirmatn" w:hAnsi="Vazirmatn" w:cs="Vazirmatn"/>
                 <w:color w:val="0070C0"/>
                 <w:sz w:val="22"/>
                 <w:szCs w:val="22"/>
@@ -4814,7 +4203,7 @@
             </w:r>
             <w:r>
               <w:rPr>
-                <w:rFonts w:cs="Mj_Casablanca Light" w:hint="cs"/>
+                <w:rFonts w:ascii="Vazirmatn" w:hAnsi="Vazirmatn" w:cs="Vazirmatn"/>
                 <w:sz w:val="22"/>
                 <w:szCs w:val="22"/>
                 <w:rtl/>
@@ -4833,16 +4222,16 @@
             <w:pPr>
               <w:bidi/>
               <w:rPr>
-                <w:rFonts w:cs="Mj_Casablanca Light"/>
-                <w:color w:val="0070C0"/>
-                <w:sz w:val="22"/>
-                <w:szCs w:val="22"/>
-                <w:rtl/>
-              </w:rPr>
-            </w:pPr>
-            <w:r>
-              <w:rPr>
-                <w:rFonts w:cs="Mj_Casablanca Light" w:hint="cs"/>
+                <w:rFonts w:ascii="Vazirmatn" w:hAnsi="Vazirmatn" w:cs="Vazirmatn"/>
+                <w:color w:val="0070C0"/>
+                <w:sz w:val="22"/>
+                <w:szCs w:val="22"/>
+                <w:rtl/>
+              </w:rPr>
+            </w:pPr>
+            <w:r>
+              <w:rPr>
+                <w:rFonts w:ascii="Vazirmatn" w:hAnsi="Vazirmatn" w:cs="Vazirmatn"/>
                 <w:color w:val="0070C0"/>
                 <w:sz w:val="22"/>
                 <w:szCs w:val="22"/>
@@ -4852,7 +4241,7 @@
             </w:r>
             <w:r>
               <w:rPr>
-                <w:rFonts w:cs="Mj_Casablanca Light" w:hint="cs"/>
+                <w:rFonts w:ascii="Vazirmatn" w:hAnsi="Vazirmatn" w:cs="Vazirmatn"/>
                 <w:sz w:val="22"/>
                 <w:szCs w:val="22"/>
                 <w:rtl/>
@@ -4875,16 +4264,16 @@
             <w:pPr>
               <w:bidi/>
               <w:rPr>
-                <w:rFonts w:cs="Mj_Casablanca Light"/>
-                <w:color w:val="0070C0"/>
-                <w:sz w:val="22"/>
-                <w:szCs w:val="22"/>
-                <w:rtl/>
-              </w:rPr>
-            </w:pPr>
-            <w:r>
-              <w:rPr>
-                <w:rFonts w:cs="Mj_Casablanca Light" w:hint="cs"/>
+                <w:rFonts w:ascii="Vazirmatn" w:hAnsi="Vazirmatn" w:cs="Vazirmatn"/>
+                <w:color w:val="0070C0"/>
+                <w:sz w:val="22"/>
+                <w:szCs w:val="22"/>
+                <w:rtl/>
+              </w:rPr>
+            </w:pPr>
+            <w:r>
+              <w:rPr>
+                <w:rFonts w:ascii="Vazirmatn" w:hAnsi="Vazirmatn" w:cs="Vazirmatn"/>
                 <w:color w:val="0070C0"/>
                 <w:sz w:val="22"/>
                 <w:szCs w:val="22"/>
@@ -4903,16 +4292,16 @@
             <w:pPr>
               <w:bidi/>
               <w:rPr>
-                <w:rFonts w:cs="Mj_Casablanca Light"/>
-                <w:color w:val="0070C0"/>
-                <w:sz w:val="22"/>
-                <w:szCs w:val="22"/>
-                <w:rtl/>
-              </w:rPr>
-            </w:pPr>
-            <w:r>
-              <w:rPr>
-                <w:rFonts w:cs="Mj_Casablanca Light" w:hint="cs"/>
+                <w:rFonts w:ascii="Vazirmatn" w:hAnsi="Vazirmatn" w:cs="Vazirmatn"/>
+                <w:color w:val="0070C0"/>
+                <w:sz w:val="22"/>
+                <w:szCs w:val="22"/>
+                <w:rtl/>
+              </w:rPr>
+            </w:pPr>
+            <w:r>
+              <w:rPr>
+                <w:rFonts w:ascii="Vazirmatn" w:hAnsi="Vazirmatn" w:cs="Vazirmatn"/>
                 <w:color w:val="0070C0"/>
                 <w:sz w:val="22"/>
                 <w:szCs w:val="22"/>
@@ -4922,7 +4311,7 @@
             </w:r>
             <w:r>
               <w:rPr>
-                <w:rFonts w:cs="Mj_Casablanca Light" w:hint="cs"/>
+                <w:rFonts w:ascii="Vazirmatn" w:hAnsi="Vazirmatn" w:cs="Vazirmatn"/>
                 <w:color w:val="0070C0"/>
                 <w:sz w:val="22"/>
                 <w:szCs w:val="22"/>
@@ -4932,7 +4321,7 @@
             </w:r>
             <w:r>
               <w:rPr>
-                <w:rFonts w:cs="Mj_Casablanca Light" w:hint="cs"/>
+                <w:rFonts w:ascii="Vazirmatn" w:hAnsi="Vazirmatn" w:cs="Vazirmatn"/>
                 <w:color w:val="0070C0"/>
                 <w:sz w:val="22"/>
                 <w:szCs w:val="22"/>
@@ -4951,32 +4340,22 @@
             <w:pPr>
               <w:bidi/>
               <w:rPr>
-                <w:rFonts w:cs="Mj_Casablanca Light"/>
-                <w:color w:val="0070C0"/>
-                <w:sz w:val="22"/>
-                <w:szCs w:val="22"/>
-                <w:rtl/>
-              </w:rPr>
-            </w:pPr>
-            <w:r>
-              <w:rPr>
-                <w:rFonts w:cs="Mj_Casablanca Light" w:hint="cs"/>
-                <w:color w:val="0070C0"/>
-                <w:sz w:val="22"/>
-                <w:szCs w:val="22"/>
-                <w:rtl/>
-              </w:rPr>
-              <w:t xml:space="preserve">شمول : </w:t>
-            </w:r>
-            <w:r>
-              <w:rPr>
-                <w:rFonts w:cs="Mj_Casablanca Light" w:hint="cs"/>
-                <w:color w:val="0070C0"/>
-                <w:sz w:val="22"/>
-                <w:szCs w:val="22"/>
-                <w:rtl/>
-              </w:rPr>
-              <w:t>--</w:t>
+                <w:rFonts w:ascii="Vazirmatn" w:hAnsi="Vazirmatn" w:cs="Vazirmatn"/>
+                <w:color w:val="0070C0"/>
+                <w:sz w:val="22"/>
+                <w:szCs w:val="22"/>
+                <w:rtl/>
+              </w:rPr>
+            </w:pPr>
+            <w:r>
+              <w:rPr>
+                <w:rFonts w:ascii="Vazirmatn" w:hAnsi="Vazirmatn" w:cs="Vazirmatn"/>
+                <w:color w:val="0070C0"/>
+                <w:sz w:val="22"/>
+                <w:szCs w:val="22"/>
+                <w:rtl/>
+              </w:rPr>
+              <w:t>شمول : --</w:t>
             </w:r>
           </w:p>
         </w:tc>
@@ -4990,16 +4369,16 @@
             <w:pPr>
               <w:bidi/>
               <w:rPr>
-                <w:rFonts w:cs="Mj_Casablanca Light"/>
-                <w:color w:val="0070C0"/>
-                <w:sz w:val="22"/>
-                <w:szCs w:val="22"/>
-                <w:rtl/>
-              </w:rPr>
-            </w:pPr>
-            <w:r>
-              <w:rPr>
-                <w:rFonts w:cs="Mj_Casablanca Light" w:hint="cs"/>
+                <w:rFonts w:ascii="Vazirmatn" w:hAnsi="Vazirmatn" w:cs="Vazirmatn"/>
+                <w:color w:val="0070C0"/>
+                <w:sz w:val="22"/>
+                <w:szCs w:val="22"/>
+                <w:rtl/>
+              </w:rPr>
+            </w:pPr>
+            <w:r>
+              <w:rPr>
+                <w:rFonts w:ascii="Vazirmatn" w:hAnsi="Vazirmatn" w:cs="Vazirmatn"/>
                 <w:color w:val="0070C0"/>
                 <w:sz w:val="22"/>
                 <w:szCs w:val="22"/>
@@ -5009,7 +4388,7 @@
             </w:r>
             <w:r>
               <w:rPr>
-                <w:rFonts w:cs="Mj_Casablanca Light" w:hint="cs"/>
+                <w:rFonts w:ascii="Vazirmatn" w:hAnsi="Vazirmatn" w:cs="Vazirmatn"/>
                 <w:sz w:val="22"/>
                 <w:szCs w:val="22"/>
                 <w:rtl/>
@@ -5028,32 +4407,22 @@
             <w:pPr>
               <w:bidi/>
               <w:rPr>
-                <w:rFonts w:cs="Mj_Casablanca Light"/>
-                <w:color w:val="0070C0"/>
-                <w:sz w:val="22"/>
-                <w:szCs w:val="22"/>
-                <w:rtl/>
-              </w:rPr>
-            </w:pPr>
-            <w:r>
-              <w:rPr>
-                <w:rFonts w:cs="Mj_Casablanca Light" w:hint="cs"/>
-                <w:color w:val="0070C0"/>
-                <w:sz w:val="22"/>
-                <w:szCs w:val="22"/>
-                <w:rtl/>
-              </w:rPr>
-              <w:t xml:space="preserve">تعميم : </w:t>
-            </w:r>
-            <w:r>
-              <w:rPr>
-                <w:rFonts w:cs="Mj_Casablanca Light" w:hint="cs"/>
-                <w:color w:val="0070C0"/>
-                <w:sz w:val="22"/>
-                <w:szCs w:val="22"/>
-                <w:rtl/>
-              </w:rPr>
-              <w:t>--</w:t>
+                <w:rFonts w:ascii="Vazirmatn" w:hAnsi="Vazirmatn" w:cs="Vazirmatn"/>
+                <w:color w:val="0070C0"/>
+                <w:sz w:val="22"/>
+                <w:szCs w:val="22"/>
+                <w:rtl/>
+              </w:rPr>
+            </w:pPr>
+            <w:r>
+              <w:rPr>
+                <w:rFonts w:ascii="Vazirmatn" w:hAnsi="Vazirmatn" w:cs="Vazirmatn"/>
+                <w:color w:val="0070C0"/>
+                <w:sz w:val="22"/>
+                <w:szCs w:val="22"/>
+                <w:rtl/>
+              </w:rPr>
+              <w:t>تعميم : --</w:t>
             </w:r>
           </w:p>
         </w:tc>
@@ -5071,16 +4440,16 @@
             <w:pPr>
               <w:bidi/>
               <w:rPr>
-                <w:rFonts w:cs="Mj_Casablanca Light"/>
-                <w:color w:val="0070C0"/>
-                <w:sz w:val="22"/>
-                <w:szCs w:val="22"/>
-                <w:rtl/>
-              </w:rPr>
-            </w:pPr>
-            <w:r>
-              <w:rPr>
-                <w:rFonts w:cs="Mj_Casablanca Light" w:hint="cs"/>
+                <w:rFonts w:ascii="Vazirmatn" w:hAnsi="Vazirmatn" w:cs="Vazirmatn"/>
+                <w:color w:val="0070C0"/>
+                <w:sz w:val="22"/>
+                <w:szCs w:val="22"/>
+                <w:rtl/>
+              </w:rPr>
+            </w:pPr>
+            <w:r>
+              <w:rPr>
+                <w:rFonts w:ascii="Vazirmatn" w:hAnsi="Vazirmatn" w:cs="Vazirmatn"/>
                 <w:color w:val="0070C0"/>
                 <w:sz w:val="22"/>
                 <w:szCs w:val="22"/>
@@ -5098,14 +4467,14 @@
               </w:numPr>
               <w:bidi/>
               <w:rPr>
-                <w:rFonts w:cs="Mj_Casablanca Light"/>
-                <w:sz w:val="22"/>
-                <w:szCs w:val="22"/>
-              </w:rPr>
-            </w:pPr>
-            <w:r>
-              <w:rPr>
-                <w:rFonts w:cs="Mj_Casablanca Light" w:hint="cs"/>
+                <w:rFonts w:ascii="Vazirmatn" w:hAnsi="Vazirmatn" w:cs="Vazirmatn"/>
+                <w:sz w:val="22"/>
+                <w:szCs w:val="22"/>
+              </w:rPr>
+            </w:pPr>
+            <w:r>
+              <w:rPr>
+                <w:rFonts w:ascii="Vazirmatn" w:hAnsi="Vazirmatn" w:cs="Vazirmatn"/>
                 <w:sz w:val="22"/>
                 <w:szCs w:val="22"/>
                 <w:rtl/>
@@ -5114,7 +4483,7 @@
             </w:r>
             <w:r>
               <w:rPr>
-                <w:rFonts w:cs="Mj_Casablanca Light" w:hint="cs"/>
+                <w:rFonts w:ascii="Vazirmatn" w:hAnsi="Vazirmatn" w:cs="Vazirmatn"/>
                 <w:sz w:val="22"/>
                 <w:szCs w:val="22"/>
                 <w:rtl/>
@@ -5123,7 +4492,7 @@
             </w:r>
             <w:r>
               <w:rPr>
-                <w:rFonts w:cs="Mj_Casablanca Light" w:hint="cs"/>
+                <w:rFonts w:ascii="Vazirmatn" w:hAnsi="Vazirmatn" w:cs="Vazirmatn"/>
                 <w:sz w:val="22"/>
                 <w:szCs w:val="22"/>
                 <w:rtl/>
@@ -5132,7 +4501,7 @@
             </w:r>
             <w:r>
               <w:rPr>
-                <w:rFonts w:cs="Mj_Casablanca Light" w:hint="cs"/>
+                <w:rFonts w:ascii="Vazirmatn" w:hAnsi="Vazirmatn" w:cs="Vazirmatn"/>
                 <w:sz w:val="22"/>
                 <w:szCs w:val="22"/>
                 <w:rtl/>
@@ -5141,21 +4510,12 @@
             </w:r>
             <w:r>
               <w:rPr>
-                <w:rFonts w:cs="Mj_Casablanca Light" w:hint="cs"/>
-                <w:sz w:val="22"/>
-                <w:szCs w:val="22"/>
-                <w:rtl/>
-              </w:rPr>
-              <w:t xml:space="preserve"> </w:t>
-            </w:r>
-            <w:r>
-              <w:rPr>
-                <w:rFonts w:cs="Mj_Casablanca Light" w:hint="cs"/>
-                <w:sz w:val="22"/>
-                <w:szCs w:val="22"/>
-                <w:rtl/>
-              </w:rPr>
-              <w:t xml:space="preserve"> و اين كار ها نيازمند تاييد مشتري با كدي هستش كه براي اين نوبت در اختيار دارد .</w:t>
+                <w:rFonts w:ascii="Vazirmatn" w:hAnsi="Vazirmatn" w:cs="Vazirmatn"/>
+                <w:sz w:val="22"/>
+                <w:szCs w:val="22"/>
+                <w:rtl/>
+              </w:rPr>
+              <w:t xml:space="preserve">  و اين كار ها نيازمند تاييد مشتري با كدي هستش كه براي اين نوبت در اختيار دارد .</w:t>
             </w:r>
           </w:p>
         </w:tc>
@@ -5173,15 +4533,15 @@
             <w:pPr>
               <w:bidi/>
               <w:rPr>
-                <w:rFonts w:cs="Mj_Casablanca Light"/>
-                <w:sz w:val="22"/>
-                <w:szCs w:val="22"/>
-                <w:rtl/>
-              </w:rPr>
-            </w:pPr>
-            <w:r>
-              <w:rPr>
-                <w:rFonts w:cs="Mj_Casablanca Light" w:hint="cs"/>
+                <w:rFonts w:ascii="Vazirmatn" w:hAnsi="Vazirmatn" w:cs="Vazirmatn"/>
+                <w:sz w:val="22"/>
+                <w:szCs w:val="22"/>
+                <w:rtl/>
+              </w:rPr>
+            </w:pPr>
+            <w:r>
+              <w:rPr>
+                <w:rFonts w:ascii="Vazirmatn" w:hAnsi="Vazirmatn" w:cs="Vazirmatn"/>
                 <w:color w:val="0070C0"/>
                 <w:sz w:val="22"/>
                 <w:szCs w:val="22"/>
@@ -5191,7 +4551,7 @@
             </w:r>
             <w:r>
               <w:rPr>
-                <w:rFonts w:cs="Mj_Casablanca Light" w:hint="cs"/>
+                <w:rFonts w:ascii="Vazirmatn" w:hAnsi="Vazirmatn" w:cs="Vazirmatn"/>
                 <w:sz w:val="22"/>
                 <w:szCs w:val="22"/>
                 <w:rtl/>
@@ -5203,7 +4563,7 @@
             <w:pPr>
               <w:bidi/>
               <w:rPr>
-                <w:rFonts w:cs="Mj_Casablanca Light"/>
+                <w:rFonts w:ascii="Vazirmatn" w:hAnsi="Vazirmatn" w:cs="Vazirmatn"/>
                 <w:color w:val="0070C0"/>
                 <w:sz w:val="22"/>
                 <w:szCs w:val="22"/>
@@ -5227,16 +4587,16 @@
             <w:pPr>
               <w:bidi/>
               <w:rPr>
-                <w:rFonts w:cs="Mj_Casablanca Light"/>
-                <w:color w:val="0070C0"/>
-                <w:sz w:val="22"/>
-                <w:szCs w:val="22"/>
-                <w:rtl/>
-              </w:rPr>
-            </w:pPr>
-            <w:r>
-              <w:rPr>
-                <w:rFonts w:cs="Mj_Casablanca Light" w:hint="cs"/>
+                <w:rFonts w:ascii="Vazirmatn" w:hAnsi="Vazirmatn" w:cs="Vazirmatn"/>
+                <w:color w:val="0070C0"/>
+                <w:sz w:val="22"/>
+                <w:szCs w:val="22"/>
+                <w:rtl/>
+              </w:rPr>
+            </w:pPr>
+            <w:r>
+              <w:rPr>
+                <w:rFonts w:ascii="Vazirmatn" w:hAnsi="Vazirmatn" w:cs="Vazirmatn"/>
                 <w:color w:val="0070C0"/>
                 <w:sz w:val="22"/>
                 <w:szCs w:val="22"/>
@@ -5252,7 +4612,7 @@
       <w:pPr>
         <w:bidi/>
         <w:rPr>
-          <w:rFonts w:cs="Mj_Casablanca Light"/>
+          <w:rFonts w:ascii="Vazirmatn" w:hAnsi="Vazirmatn" w:cs="Vazirmatn"/>
           <w:color w:val="0070C0"/>
           <w:sz w:val="22"/>
           <w:szCs w:val="22"/>
@@ -5263,7 +4623,7 @@
     <w:p>
       <w:pPr>
         <w:rPr>
-          <w:rFonts w:cs="Mj_Casablanca Light"/>
+          <w:rFonts w:ascii="Vazirmatn" w:hAnsi="Vazirmatn" w:cs="Vazirmatn"/>
           <w:color w:val="0070C0"/>
           <w:sz w:val="22"/>
           <w:szCs w:val="22"/>
@@ -5272,7 +4632,7 @@
       </w:pPr>
       <w:r>
         <w:rPr>
-          <w:rFonts w:cs="Mj_Casablanca Light"/>
+          <w:rFonts w:ascii="Vazirmatn" w:hAnsi="Vazirmatn" w:cs="Vazirmatn"/>
           <w:color w:val="0070C0"/>
           <w:sz w:val="22"/>
           <w:szCs w:val="22"/>
@@ -5290,13 +4650,13 @@
         <w:tblLook w:val="04A0" w:firstRow="1" w:lastRow="0" w:firstColumn="1" w:lastColumn="0" w:noHBand="0" w:noVBand="1"/>
       </w:tblPr>
       <w:tblGrid>
-        <w:gridCol w:w="627"/>
-        <w:gridCol w:w="2708"/>
-        <w:gridCol w:w="2790"/>
-        <w:gridCol w:w="484"/>
-        <w:gridCol w:w="1858"/>
-        <w:gridCol w:w="734"/>
-        <w:gridCol w:w="2224"/>
+        <w:gridCol w:w="670"/>
+        <w:gridCol w:w="2697"/>
+        <w:gridCol w:w="2778"/>
+        <w:gridCol w:w="481"/>
+        <w:gridCol w:w="1852"/>
+        <w:gridCol w:w="731"/>
+        <w:gridCol w:w="2216"/>
       </w:tblGrid>
       <w:tr>
         <w:trPr>
@@ -5312,7 +4672,7 @@
             <w:pPr>
               <w:bidi/>
               <w:rPr>
-                <w:rFonts w:cs="Mj_Casablanca Light"/>
+                <w:rFonts w:ascii="Vazirmatn" w:hAnsi="Vazirmatn" w:cs="Vazirmatn"/>
                 <w:sz w:val="22"/>
                 <w:szCs w:val="22"/>
                 <w:rtl/>
@@ -5321,7 +4681,7 @@
             </w:pPr>
             <w:r>
               <w:rPr>
-                <w:rFonts w:cs="Mj_Casablanca Light" w:hint="cs"/>
+                <w:rFonts w:ascii="Vazirmatn" w:hAnsi="Vazirmatn" w:cs="Vazirmatn"/>
                 <w:color w:val="0070C0"/>
                 <w:sz w:val="22"/>
                 <w:szCs w:val="22"/>
@@ -5329,60 +4689,17 @@
                 <w:lang w:bidi="fa-IR"/>
               </w:rPr>
               <w:lastRenderedPageBreak/>
-              <w:t xml:space="preserve">نام مورد </w:t>
-            </w:r>
-            <w:r>
-              <w:rPr>
-                <w:rFonts w:ascii="Arial" w:hAnsi="Arial" w:cs="Arial" w:hint="cs"/>
-                <w:color w:val="0070C0"/>
+              <w:t xml:space="preserve">نام مورد – كاربرد : </w:t>
+            </w:r>
+            <w:r>
+              <w:rPr>
+                <w:rFonts w:ascii="Vazirmatn" w:hAnsi="Vazirmatn" w:cs="Vazirmatn"/>
                 <w:sz w:val="22"/>
                 <w:szCs w:val="22"/>
                 <w:rtl/>
                 <w:lang w:bidi="fa-IR"/>
               </w:rPr>
-              <w:t>–</w:t>
-            </w:r>
-            <w:r>
-              <w:rPr>
-                <w:rFonts w:cs="Mj_Casablanca Light" w:hint="cs"/>
-                <w:color w:val="0070C0"/>
-                <w:sz w:val="22"/>
-                <w:szCs w:val="22"/>
-                <w:rtl/>
-                <w:lang w:bidi="fa-IR"/>
-              </w:rPr>
-              <w:t xml:space="preserve"> كاربرد </w:t>
-            </w:r>
-            <w:r>
-              <w:rPr>
-                <w:rFonts w:cs="Mj_Casablanca Light" w:hint="cs"/>
-                <w:color w:val="0070C0"/>
-                <w:sz w:val="22"/>
-                <w:szCs w:val="22"/>
-                <w:rtl/>
-                <w:lang w:bidi="fa-IR"/>
-              </w:rPr>
-              <w:t xml:space="preserve">: </w:t>
-            </w:r>
-            <w:r>
-              <w:rPr>
-                <w:rFonts w:cs="Mj_Casablanca Light" w:hint="cs"/>
-                <w:sz w:val="22"/>
-                <w:szCs w:val="22"/>
-                <w:rtl/>
-                <w:lang w:bidi="fa-IR"/>
-              </w:rPr>
-              <w:t>تماس با مشتري</w:t>
-            </w:r>
-            <w:r>
-              <w:rPr>
-                <w:rFonts w:cs="Mj_Casablanca Light" w:hint="cs"/>
-                <w:sz w:val="22"/>
-                <w:szCs w:val="22"/>
-                <w:rtl/>
-                <w:lang w:bidi="fa-IR"/>
-              </w:rPr>
-              <w:t xml:space="preserve"> </w:t>
+              <w:t xml:space="preserve">تماس با مشتري </w:t>
             </w:r>
           </w:p>
         </w:tc>
@@ -5396,7 +4713,7 @@
             <w:pPr>
               <w:bidi/>
               <w:rPr>
-                <w:rFonts w:cs="Mj_Casablanca Light"/>
+                <w:rFonts w:ascii="Vazirmatn" w:hAnsi="Vazirmatn" w:cs="Vazirmatn"/>
                 <w:sz w:val="22"/>
                 <w:szCs w:val="22"/>
                 <w:rtl/>
@@ -5405,39 +4722,21 @@
             </w:pPr>
             <w:r>
               <w:rPr>
-                <w:rFonts w:cs="Mj_Casablanca Light" w:hint="cs"/>
-                <w:color w:val="0070C0"/>
-                <w:sz w:val="22"/>
-                <w:szCs w:val="22"/>
-                <w:rtl/>
-              </w:rPr>
-              <w:t>شماره شناسايي :</w:t>
-            </w:r>
-            <w:r>
-              <w:rPr>
-                <w:rFonts w:cs="Mj_Casablanca Light" w:hint="cs"/>
-                <w:color w:val="0070C0"/>
-                <w:sz w:val="22"/>
-                <w:szCs w:val="22"/>
-                <w:rtl/>
-              </w:rPr>
-              <w:t xml:space="preserve"> </w:t>
-            </w:r>
-            <w:r>
-              <w:rPr>
-                <w:rFonts w:cs="Mj_Casablanca Light"/>
-                <w:sz w:val="22"/>
-                <w:szCs w:val="22"/>
-              </w:rPr>
-              <w:t>2.</w:t>
-            </w:r>
-            <w:r>
-              <w:rPr>
-                <w:rFonts w:cs="Mj_Casablanca Light"/>
-                <w:sz w:val="22"/>
-                <w:szCs w:val="22"/>
-              </w:rPr>
-              <w:t>6</w:t>
+                <w:rFonts w:ascii="Vazirmatn" w:hAnsi="Vazirmatn" w:cs="Vazirmatn"/>
+                <w:color w:val="0070C0"/>
+                <w:sz w:val="22"/>
+                <w:szCs w:val="22"/>
+                <w:rtl/>
+              </w:rPr>
+              <w:t xml:space="preserve">شماره شناسايي : </w:t>
+            </w:r>
+            <w:r>
+              <w:rPr>
+                <w:rFonts w:ascii="Vazirmatn" w:hAnsi="Vazirmatn" w:cs="Vazirmatn"/>
+                <w:sz w:val="22"/>
+                <w:szCs w:val="22"/>
+              </w:rPr>
+              <w:t>2.6</w:t>
             </w:r>
           </w:p>
         </w:tc>
@@ -5450,7 +4749,7 @@
             <w:pPr>
               <w:bidi/>
               <w:rPr>
-                <w:rFonts w:cs="Mj_Casablanca Light"/>
+                <w:rFonts w:ascii="Vazirmatn" w:hAnsi="Vazirmatn" w:cs="Vazirmatn"/>
                 <w:color w:val="0070C0"/>
                 <w:sz w:val="22"/>
                 <w:szCs w:val="22"/>
@@ -5460,7 +4759,7 @@
             </w:pPr>
             <w:r>
               <w:rPr>
-                <w:rFonts w:cs="Mj_Casablanca Light" w:hint="cs"/>
+                <w:rFonts w:ascii="Vazirmatn" w:hAnsi="Vazirmatn" w:cs="Vazirmatn"/>
                 <w:color w:val="0070C0"/>
                 <w:sz w:val="22"/>
                 <w:szCs w:val="22"/>
@@ -5470,7 +4769,7 @@
             </w:r>
             <w:r>
               <w:rPr>
-                <w:rFonts w:cs="Mj_Casablanca Light" w:hint="cs"/>
+                <w:rFonts w:ascii="Vazirmatn" w:hAnsi="Vazirmatn" w:cs="Vazirmatn"/>
                 <w:sz w:val="22"/>
                 <w:szCs w:val="22"/>
                 <w:rtl/>
@@ -5495,16 +4794,16 @@
             <w:pPr>
               <w:bidi/>
               <w:rPr>
-                <w:rFonts w:cs="Mj_Casablanca Light"/>
-                <w:color w:val="0070C0"/>
-                <w:sz w:val="22"/>
-                <w:szCs w:val="22"/>
-                <w:rtl/>
-              </w:rPr>
-            </w:pPr>
-            <w:r>
-              <w:rPr>
-                <w:rFonts w:cs="Mj_Casablanca Light" w:hint="cs"/>
+                <w:rFonts w:ascii="Vazirmatn" w:hAnsi="Vazirmatn" w:cs="Vazirmatn"/>
+                <w:color w:val="0070C0"/>
+                <w:sz w:val="22"/>
+                <w:szCs w:val="22"/>
+                <w:rtl/>
+              </w:rPr>
+            </w:pPr>
+            <w:r>
+              <w:rPr>
+                <w:rFonts w:ascii="Vazirmatn" w:hAnsi="Vazirmatn" w:cs="Vazirmatn"/>
                 <w:color w:val="0070C0"/>
                 <w:sz w:val="22"/>
                 <w:szCs w:val="22"/>
@@ -5514,7 +4813,7 @@
             </w:r>
             <w:r>
               <w:rPr>
-                <w:rFonts w:cs="Mj_Casablanca Light" w:hint="cs"/>
+                <w:rFonts w:ascii="Vazirmatn" w:hAnsi="Vazirmatn" w:cs="Vazirmatn"/>
                 <w:sz w:val="22"/>
                 <w:szCs w:val="22"/>
                 <w:rtl/>
@@ -5533,56 +4832,26 @@
             <w:pPr>
               <w:bidi/>
               <w:rPr>
-                <w:rFonts w:cs="Mj_Casablanca Light"/>
-                <w:color w:val="0070C0"/>
-                <w:sz w:val="22"/>
-                <w:szCs w:val="22"/>
-                <w:rtl/>
-              </w:rPr>
-            </w:pPr>
-            <w:r>
-              <w:rPr>
-                <w:rFonts w:cs="Mj_Casablanca Light" w:hint="cs"/>
-                <w:color w:val="0070C0"/>
-                <w:sz w:val="22"/>
-                <w:szCs w:val="22"/>
-                <w:rtl/>
-              </w:rPr>
-              <w:t xml:space="preserve">نوع مورد </w:t>
-            </w:r>
-            <w:r>
-              <w:rPr>
-                <w:rFonts w:ascii="Arial" w:hAnsi="Arial" w:cs="Arial" w:hint="cs"/>
-                <w:color w:val="0070C0"/>
-                <w:sz w:val="22"/>
-                <w:szCs w:val="22"/>
-                <w:rtl/>
-              </w:rPr>
-              <w:t>–</w:t>
-            </w:r>
-            <w:r>
-              <w:rPr>
-                <w:rFonts w:cs="Mj_Casablanca Light" w:hint="cs"/>
-                <w:color w:val="0070C0"/>
-                <w:sz w:val="22"/>
-                <w:szCs w:val="22"/>
-                <w:rtl/>
-              </w:rPr>
-              <w:t xml:space="preserve"> كاربردي :</w:t>
-            </w:r>
-            <w:r>
-              <w:rPr>
-                <w:rFonts w:cs="Mj_Casablanca Light" w:hint="cs"/>
-                <w:color w:val="0070C0"/>
-                <w:sz w:val="22"/>
-                <w:szCs w:val="22"/>
-                <w:rtl/>
-              </w:rPr>
-              <w:t xml:space="preserve"> </w:t>
-            </w:r>
-            <w:r>
-              <w:rPr>
-                <w:rFonts w:cs="Mj_Casablanca Light" w:hint="cs"/>
+                <w:rFonts w:ascii="Vazirmatn" w:hAnsi="Vazirmatn" w:cs="Vazirmatn"/>
+                <w:color w:val="0070C0"/>
+                <w:sz w:val="22"/>
+                <w:szCs w:val="22"/>
+                <w:rtl/>
+              </w:rPr>
+            </w:pPr>
+            <w:r>
+              <w:rPr>
+                <w:rFonts w:ascii="Vazirmatn" w:hAnsi="Vazirmatn" w:cs="Vazirmatn"/>
+                <w:color w:val="0070C0"/>
+                <w:sz w:val="22"/>
+                <w:szCs w:val="22"/>
+                <w:rtl/>
+              </w:rPr>
+              <w:t xml:space="preserve">نوع مورد – كاربردي : </w:t>
+            </w:r>
+            <w:r>
+              <w:rPr>
+                <w:rFonts w:ascii="Vazirmatn" w:hAnsi="Vazirmatn" w:cs="Vazirmatn"/>
                 <w:sz w:val="22"/>
                 <w:szCs w:val="22"/>
                 <w:rtl/>
@@ -5605,16 +4874,16 @@
             <w:pPr>
               <w:bidi/>
               <w:rPr>
-                <w:rFonts w:cs="Mj_Casablanca Light"/>
-                <w:color w:val="0070C0"/>
-                <w:sz w:val="22"/>
-                <w:szCs w:val="22"/>
-                <w:rtl/>
-              </w:rPr>
-            </w:pPr>
-            <w:r>
-              <w:rPr>
-                <w:rFonts w:cs="Mj_Casablanca Light" w:hint="cs"/>
+                <w:rFonts w:ascii="Vazirmatn" w:hAnsi="Vazirmatn" w:cs="Vazirmatn"/>
+                <w:color w:val="0070C0"/>
+                <w:sz w:val="22"/>
+                <w:szCs w:val="22"/>
+                <w:rtl/>
+              </w:rPr>
+            </w:pPr>
+            <w:r>
+              <w:rPr>
+                <w:rFonts w:ascii="Vazirmatn" w:hAnsi="Vazirmatn" w:cs="Vazirmatn"/>
                 <w:color w:val="0070C0"/>
                 <w:sz w:val="22"/>
                 <w:szCs w:val="22"/>
@@ -5628,57 +4897,21 @@
               <w:bidi/>
               <w:ind w:left="360"/>
               <w:rPr>
-                <w:rFonts w:cs="Mj_Casablanca Light"/>
-                <w:color w:val="0070C0"/>
-                <w:sz w:val="22"/>
-                <w:szCs w:val="22"/>
-                <w:rtl/>
-              </w:rPr>
-            </w:pPr>
-            <w:r>
-              <w:rPr>
-                <w:rFonts w:cs="Mj_Casablanca Light" w:hint="cs"/>
-                <w:sz w:val="22"/>
-                <w:szCs w:val="22"/>
-                <w:rtl/>
-              </w:rPr>
-              <w:t xml:space="preserve">كارمندان حضوري </w:t>
-            </w:r>
-            <w:r>
-              <w:rPr>
-                <w:rFonts w:ascii="Arial" w:hAnsi="Arial" w:cs="Arial" w:hint="cs"/>
-                <w:sz w:val="22"/>
-                <w:szCs w:val="22"/>
-                <w:rtl/>
-              </w:rPr>
-              <w:t>–</w:t>
-            </w:r>
-            <w:r>
-              <w:rPr>
-                <w:rFonts w:cs="Mj_Casablanca Light" w:hint="cs"/>
-                <w:sz w:val="22"/>
-                <w:szCs w:val="22"/>
-                <w:rtl/>
-              </w:rPr>
-              <w:t xml:space="preserve"> </w:t>
-            </w:r>
-            <w:r>
-              <w:rPr>
-                <w:rFonts w:cs="Mj_Casablanca Light" w:hint="cs"/>
-                <w:sz w:val="22"/>
-                <w:szCs w:val="22"/>
-                <w:rtl/>
-              </w:rPr>
-              <w:t>بايد براي لغو نوبت با مشتري تماس بگيره و كد لغو را از او دريافت كند</w:t>
-            </w:r>
-            <w:r>
-              <w:rPr>
-                <w:rFonts w:cs="Mj_Casablanca Light" w:hint="cs"/>
-                <w:sz w:val="22"/>
-                <w:szCs w:val="22"/>
-                <w:rtl/>
-              </w:rPr>
-              <w:t xml:space="preserve"> </w:t>
+                <w:rFonts w:ascii="Vazirmatn" w:hAnsi="Vazirmatn" w:cs="Vazirmatn"/>
+                <w:color w:val="0070C0"/>
+                <w:sz w:val="22"/>
+                <w:szCs w:val="22"/>
+                <w:rtl/>
+              </w:rPr>
+            </w:pPr>
+            <w:r>
+              <w:rPr>
+                <w:rFonts w:ascii="Vazirmatn" w:hAnsi="Vazirmatn" w:cs="Vazirmatn"/>
+                <w:sz w:val="22"/>
+                <w:szCs w:val="22"/>
+                <w:rtl/>
+              </w:rPr>
+              <w:t xml:space="preserve">كارمندان حضوري – بايد براي لغو نوبت با مشتري تماس بگيره و كد لغو را از او دريافت كند </w:t>
             </w:r>
           </w:p>
         </w:tc>
@@ -5696,16 +4929,16 @@
             <w:pPr>
               <w:bidi/>
               <w:rPr>
-                <w:rFonts w:cs="Mj_Casablanca Light"/>
-                <w:color w:val="0070C0"/>
-                <w:sz w:val="22"/>
-                <w:szCs w:val="22"/>
-                <w:rtl/>
-              </w:rPr>
-            </w:pPr>
-            <w:r>
-              <w:rPr>
-                <w:rFonts w:cs="Mj_Casablanca Light" w:hint="cs"/>
+                <w:rFonts w:ascii="Vazirmatn" w:hAnsi="Vazirmatn" w:cs="Vazirmatn"/>
+                <w:color w:val="0070C0"/>
+                <w:sz w:val="22"/>
+                <w:szCs w:val="22"/>
+                <w:rtl/>
+              </w:rPr>
+            </w:pPr>
+            <w:r>
+              <w:rPr>
+                <w:rFonts w:ascii="Vazirmatn" w:hAnsi="Vazirmatn" w:cs="Vazirmatn"/>
                 <w:color w:val="0070C0"/>
                 <w:sz w:val="22"/>
                 <w:szCs w:val="22"/>
@@ -5719,39 +4952,21 @@
               <w:bidi/>
               <w:ind w:left="784" w:hanging="424"/>
               <w:rPr>
-                <w:rFonts w:cs="Mj_Casablanca Light"/>
-                <w:color w:val="0070C0"/>
-                <w:sz w:val="22"/>
-                <w:szCs w:val="22"/>
-                <w:rtl/>
-              </w:rPr>
-            </w:pPr>
-            <w:r>
-              <w:rPr>
-                <w:rFonts w:cs="Mj_Casablanca Light" w:hint="cs"/>
-                <w:sz w:val="22"/>
-                <w:szCs w:val="22"/>
-                <w:rtl/>
-              </w:rPr>
-              <w:t xml:space="preserve">اين مورد-كاربرد براي اين است كه </w:t>
-            </w:r>
-            <w:r>
-              <w:rPr>
-                <w:rFonts w:cs="Mj_Casablanca Light" w:hint="cs"/>
-                <w:sz w:val="22"/>
-                <w:szCs w:val="22"/>
-                <w:rtl/>
-              </w:rPr>
-              <w:t xml:space="preserve">نشان دهد </w:t>
-            </w:r>
-            <w:r>
-              <w:rPr>
-                <w:rFonts w:cs="Mj_Casablanca Light" w:hint="cs"/>
-                <w:sz w:val="22"/>
-                <w:szCs w:val="22"/>
-                <w:rtl/>
-              </w:rPr>
-              <w:t>كارمند حضوري نمي تواند بدون هماهنگي و تماس گرفتن با مشتري نوبتش رو لغو كند</w:t>
+                <w:rFonts w:ascii="Vazirmatn" w:hAnsi="Vazirmatn" w:cs="Vazirmatn"/>
+                <w:color w:val="0070C0"/>
+                <w:sz w:val="22"/>
+                <w:szCs w:val="22"/>
+                <w:rtl/>
+              </w:rPr>
+            </w:pPr>
+            <w:r>
+              <w:rPr>
+                <w:rFonts w:ascii="Vazirmatn" w:hAnsi="Vazirmatn" w:cs="Vazirmatn"/>
+                <w:sz w:val="22"/>
+                <w:szCs w:val="22"/>
+                <w:rtl/>
+              </w:rPr>
+              <w:t>اين مورد-كاربرد براي اين است كه نشان دهد كارمند حضوري نمي تواند بدون هماهنگي و تماس گرفتن با مشتري نوبتش رو لغو كند</w:t>
             </w:r>
           </w:p>
         </w:tc>
@@ -5770,16 +4985,16 @@
             <w:pPr>
               <w:bidi/>
               <w:rPr>
-                <w:rFonts w:cs="Mj_Casablanca Light"/>
-                <w:color w:val="0070C0"/>
-                <w:sz w:val="22"/>
-                <w:szCs w:val="22"/>
-                <w:rtl/>
-              </w:rPr>
-            </w:pPr>
-            <w:r>
-              <w:rPr>
-                <w:rFonts w:cs="Mj_Casablanca Light" w:hint="cs"/>
+                <w:rFonts w:ascii="Vazirmatn" w:hAnsi="Vazirmatn" w:cs="Vazirmatn"/>
+                <w:color w:val="0070C0"/>
+                <w:sz w:val="22"/>
+                <w:szCs w:val="22"/>
+                <w:rtl/>
+              </w:rPr>
+            </w:pPr>
+            <w:r>
+              <w:rPr>
+                <w:rFonts w:ascii="Vazirmatn" w:hAnsi="Vazirmatn" w:cs="Vazirmatn"/>
                 <w:color w:val="0070C0"/>
                 <w:sz w:val="22"/>
                 <w:szCs w:val="22"/>
@@ -5789,7 +5004,7 @@
             </w:r>
             <w:r>
               <w:rPr>
-                <w:rFonts w:cs="Mj_Casablanca Light" w:hint="cs"/>
+                <w:rFonts w:ascii="Vazirmatn" w:hAnsi="Vazirmatn" w:cs="Vazirmatn"/>
                 <w:sz w:val="22"/>
                 <w:szCs w:val="22"/>
                 <w:rtl/>
@@ -5808,16 +5023,16 @@
             <w:pPr>
               <w:bidi/>
               <w:rPr>
-                <w:rFonts w:cs="Mj_Casablanca Light"/>
-                <w:color w:val="0070C0"/>
-                <w:sz w:val="22"/>
-                <w:szCs w:val="22"/>
-                <w:rtl/>
-              </w:rPr>
-            </w:pPr>
-            <w:r>
-              <w:rPr>
-                <w:rFonts w:cs="Mj_Casablanca Light" w:hint="cs"/>
+                <w:rFonts w:ascii="Vazirmatn" w:hAnsi="Vazirmatn" w:cs="Vazirmatn"/>
+                <w:color w:val="0070C0"/>
+                <w:sz w:val="22"/>
+                <w:szCs w:val="22"/>
+                <w:rtl/>
+              </w:rPr>
+            </w:pPr>
+            <w:r>
+              <w:rPr>
+                <w:rFonts w:ascii="Vazirmatn" w:hAnsi="Vazirmatn" w:cs="Vazirmatn"/>
                 <w:color w:val="0070C0"/>
                 <w:sz w:val="22"/>
                 <w:szCs w:val="22"/>
@@ -5827,7 +5042,7 @@
             </w:r>
             <w:r>
               <w:rPr>
-                <w:rFonts w:cs="Mj_Casablanca Light" w:hint="cs"/>
+                <w:rFonts w:ascii="Vazirmatn" w:hAnsi="Vazirmatn" w:cs="Vazirmatn"/>
                 <w:sz w:val="22"/>
                 <w:szCs w:val="22"/>
                 <w:rtl/>
@@ -5850,16 +5065,16 @@
             <w:pPr>
               <w:bidi/>
               <w:rPr>
-                <w:rFonts w:cs="Mj_Casablanca Light"/>
-                <w:color w:val="0070C0"/>
-                <w:sz w:val="22"/>
-                <w:szCs w:val="22"/>
-                <w:rtl/>
-              </w:rPr>
-            </w:pPr>
-            <w:r>
-              <w:rPr>
-                <w:rFonts w:cs="Mj_Casablanca Light" w:hint="cs"/>
+                <w:rFonts w:ascii="Vazirmatn" w:hAnsi="Vazirmatn" w:cs="Vazirmatn"/>
+                <w:color w:val="0070C0"/>
+                <w:sz w:val="22"/>
+                <w:szCs w:val="22"/>
+                <w:rtl/>
+              </w:rPr>
+            </w:pPr>
+            <w:r>
+              <w:rPr>
+                <w:rFonts w:ascii="Vazirmatn" w:hAnsi="Vazirmatn" w:cs="Vazirmatn"/>
                 <w:color w:val="0070C0"/>
                 <w:sz w:val="22"/>
                 <w:szCs w:val="22"/>
@@ -5878,16 +5093,16 @@
             <w:pPr>
               <w:bidi/>
               <w:rPr>
-                <w:rFonts w:cs="Mj_Casablanca Light"/>
-                <w:color w:val="0070C0"/>
-                <w:sz w:val="22"/>
-                <w:szCs w:val="22"/>
-                <w:rtl/>
-              </w:rPr>
-            </w:pPr>
-            <w:r>
-              <w:rPr>
-                <w:rFonts w:cs="Mj_Casablanca Light" w:hint="cs"/>
+                <w:rFonts w:ascii="Vazirmatn" w:hAnsi="Vazirmatn" w:cs="Vazirmatn"/>
+                <w:color w:val="0070C0"/>
+                <w:sz w:val="22"/>
+                <w:szCs w:val="22"/>
+                <w:rtl/>
+              </w:rPr>
+            </w:pPr>
+            <w:r>
+              <w:rPr>
+                <w:rFonts w:ascii="Vazirmatn" w:hAnsi="Vazirmatn" w:cs="Vazirmatn"/>
                 <w:color w:val="0070C0"/>
                 <w:sz w:val="22"/>
                 <w:szCs w:val="22"/>
@@ -5897,7 +5112,7 @@
             </w:r>
             <w:r>
               <w:rPr>
-                <w:rFonts w:cs="Mj_Casablanca Light" w:hint="cs"/>
+                <w:rFonts w:ascii="Vazirmatn" w:hAnsi="Vazirmatn" w:cs="Vazirmatn"/>
                 <w:sz w:val="22"/>
                 <w:szCs w:val="22"/>
                 <w:rtl/>
@@ -5915,32 +5130,22 @@
             <w:pPr>
               <w:bidi/>
               <w:rPr>
-                <w:rFonts w:cs="Mj_Casablanca Light"/>
-                <w:color w:val="0070C0"/>
-                <w:sz w:val="22"/>
-                <w:szCs w:val="22"/>
-                <w:rtl/>
-              </w:rPr>
-            </w:pPr>
-            <w:r>
-              <w:rPr>
-                <w:rFonts w:cs="Mj_Casablanca Light" w:hint="cs"/>
-                <w:color w:val="0070C0"/>
-                <w:sz w:val="22"/>
-                <w:szCs w:val="22"/>
-                <w:rtl/>
-              </w:rPr>
-              <w:t xml:space="preserve">شمول : </w:t>
-            </w:r>
-            <w:r>
-              <w:rPr>
-                <w:rFonts w:cs="Mj_Casablanca Light" w:hint="cs"/>
-                <w:color w:val="0070C0"/>
-                <w:sz w:val="22"/>
-                <w:szCs w:val="22"/>
-                <w:rtl/>
-              </w:rPr>
-              <w:t>--</w:t>
+                <w:rFonts w:ascii="Vazirmatn" w:hAnsi="Vazirmatn" w:cs="Vazirmatn"/>
+                <w:color w:val="0070C0"/>
+                <w:sz w:val="22"/>
+                <w:szCs w:val="22"/>
+                <w:rtl/>
+              </w:rPr>
+            </w:pPr>
+            <w:r>
+              <w:rPr>
+                <w:rFonts w:ascii="Vazirmatn" w:hAnsi="Vazirmatn" w:cs="Vazirmatn"/>
+                <w:color w:val="0070C0"/>
+                <w:sz w:val="22"/>
+                <w:szCs w:val="22"/>
+                <w:rtl/>
+              </w:rPr>
+              <w:t>شمول : --</w:t>
             </w:r>
           </w:p>
         </w:tc>
@@ -5954,16 +5159,16 @@
             <w:pPr>
               <w:bidi/>
               <w:rPr>
-                <w:rFonts w:cs="Mj_Casablanca Light"/>
-                <w:color w:val="0070C0"/>
-                <w:sz w:val="22"/>
-                <w:szCs w:val="22"/>
-                <w:rtl/>
-              </w:rPr>
-            </w:pPr>
-            <w:r>
-              <w:rPr>
-                <w:rFonts w:cs="Mj_Casablanca Light" w:hint="cs"/>
+                <w:rFonts w:ascii="Vazirmatn" w:hAnsi="Vazirmatn" w:cs="Vazirmatn"/>
+                <w:color w:val="0070C0"/>
+                <w:sz w:val="22"/>
+                <w:szCs w:val="22"/>
+                <w:rtl/>
+              </w:rPr>
+            </w:pPr>
+            <w:r>
+              <w:rPr>
+                <w:rFonts w:ascii="Vazirmatn" w:hAnsi="Vazirmatn" w:cs="Vazirmatn"/>
                 <w:color w:val="0070C0"/>
                 <w:sz w:val="22"/>
                 <w:szCs w:val="22"/>
@@ -5973,7 +5178,7 @@
             </w:r>
             <w:r>
               <w:rPr>
-                <w:rFonts w:cs="Mj_Casablanca Light" w:hint="cs"/>
+                <w:rFonts w:ascii="Vazirmatn" w:hAnsi="Vazirmatn" w:cs="Vazirmatn"/>
                 <w:color w:val="0070C0"/>
                 <w:sz w:val="22"/>
                 <w:szCs w:val="22"/>
@@ -5993,32 +5198,22 @@
             <w:pPr>
               <w:bidi/>
               <w:rPr>
-                <w:rFonts w:cs="Mj_Casablanca Light"/>
-                <w:color w:val="0070C0"/>
-                <w:sz w:val="22"/>
-                <w:szCs w:val="22"/>
-                <w:rtl/>
-              </w:rPr>
-            </w:pPr>
-            <w:r>
-              <w:rPr>
-                <w:rFonts w:cs="Mj_Casablanca Light" w:hint="cs"/>
-                <w:color w:val="0070C0"/>
-                <w:sz w:val="22"/>
-                <w:szCs w:val="22"/>
-                <w:rtl/>
-              </w:rPr>
-              <w:t xml:space="preserve">تعميم : </w:t>
-            </w:r>
-            <w:r>
-              <w:rPr>
-                <w:rFonts w:cs="Mj_Casablanca Light" w:hint="cs"/>
-                <w:color w:val="0070C0"/>
-                <w:sz w:val="22"/>
-                <w:szCs w:val="22"/>
-                <w:rtl/>
-              </w:rPr>
-              <w:t>--</w:t>
+                <w:rFonts w:ascii="Vazirmatn" w:hAnsi="Vazirmatn" w:cs="Vazirmatn"/>
+                <w:color w:val="0070C0"/>
+                <w:sz w:val="22"/>
+                <w:szCs w:val="22"/>
+                <w:rtl/>
+              </w:rPr>
+            </w:pPr>
+            <w:r>
+              <w:rPr>
+                <w:rFonts w:ascii="Vazirmatn" w:hAnsi="Vazirmatn" w:cs="Vazirmatn"/>
+                <w:color w:val="0070C0"/>
+                <w:sz w:val="22"/>
+                <w:szCs w:val="22"/>
+                <w:rtl/>
+              </w:rPr>
+              <w:t>تعميم : --</w:t>
             </w:r>
           </w:p>
         </w:tc>
@@ -6036,16 +5231,16 @@
             <w:pPr>
               <w:bidi/>
               <w:rPr>
-                <w:rFonts w:cs="Mj_Casablanca Light"/>
-                <w:color w:val="0070C0"/>
-                <w:sz w:val="22"/>
-                <w:szCs w:val="22"/>
-                <w:rtl/>
-              </w:rPr>
-            </w:pPr>
-            <w:r>
-              <w:rPr>
-                <w:rFonts w:cs="Mj_Casablanca Light" w:hint="cs"/>
+                <w:rFonts w:ascii="Vazirmatn" w:hAnsi="Vazirmatn" w:cs="Vazirmatn"/>
+                <w:color w:val="0070C0"/>
+                <w:sz w:val="22"/>
+                <w:szCs w:val="22"/>
+                <w:rtl/>
+              </w:rPr>
+            </w:pPr>
+            <w:r>
+              <w:rPr>
+                <w:rFonts w:ascii="Vazirmatn" w:hAnsi="Vazirmatn" w:cs="Vazirmatn"/>
                 <w:color w:val="0070C0"/>
                 <w:sz w:val="22"/>
                 <w:szCs w:val="22"/>
@@ -6063,14 +5258,14 @@
               </w:numPr>
               <w:bidi/>
               <w:rPr>
-                <w:rFonts w:cs="Mj_Casablanca Light"/>
-                <w:sz w:val="22"/>
-                <w:szCs w:val="22"/>
-              </w:rPr>
-            </w:pPr>
-            <w:r>
-              <w:rPr>
-                <w:rFonts w:cs="Mj_Casablanca Light" w:hint="cs"/>
+                <w:rFonts w:ascii="Vazirmatn" w:hAnsi="Vazirmatn" w:cs="Vazirmatn"/>
+                <w:sz w:val="22"/>
+                <w:szCs w:val="22"/>
+              </w:rPr>
+            </w:pPr>
+            <w:r>
+              <w:rPr>
+                <w:rFonts w:ascii="Vazirmatn" w:hAnsi="Vazirmatn" w:cs="Vazirmatn"/>
                 <w:sz w:val="22"/>
                 <w:szCs w:val="22"/>
                 <w:rtl/>
@@ -6079,7 +5274,7 @@
             </w:r>
             <w:r>
               <w:rPr>
-                <w:rFonts w:cs="Mj_Casablanca Light" w:hint="cs"/>
+                <w:rFonts w:ascii="Vazirmatn" w:hAnsi="Vazirmatn" w:cs="Vazirmatn"/>
                 <w:sz w:val="22"/>
                 <w:szCs w:val="22"/>
                 <w:rtl/>
@@ -6092,15 +5287,15 @@
               <w:bidi/>
               <w:ind w:left="1440"/>
               <w:rPr>
-                <w:rFonts w:cs="Mj_Casablanca Light"/>
-                <w:sz w:val="22"/>
-                <w:szCs w:val="22"/>
-                <w:rtl/>
-              </w:rPr>
-            </w:pPr>
-            <w:r>
-              <w:rPr>
-                <w:rFonts w:cs="Mj_Casablanca Light" w:hint="cs"/>
+                <w:rFonts w:ascii="Vazirmatn" w:hAnsi="Vazirmatn" w:cs="Vazirmatn"/>
+                <w:sz w:val="22"/>
+                <w:szCs w:val="22"/>
+                <w:rtl/>
+              </w:rPr>
+            </w:pPr>
+            <w:r>
+              <w:rPr>
+                <w:rFonts w:ascii="Vazirmatn" w:hAnsi="Vazirmatn" w:cs="Vazirmatn"/>
                 <w:sz w:val="22"/>
                 <w:szCs w:val="22"/>
                 <w:rtl/>
@@ -6113,15 +5308,15 @@
               <w:bidi/>
               <w:ind w:left="1440"/>
               <w:rPr>
-                <w:rFonts w:cs="Mj_Casablanca Light"/>
-                <w:sz w:val="22"/>
-                <w:szCs w:val="22"/>
-                <w:rtl/>
-              </w:rPr>
-            </w:pPr>
-            <w:r>
-              <w:rPr>
-                <w:rFonts w:cs="Mj_Casablanca Light" w:hint="cs"/>
+                <w:rFonts w:ascii="Vazirmatn" w:hAnsi="Vazirmatn" w:cs="Vazirmatn"/>
+                <w:sz w:val="22"/>
+                <w:szCs w:val="22"/>
+                <w:rtl/>
+              </w:rPr>
+            </w:pPr>
+            <w:r>
+              <w:rPr>
+                <w:rFonts w:ascii="Vazirmatn" w:hAnsi="Vazirmatn" w:cs="Vazirmatn"/>
                 <w:sz w:val="22"/>
                 <w:szCs w:val="22"/>
                 <w:rtl/>
@@ -6134,14 +5329,14 @@
               <w:bidi/>
               <w:ind w:left="1440"/>
               <w:rPr>
-                <w:rFonts w:cs="Mj_Casablanca Light"/>
-                <w:sz w:val="22"/>
-                <w:szCs w:val="22"/>
-              </w:rPr>
-            </w:pPr>
-            <w:r>
-              <w:rPr>
-                <w:rFonts w:cs="Mj_Casablanca Light" w:hint="cs"/>
+                <w:rFonts w:ascii="Vazirmatn" w:hAnsi="Vazirmatn" w:cs="Vazirmatn"/>
+                <w:sz w:val="22"/>
+                <w:szCs w:val="22"/>
+              </w:rPr>
+            </w:pPr>
+            <w:r>
+              <w:rPr>
+                <w:rFonts w:ascii="Vazirmatn" w:hAnsi="Vazirmatn" w:cs="Vazirmatn"/>
                 <w:sz w:val="22"/>
                 <w:szCs w:val="22"/>
                 <w:rtl/>
@@ -6164,15 +5359,15 @@
             <w:pPr>
               <w:bidi/>
               <w:rPr>
-                <w:rFonts w:cs="Mj_Casablanca Light"/>
-                <w:sz w:val="22"/>
-                <w:szCs w:val="22"/>
-                <w:rtl/>
-              </w:rPr>
-            </w:pPr>
-            <w:r>
-              <w:rPr>
-                <w:rFonts w:cs="Mj_Casablanca Light" w:hint="cs"/>
+                <w:rFonts w:ascii="Vazirmatn" w:hAnsi="Vazirmatn" w:cs="Vazirmatn"/>
+                <w:sz w:val="22"/>
+                <w:szCs w:val="22"/>
+                <w:rtl/>
+              </w:rPr>
+            </w:pPr>
+            <w:r>
+              <w:rPr>
+                <w:rFonts w:ascii="Vazirmatn" w:hAnsi="Vazirmatn" w:cs="Vazirmatn"/>
                 <w:color w:val="0070C0"/>
                 <w:sz w:val="22"/>
                 <w:szCs w:val="22"/>
@@ -6182,7 +5377,7 @@
             </w:r>
             <w:r>
               <w:rPr>
-                <w:rFonts w:cs="Mj_Casablanca Light" w:hint="cs"/>
+                <w:rFonts w:ascii="Vazirmatn" w:hAnsi="Vazirmatn" w:cs="Vazirmatn"/>
                 <w:sz w:val="22"/>
                 <w:szCs w:val="22"/>
                 <w:rtl/>
@@ -6194,15 +5389,15 @@
             <w:pPr>
               <w:bidi/>
               <w:rPr>
-                <w:rFonts w:cs="Mj_Casablanca Light"/>
-                <w:sz w:val="22"/>
-                <w:szCs w:val="22"/>
-                <w:rtl/>
-              </w:rPr>
-            </w:pPr>
-            <w:r>
-              <w:rPr>
-                <w:rFonts w:cs="Mj_Casablanca Light" w:hint="cs"/>
+                <w:rFonts w:ascii="Vazirmatn" w:hAnsi="Vazirmatn" w:cs="Vazirmatn"/>
+                <w:sz w:val="22"/>
+                <w:szCs w:val="22"/>
+                <w:rtl/>
+              </w:rPr>
+            </w:pPr>
+            <w:r>
+              <w:rPr>
+                <w:rFonts w:ascii="Vazirmatn" w:hAnsi="Vazirmatn" w:cs="Vazirmatn"/>
                 <w:sz w:val="22"/>
                 <w:szCs w:val="22"/>
                 <w:rtl/>
@@ -6214,7 +5409,7 @@
             <w:pPr>
               <w:bidi/>
               <w:rPr>
-                <w:rFonts w:cs="Mj_Casablanca Light"/>
+                <w:rFonts w:ascii="Vazirmatn" w:hAnsi="Vazirmatn" w:cs="Vazirmatn"/>
                 <w:color w:val="0070C0"/>
                 <w:sz w:val="22"/>
                 <w:szCs w:val="22"/>
@@ -6224,7 +5419,7 @@
             </w:pPr>
             <w:r>
               <w:rPr>
-                <w:rFonts w:cs="Mj_Casablanca Light" w:hint="cs"/>
+                <w:rFonts w:ascii="Vazirmatn" w:hAnsi="Vazirmatn" w:cs="Vazirmatn"/>
                 <w:sz w:val="22"/>
                 <w:szCs w:val="22"/>
                 <w:rtl/>
@@ -6247,16 +5442,16 @@
             <w:pPr>
               <w:bidi/>
               <w:rPr>
-                <w:rFonts w:cs="Mj_Casablanca Light"/>
-                <w:color w:val="0070C0"/>
-                <w:sz w:val="22"/>
-                <w:szCs w:val="22"/>
-                <w:rtl/>
-              </w:rPr>
-            </w:pPr>
-            <w:r>
-              <w:rPr>
-                <w:rFonts w:cs="Mj_Casablanca Light" w:hint="cs"/>
+                <w:rFonts w:ascii="Vazirmatn" w:hAnsi="Vazirmatn" w:cs="Vazirmatn"/>
+                <w:color w:val="0070C0"/>
+                <w:sz w:val="22"/>
+                <w:szCs w:val="22"/>
+                <w:rtl/>
+              </w:rPr>
+            </w:pPr>
+            <w:r>
+              <w:rPr>
+                <w:rFonts w:ascii="Vazirmatn" w:hAnsi="Vazirmatn" w:cs="Vazirmatn"/>
                 <w:color w:val="0070C0"/>
                 <w:sz w:val="22"/>
                 <w:szCs w:val="22"/>
@@ -6272,7 +5467,7 @@
       <w:pPr>
         <w:bidi/>
         <w:rPr>
-          <w:rFonts w:cs="Mj_Casablanca Light"/>
+          <w:rFonts w:ascii="Vazirmatn" w:hAnsi="Vazirmatn" w:cs="Vazirmatn"/>
           <w:color w:val="0070C0"/>
           <w:sz w:val="22"/>
           <w:szCs w:val="22"/>
@@ -6290,7 +5485,7 @@
 </file>
 
 <file path=word/numbering.xml><?xml version="1.0" encoding="utf-8"?>
-<w:numbering xmlns:wpc="http://schemas.microsoft.com/office/word/2010/wordprocessingCanvas" xmlns:cx="http://schemas.microsoft.com/office/drawing/2014/chartex" xmlns:cx1="http://schemas.microsoft.com/office/drawing/2015/9/8/chartex" xmlns:cx2="http://schemas.microsoft.com/office/drawing/2015/10/21/chartex" xmlns:cx3="http://schemas.microsoft.com/office/drawing/2016/5/9/chartex" xmlns:cx4="http://schemas.microsoft.com/office/drawing/2016/5/10/chartex" xmlns:cx5="http://schemas.microsoft.com/office/drawing/2016/5/11/chartex" xmlns:cx6="http://schemas.microsoft.com/office/drawing/2016/5/12/chartex" xmlns:cx7="http://schemas.microsoft.com/office/drawing/2016/5/13/chartex" xmlns:cx8="http://schemas.microsoft.com/office/drawing/2016/5/14/chartex" xmlns:mc="http://schemas.openxmlformats.org/markup-compatibility/2006" xmlns:aink="http://schemas.microsoft.com/office/drawing/2016/ink" xmlns:am3d="http://schemas.microsoft.com/office/drawing/2017/model3d" xmlns:o="urn:schemas-microsoft-com:office:office" xmlns:oel="http://schemas.microsoft.com/office/2019/extlst" xmlns:r="http://schemas.openxmlformats.org/officeDocument/2006/relationships" xmlns:m="http://schemas.openxmlformats.org/officeDocument/2006/math" xmlns:v="urn:schemas-microsoft-com:vml" xmlns:wp14="http://schemas.microsoft.com/office/word/2010/wordprocessingDrawing" xmlns:wp="http://schemas.openxmlformats.org/drawingml/2006/wordprocessingDrawing" xmlns:w10="urn:schemas-microsoft-com:office:word" xmlns:w="http://schemas.openxmlformats.org/wordprocessingml/2006/main" xmlns:w14="http://schemas.microsoft.com/office/word/2010/wordml" xmlns:w15="http://schemas.microsoft.com/office/word/2012/wordml" xmlns:w16cex="http://schemas.microsoft.com/office/word/2018/wordml/cex" xmlns:w16cid="http://schemas.microsoft.com/office/word/2016/wordml/cid" xmlns:w16="http://schemas.microsoft.com/office/word/2018/wordml" xmlns:w16du="http://schemas.microsoft.com/office/word/2023/wordml/word16du" xmlns:w16sdtdh="http://schemas.microsoft.com/office/word/2020/wordml/sdtdatahash" xmlns:w16sdtfl="http://schemas.microsoft.com/office/word/2024/wordml/sdtformatlock" xmlns:w16se="http://schemas.microsoft.com/office/word/2015/wordml/symex" xmlns:wpg="http://schemas.microsoft.com/office/word/2010/wordprocessingGroup" xmlns:wpi="http://schemas.microsoft.com/office/word/2010/wordprocessingInk" xmlns:wne="http://schemas.microsoft.com/office/word/2006/wordml" xmlns:wps="http://schemas.microsoft.com/office/word/2010/wordprocessingShape" mc:Ignorable="w14 w15 w16se w16cid w16 w16cex w16sdtdh w16sdtfl w16du wp14">
+<w:numbering xmlns:wpc="http://schemas.microsoft.com/office/word/2010/wordprocessingCanvas" xmlns:cx="http://schemas.microsoft.com/office/drawing/2014/chartex" xmlns:cx1="http://schemas.microsoft.com/office/drawing/2015/9/8/chartex" xmlns:cx2="http://schemas.microsoft.com/office/drawing/2015/10/21/chartex" xmlns:cx3="http://schemas.microsoft.com/office/drawing/2016/5/9/chartex" xmlns:cx4="http://schemas.microsoft.com/office/drawing/2016/5/10/chartex" xmlns:cx5="http://schemas.microsoft.com/office/drawing/2016/5/11/chartex" xmlns:cx6="http://schemas.microsoft.com/office/drawing/2016/5/12/chartex" xmlns:cx7="http://schemas.microsoft.com/office/drawing/2016/5/13/chartex" xmlns:cx8="http://schemas.microsoft.com/office/drawing/2016/5/14/chartex" xmlns:mc="http://schemas.openxmlformats.org/markup-compatibility/2006" xmlns:aink="http://schemas.microsoft.com/office/drawing/2016/ink" xmlns:am3d="http://schemas.microsoft.com/office/drawing/2017/model3d" xmlns:o="urn:schemas-microsoft-com:office:office" xmlns:oel="http://schemas.microsoft.com/office/2019/extlst" xmlns:r="http://schemas.openxmlformats.org/officeDocument/2006/relationships" xmlns:m="http://schemas.openxmlformats.org/officeDocument/2006/math" xmlns:v="urn:schemas-microsoft-com:vml" xmlns:wp14="http://schemas.microsoft.com/office/word/2010/wordprocessingDrawing" xmlns:wp="http://schemas.openxmlformats.org/drawingml/2006/wordprocessingDrawing" xmlns:w10="urn:schemas-microsoft-com:office:word" xmlns:w="http://schemas.openxmlformats.org/wordprocessingml/2006/main" xmlns:w14="http://schemas.microsoft.com/office/word/2010/wordml" xmlns:w15="http://schemas.microsoft.com/office/word/2012/wordml" xmlns:w16cex="http://schemas.microsoft.com/office/word/2018/wordml/cex" xmlns:w16cid="http://schemas.microsoft.com/office/word/2016/wordml/cid" xmlns:w16="http://schemas.microsoft.com/office/word/2018/wordml" xmlns:w16sdtdh="http://schemas.microsoft.com/office/word/2020/wordml/sdtdatahash" xmlns:w16se="http://schemas.microsoft.com/office/word/2015/wordml/symex" xmlns:wpg="http://schemas.microsoft.com/office/word/2010/wordprocessingGroup" xmlns:wpi="http://schemas.microsoft.com/office/word/2010/wordprocessingInk" xmlns:wne="http://schemas.microsoft.com/office/word/2006/wordml" xmlns:wps="http://schemas.microsoft.com/office/word/2010/wordprocessingShape" mc:Ignorable="w14 w15 w16se w16cid w16 w16cex w16sdtdh wp14">
   <w:abstractNum w:abstractNumId="0" w15:restartNumberingAfterBreak="0">
     <w:nsid w:val="01542584"/>
     <w:multiLevelType w:val="hybridMultilevel"/>
@@ -7718,7 +6913,7 @@
 </file>
 
 <file path=word/styles.xml><?xml version="1.0" encoding="utf-8"?>
-<w:styles xmlns:mc="http://schemas.openxmlformats.org/markup-compatibility/2006" xmlns:r="http://schemas.openxmlformats.org/officeDocument/2006/relationships" xmlns:w="http://schemas.openxmlformats.org/wordprocessingml/2006/main" xmlns:w14="http://schemas.microsoft.com/office/word/2010/wordml" xmlns:w15="http://schemas.microsoft.com/office/word/2012/wordml" xmlns:w16cex="http://schemas.microsoft.com/office/word/2018/wordml/cex" xmlns:w16cid="http://schemas.microsoft.com/office/word/2016/wordml/cid" xmlns:w16="http://schemas.microsoft.com/office/word/2018/wordml" xmlns:w16du="http://schemas.microsoft.com/office/word/2023/wordml/word16du" xmlns:w16sdtdh="http://schemas.microsoft.com/office/word/2020/wordml/sdtdatahash" xmlns:w16sdtfl="http://schemas.microsoft.com/office/word/2024/wordml/sdtformatlock" xmlns:w16se="http://schemas.microsoft.com/office/word/2015/wordml/symex" mc:Ignorable="w14 w15 w16se w16cid w16 w16cex w16sdtdh w16sdtfl w16du">
+<w:styles xmlns:mc="http://schemas.openxmlformats.org/markup-compatibility/2006" xmlns:r="http://schemas.openxmlformats.org/officeDocument/2006/relationships" xmlns:w="http://schemas.openxmlformats.org/wordprocessingml/2006/main" xmlns:w14="http://schemas.microsoft.com/office/word/2010/wordml" xmlns:w15="http://schemas.microsoft.com/office/word/2012/wordml" xmlns:w16cex="http://schemas.microsoft.com/office/word/2018/wordml/cex" xmlns:w16cid="http://schemas.microsoft.com/office/word/2016/wordml/cid" xmlns:w16="http://schemas.microsoft.com/office/word/2018/wordml" xmlns:w16sdtdh="http://schemas.microsoft.com/office/word/2020/wordml/sdtdatahash" xmlns:w16se="http://schemas.microsoft.com/office/word/2015/wordml/symex" mc:Ignorable="w14 w15 w16se w16cid w16 w16cex w16sdtdh">
   <w:docDefaults>
     <w:rPrDefault>
       <w:rPr>
